--- a/Пояснительная записка.docx
+++ b/Пояснительная записка.docx
@@ -1,6 +1,6 @@
 
 <file path=word/document.xml><?xml version="1.0" encoding="utf-8"?>
-<w:document xmlns:wpc="http://schemas.microsoft.com/office/word/2010/wordprocessingCanvas" xmlns:cx="http://schemas.microsoft.com/office/drawing/2014/chartex" xmlns:cx1="http://schemas.microsoft.com/office/drawing/2015/9/8/chartex" xmlns:cx2="http://schemas.microsoft.com/office/drawing/2015/10/21/chartex" xmlns:cx3="http://schemas.microsoft.com/office/drawing/2016/5/9/chartex" xmlns:cx4="http://schemas.microsoft.com/office/drawing/2016/5/10/chartex" xmlns:cx5="http://schemas.microsoft.com/office/drawing/2016/5/11/chartex" xmlns:cx6="http://schemas.microsoft.com/office/drawing/2016/5/12/chartex" xmlns:cx7="http://schemas.microsoft.com/office/drawing/2016/5/13/chartex" xmlns:cx8="http://schemas.microsoft.com/office/drawing/2016/5/14/chartex" xmlns:mc="http://schemas.openxmlformats.org/markup-compatibility/2006" xmlns:aink="http://schemas.microsoft.com/office/drawing/2016/ink" xmlns:am3d="http://schemas.microsoft.com/office/drawing/2017/model3d" xmlns:o="urn:schemas-microsoft-com:office:office" xmlns:r="http://schemas.openxmlformats.org/officeDocument/2006/relationships" xmlns:m="http://schemas.openxmlformats.org/officeDocument/2006/math" xmlns:v="urn:schemas-microsoft-com:vml" xmlns:wp14="http://schemas.microsoft.com/office/word/2010/wordprocessingDrawing" xmlns:wp="http://schemas.openxmlformats.org/drawingml/2006/wordprocessingDrawing" xmlns:w10="urn:schemas-microsoft-com:office:word" xmlns:w="http://schemas.openxmlformats.org/wordprocessingml/2006/main" xmlns:w14="http://schemas.microsoft.com/office/word/2010/wordml" xmlns:w15="http://schemas.microsoft.com/office/word/2012/wordml" xmlns:w16cid="http://schemas.microsoft.com/office/word/2016/wordml/cid" xmlns:w16se="http://schemas.microsoft.com/office/word/2015/wordml/symex" xmlns:wpg="http://schemas.microsoft.com/office/word/2010/wordprocessingGroup" xmlns:wpi="http://schemas.microsoft.com/office/word/2010/wordprocessingInk" xmlns:wne="http://schemas.microsoft.com/office/word/2006/wordml" xmlns:wps="http://schemas.microsoft.com/office/word/2010/wordprocessingShape" mc:Ignorable="w14 w15 w16se w16cid wp14">
+<w:document xmlns:wpc="http://schemas.microsoft.com/office/word/2010/wordprocessingCanvas" xmlns:cx="http://schemas.microsoft.com/office/drawing/2014/chartex" xmlns:cx1="http://schemas.microsoft.com/office/drawing/2015/9/8/chartex" xmlns:cx2="http://schemas.microsoft.com/office/drawing/2015/10/21/chartex" xmlns:cx3="http://schemas.microsoft.com/office/drawing/2016/5/9/chartex" xmlns:cx4="http://schemas.microsoft.com/office/drawing/2016/5/10/chartex" xmlns:cx5="http://schemas.microsoft.com/office/drawing/2016/5/11/chartex" xmlns:cx6="http://schemas.microsoft.com/office/drawing/2016/5/12/chartex" xmlns:cx7="http://schemas.microsoft.com/office/drawing/2016/5/13/chartex" xmlns:cx8="http://schemas.microsoft.com/office/drawing/2016/5/14/chartex" xmlns:mc="http://schemas.openxmlformats.org/markup-compatibility/2006" xmlns:aink="http://schemas.microsoft.com/office/drawing/2016/ink" xmlns:am3d="http://schemas.microsoft.com/office/drawing/2017/model3d" xmlns:o="urn:schemas-microsoft-com:office:office" xmlns:oel="http://schemas.microsoft.com/office/2019/extlst" xmlns:r="http://schemas.openxmlformats.org/officeDocument/2006/relationships" xmlns:m="http://schemas.openxmlformats.org/officeDocument/2006/math" xmlns:v="urn:schemas-microsoft-com:vml" xmlns:wp14="http://schemas.microsoft.com/office/word/2010/wordprocessingDrawing" xmlns:wp="http://schemas.openxmlformats.org/drawingml/2006/wordprocessingDrawing" xmlns:w10="urn:schemas-microsoft-com:office:word" xmlns:w="http://schemas.openxmlformats.org/wordprocessingml/2006/main" xmlns:w14="http://schemas.microsoft.com/office/word/2010/wordml" xmlns:w15="http://schemas.microsoft.com/office/word/2012/wordml" xmlns:w16cex="http://schemas.microsoft.com/office/word/2018/wordml/cex" xmlns:w16cid="http://schemas.microsoft.com/office/word/2016/wordml/cid" xmlns:w16="http://schemas.microsoft.com/office/word/2018/wordml" xmlns:w16du="http://schemas.microsoft.com/office/word/2023/wordml/word16du" xmlns:w16sdtdh="http://schemas.microsoft.com/office/word/2020/wordml/sdtdatahash" xmlns:w16sdtfl="http://schemas.microsoft.com/office/word/2024/wordml/sdtformatlock" xmlns:w16se="http://schemas.microsoft.com/office/word/2015/wordml/symex" xmlns:wpg="http://schemas.microsoft.com/office/word/2010/wordprocessingGroup" xmlns:wpi="http://schemas.microsoft.com/office/word/2010/wordprocessingInk" xmlns:wne="http://schemas.microsoft.com/office/word/2006/wordml" xmlns:wps="http://schemas.microsoft.com/office/word/2010/wordprocessingShape" mc:Ignorable="w14 w15 w16se w16cid w16 w16cex w16sdtdh w16sdtfl w16du wp14">
   <w:background w:color="FFFFFF" w:themeColor="background1"/>
   <w:body>
     <w:tbl>
@@ -1494,7 +1494,6 @@
         </w:rPr>
         <w:t>Цель и задачи работы __</w:t>
       </w:r>
-      <w:proofErr w:type="spellStart"/>
       <w:r>
         <w:rPr>
           <w:rFonts w:eastAsia="Times New Roman" w:cs="Times New Roman"/>
@@ -1503,18 +1502,7 @@
           <w:u w:val="single"/>
           <w:lang w:eastAsia="ru-RU"/>
         </w:rPr>
-        <w:t>Программно</w:t>
-      </w:r>
-      <w:proofErr w:type="spellEnd"/>
-      <w:r>
-        <w:rPr>
-          <w:rFonts w:eastAsia="Times New Roman" w:cs="Times New Roman"/>
-          <w:sz w:val="24"/>
-          <w:szCs w:val="20"/>
-          <w:u w:val="single"/>
-          <w:lang w:eastAsia="ru-RU"/>
-        </w:rPr>
-        <w:t xml:space="preserve"> смоделировать компьютерную игру для проверки внимательности пользователя </w:t>
+        <w:t xml:space="preserve">Программно смоделировать компьютерную игру для проверки внимательности пользователя </w:t>
       </w:r>
       <w:r>
         <w:rPr>
@@ -2095,13 +2083,13 @@
         <w:pStyle w:val="a0"/>
       </w:pPr>
       <w:r>
-        <w:t xml:space="preserve">Курсовая работа посвящена </w:t>
-      </w:r>
-      <w:r>
-        <w:rPr>
-          <w:color w:val="FF0000"/>
-        </w:rPr>
-        <w:t>….</w:t>
+        <w:t>Курсовая работа посвящена</w:t>
+      </w:r>
+      <w:r>
+        <w:t xml:space="preserve"> </w:t>
+      </w:r>
+      <w:r>
+        <w:t>проектированию, программной реализации и тестированию компьютерной игры «Найди пару».</w:t>
       </w:r>
     </w:p>
     <w:p>
@@ -2109,27 +2097,13 @@
         <w:pStyle w:val="a0"/>
       </w:pPr>
       <w:r>
-        <w:t>Пояснительная записка к курсовой работе состоит из двух глав. В первой главе</w:t>
-      </w:r>
-      <w:r>
-        <w:rPr>
-          <w:color w:val="FF0000"/>
-        </w:rPr>
-        <w:t>…</w:t>
-      </w:r>
-      <w:proofErr w:type="gramStart"/>
-      <w:r>
-        <w:rPr>
-          <w:color w:val="FF0000"/>
-        </w:rPr>
-        <w:t>…….</w:t>
-      </w:r>
-      <w:proofErr w:type="gramEnd"/>
-      <w:r>
-        <w:rPr>
-          <w:color w:val="FF0000"/>
-        </w:rPr>
-        <w:t>.</w:t>
+        <w:t>Пояснительная записка к курсовой работе состоит из двух глав. В первой глав</w:t>
+      </w:r>
+      <w:r>
+        <w:t xml:space="preserve">е </w:t>
+      </w:r>
+      <w:r>
+        <w:t>проводится подробный анализ предметной области, формулируются требования технического задания, а также осуществляются функциональное проектирование будущей игры и разработка структуры ее пользовательского интерфейса.</w:t>
       </w:r>
     </w:p>
     <w:p>
@@ -2137,21 +2111,13 @@
         <w:pStyle w:val="a0"/>
       </w:pPr>
       <w:r>
-        <w:t xml:space="preserve">Во второй главе </w:t>
-      </w:r>
-      <w:proofErr w:type="gramStart"/>
-      <w:r>
-        <w:rPr>
-          <w:color w:val="FF0000"/>
-        </w:rPr>
-        <w:t>…….</w:t>
-      </w:r>
-      <w:proofErr w:type="gramEnd"/>
-      <w:r>
-        <w:rPr>
-          <w:color w:val="FF0000"/>
-        </w:rPr>
-        <w:t>.</w:t>
+        <w:t>Во второй главе</w:t>
+      </w:r>
+      <w:r>
+        <w:t xml:space="preserve"> </w:t>
+      </w:r>
+      <w:r>
+        <w:t>приводится обоснование выбора инструментальных средств разработки, описывается процесс программной реализации основных функций игры «Найди пару», представляются результаты тестирования, а также формируются руководство пользователя и рекомендации по внедрению и сопровождению готового программного продукта.</w:t>
       </w:r>
     </w:p>
     <w:p>
@@ -3138,21 +3104,7 @@
             <w:rStyle w:val="ae"/>
             <w:noProof/>
           </w:rPr>
-          <w:t>2.5 Рек</w:t>
-        </w:r>
-        <w:r>
-          <w:rPr>
-            <w:rStyle w:val="ae"/>
-            <w:noProof/>
-          </w:rPr>
-          <w:t>о</w:t>
-        </w:r>
-        <w:r>
-          <w:rPr>
-            <w:rStyle w:val="ae"/>
-            <w:noProof/>
-          </w:rPr>
-          <w:t>мендации по внедрению и сопровождению</w:t>
+          <w:t>2.5 Рекомендации по внедрению и сопровождению</w:t>
         </w:r>
         <w:r>
           <w:rPr>
@@ -3512,6 +3464,7 @@
       <w:pPr>
         <w:spacing w:after="0" w:line="240" w:lineRule="auto"/>
         <w:ind w:firstLine="709"/>
+        <w:jc w:val="both"/>
       </w:pPr>
       <w:r>
         <w:t>В современном мире информационные технологии играют важную роль в различных сферах жизни, включая образование, развлечения и профессиональную деятельность. Компьютерные игры занимают значительную часть досуга миллионов пользователей и одновременно могут выполнять образовательные и развивающие функции. Одним из таких видов игр являются игры на развитие памяти и внимания, к которым относится игра «Найди пару».</w:t>
@@ -3521,6 +3474,7 @@
       <w:pPr>
         <w:spacing w:after="0" w:line="240" w:lineRule="auto"/>
         <w:ind w:firstLine="709"/>
+        <w:jc w:val="both"/>
       </w:pPr>
       <w:r>
         <w:t>Актуальность разработки компьютерной игры «Найди пару» обусловлена потребностью в эффективных инструментах для тренировки и проверки внимательности пользователя. Игры подобного рода способствуют развитию когнитивных навыков, улучшению концентрации и памяти, что полезно как в учебной, так и в профессиональной деятельности. Кроме того, создание такого программного продукта является хорошей практикой для освоения методов разработки программного обеспечения и применения современных технологий программирования.</w:t>
@@ -3530,6 +3484,7 @@
       <w:pPr>
         <w:spacing w:after="0" w:line="240" w:lineRule="auto"/>
         <w:ind w:firstLine="709"/>
+        <w:jc w:val="both"/>
       </w:pPr>
       <w:r>
         <w:t>Целью данной курсовой работы является программное моделирование компьютерной игры, направленной на проверку внимательности пользователя. Для достижения поставленной цели необходимо решить следующие задачи:</w:t>
@@ -3547,6 +3502,7 @@
         </w:tabs>
         <w:spacing w:after="0" w:line="240" w:lineRule="auto"/>
         <w:ind w:left="0" w:firstLine="709"/>
+        <w:jc w:val="both"/>
       </w:pPr>
       <w:r>
         <w:t>Изучить предметную область и провести анализ требований к разрабатываемому программному обеспечению.</w:t>
@@ -3564,6 +3520,7 @@
         </w:tabs>
         <w:spacing w:after="0" w:line="240" w:lineRule="auto"/>
         <w:ind w:left="0" w:firstLine="709"/>
+        <w:jc w:val="both"/>
       </w:pPr>
       <w:r>
         <w:t>Составить техническое задание на разработку компьютерной игры «Найди пару».</w:t>
@@ -3581,6 +3538,7 @@
         </w:tabs>
         <w:spacing w:after="0" w:line="240" w:lineRule="auto"/>
         <w:ind w:left="0" w:firstLine="709"/>
+        <w:jc w:val="both"/>
       </w:pPr>
       <w:r>
         <w:t>Выполнить проектирование системы с использованием CASE-средств, в том числе построить функциональные модели.</w:t>
@@ -3598,6 +3556,7 @@
         </w:tabs>
         <w:spacing w:after="0" w:line="240" w:lineRule="auto"/>
         <w:ind w:left="0" w:firstLine="709"/>
+        <w:jc w:val="both"/>
       </w:pPr>
       <w:r>
         <w:t>Реализовать оконное приложение на языке программирования C#.</w:t>
@@ -3615,6 +3574,7 @@
         </w:tabs>
         <w:spacing w:after="0" w:line="240" w:lineRule="auto"/>
         <w:ind w:left="0" w:firstLine="709"/>
+        <w:jc w:val="both"/>
       </w:pPr>
       <w:r>
         <w:t>Провести тестирование разработанного программного продукта с целью проверки его работоспособности и соответствия требованиям.</w:t>
@@ -3624,6 +3584,7 @@
       <w:pPr>
         <w:spacing w:after="0" w:line="240" w:lineRule="auto"/>
         <w:ind w:firstLine="709"/>
+        <w:jc w:val="both"/>
       </w:pPr>
       <w:r>
         <w:t>В работе используются учебные материалы и интернет-источники, посвящённые технологиям разработки программного обеспечения и программированию на языке C#. В качестве графического материала представлены таблицы, схемы, графики, иллюстрирующие теоретические аспекты и практическую реализацию поставленной задачи.</w:t>
@@ -5129,15 +5090,7 @@
       </w:r>
       <w:proofErr w:type="spellEnd"/>
       <w:r>
-        <w:t xml:space="preserve"> в .NET) в сочетании с алгоритмом тасования (например, </w:t>
-      </w:r>
-      <w:proofErr w:type="spellStart"/>
-      <w:r>
-        <w:t>Shuffle</w:t>
-      </w:r>
-      <w:proofErr w:type="spellEnd"/>
-      <w:r>
-        <w:t>), гарантирующим равномерное распределение пар на игровом поле.</w:t>
+        <w:t xml:space="preserve"> в .NET) в сочетании с алгоритмом тасования (например, Shuffle), гарантирующим равномерное распределение пар на игровом поле.</w:t>
       </w:r>
     </w:p>
     <w:p>
@@ -10938,7 +10891,7 @@
               </wp:anchor>
             </w:drawing>
           </mc:Choice>
-          <mc:Fallback xmlns:w16sdtfl="http://schemas.microsoft.com/office/word/2024/wordml/sdtformatlock" xmlns:w16sdtdh="http://schemas.microsoft.com/office/word/2020/wordml/sdtdatahash" xmlns:w16du="http://schemas.microsoft.com/office/word/2023/wordml/word16du" xmlns:w16="http://schemas.microsoft.com/office/word/2018/wordml" xmlns:w16cex="http://schemas.microsoft.com/office/word/2018/wordml/cex" xmlns:oel="http://schemas.microsoft.com/office/2019/extlst">
+          <mc:Fallback>
             <w:pict>
               <v:line w14:anchorId="52F21DB5" id="Прямая соединительная линия 36" o:spid="_x0000_s1026" style="position:absolute;flip:x;z-index:251703296;visibility:visible;mso-wrap-style:square;mso-width-percent:0;mso-height-percent:0;mso-wrap-distance-left:9pt;mso-wrap-distance-top:0;mso-wrap-distance-right:9pt;mso-wrap-distance-bottom:0;mso-position-horizontal:absolute;mso-position-horizontal-relative:text;mso-position-vertical:absolute;mso-position-vertical-relative:text;mso-width-percent:0;mso-height-percent:0;mso-width-relative:margin;mso-height-relative:margin" from="581.5pt,13.45pt" to="581.5pt,88.65pt" o:gfxdata="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" strokecolor="black [3200]" strokeweight=".5pt">
                 <v:stroke joinstyle="miter"/>
@@ -12801,134 +12754,54 @@
         <w:jc w:val="both"/>
       </w:pPr>
       <w:r>
-        <w:t>3) Тестирование безопасности и устойчивости к сбоям — проверка ограничений на размер поля и количество попыток, валидация полей ввода с защитой от ввода буквенных символов и обработка исключений при загрузке внешних ресурсов.</w:t>
-      </w:r>
-    </w:p>
-    <w:p>
-      <w:pPr>
-        <w:spacing w:after="0" w:line="240" w:lineRule="auto"/>
-        <w:ind w:firstLine="709"/>
-        <w:jc w:val="both"/>
-        <w:rPr>
-          <w:szCs w:val="24"/>
-          <w:highlight w:val="red"/>
-        </w:rPr>
-      </w:pPr>
-      <w:r>
-        <w:rPr>
-          <w:szCs w:val="24"/>
-          <w:highlight w:val="red"/>
-        </w:rPr>
+        <w:t>3) Тестирование безопасности и устойчивости к сбоям — проверка ограничений на размер поля и количество попыток, валидация полей ввода с защитой от ввода буквенных символов и обработка исключений при загрузке внешних ресурсов</w:t>
+      </w:r>
+      <w:r>
+        <w:t>.</w:t>
+      </w:r>
+    </w:p>
+    <w:p>
+      <w:pPr>
+        <w:pStyle w:val="ac"/>
+        <w:tabs>
+          <w:tab w:val="left" w:pos="1134"/>
+        </w:tabs>
+        <w:spacing w:after="0" w:line="240" w:lineRule="auto"/>
+        <w:ind w:left="0" w:firstLine="709"/>
+        <w:jc w:val="both"/>
+      </w:pPr>
+      <w:r>
         <w:lastRenderedPageBreak/>
-        <w:t>Проверка выполнения тест</w:t>
-      </w:r>
-      <w:r>
-        <w:rPr>
-          <w:szCs w:val="24"/>
-          <w:highlight w:val="red"/>
-        </w:rPr>
-        <w:t>а</w:t>
-      </w:r>
-      <w:r>
-        <w:rPr>
-          <w:szCs w:val="24"/>
-          <w:highlight w:val="red"/>
-        </w:rPr>
-        <w:t xml:space="preserve"> по инициализации уровня сложности представлена на рисунке 6. </w:t>
-      </w:r>
-    </w:p>
-    <w:p>
-      <w:pPr>
-        <w:spacing w:after="0" w:line="240" w:lineRule="auto"/>
-        <w:ind w:firstLine="709"/>
-        <w:jc w:val="both"/>
-        <w:rPr>
-          <w:szCs w:val="24"/>
-          <w:highlight w:val="red"/>
-        </w:rPr>
-      </w:pPr>
-      <w:r>
-        <w:rPr>
-          <w:szCs w:val="24"/>
-          <w:highlight w:val="red"/>
-        </w:rPr>
-        <w:t>Блокировка инициализации игрового поля при нечетном количестве карточек показана на рисунке 7.</w:t>
-      </w:r>
-    </w:p>
-    <w:p>
-      <w:pPr>
-        <w:spacing w:after="0" w:line="240" w:lineRule="auto"/>
-        <w:ind w:firstLine="709"/>
-        <w:jc w:val="both"/>
-        <w:rPr>
-          <w:szCs w:val="24"/>
-          <w:highlight w:val="red"/>
-        </w:rPr>
-      </w:pPr>
-      <w:r>
-        <w:rPr>
-          <w:szCs w:val="24"/>
-          <w:highlight w:val="red"/>
-        </w:rPr>
-        <w:t>Результаты проверки алгоритма генерации игрового поля, случайного распределения и перемешивания карточек представлены на рисунке 8.</w:t>
-      </w:r>
-    </w:p>
-    <w:p>
-      <w:pPr>
-        <w:spacing w:after="0" w:line="240" w:lineRule="auto"/>
-        <w:ind w:firstLine="709"/>
-        <w:jc w:val="both"/>
-        <w:rPr>
-          <w:szCs w:val="24"/>
-        </w:rPr>
-      </w:pPr>
-      <w:r>
-        <w:rPr>
-          <w:szCs w:val="24"/>
-          <w:highlight w:val="red"/>
-        </w:rPr>
-        <w:t>Визуализация процесса игры, отслеживания статистики и логики сравнения карточек представлена на рисунке 9.</w:t>
-      </w:r>
-      <w:r>
-        <w:rPr>
-          <w:szCs w:val="24"/>
-        </w:rPr>
-        <w:t xml:space="preserve"> </w:t>
-      </w:r>
-    </w:p>
-    <w:p>
-      <w:pPr>
-        <w:spacing w:after="0" w:line="240" w:lineRule="auto"/>
-        <w:ind w:firstLine="709"/>
-        <w:jc w:val="both"/>
-        <w:rPr>
-          <w:szCs w:val="24"/>
-        </w:rPr>
-      </w:pPr>
-    </w:p>
-    <w:p>
-      <w:pPr>
-        <w:spacing w:after="0" w:line="240" w:lineRule="auto"/>
-        <w:ind w:firstLine="709"/>
-        <w:jc w:val="both"/>
-        <w:rPr>
-          <w:szCs w:val="24"/>
-        </w:rPr>
-      </w:pPr>
-      <w:r>
-        <w:rPr>
-          <w:szCs w:val="24"/>
-          <w:highlight w:val="yellow"/>
-        </w:rPr>
-        <w:t>// Перед каждым фото вставить текст описания что происходит на картинке</w:t>
-      </w:r>
-      <w:r>
-        <w:rPr>
-          <w:szCs w:val="24"/>
-          <w:highlight w:val="yellow"/>
-        </w:rPr>
-        <w:t>, красное раскидать по фото</w:t>
-      </w:r>
+        <w:t>На этапе функционального тестирования и верификации интерфейса были проведены проверки основных модулей системы «Найди пару». Ниже представлено детальное описание результатов:</w:t>
+      </w:r>
+    </w:p>
+    <w:p>
+      <w:pPr>
+        <w:pStyle w:val="ac"/>
+        <w:tabs>
+          <w:tab w:val="left" w:pos="1134"/>
+        </w:tabs>
+        <w:spacing w:after="0" w:line="240" w:lineRule="auto"/>
+        <w:ind w:left="0" w:firstLine="709"/>
+        <w:jc w:val="both"/>
+      </w:pPr>
+      <w:r>
+        <w:t>Проверка выполнения теста по инициализации уровня сложности представлена на рисунке 6. На данном этапе проверяется корректность настройки игрового сеанса при выборе предустановленного «легкого» уровня. Система должна автоматически сформировать сетку 4x4, установить лимит времени в 60 секунд и количество попыток в 20 единиц. Все карточки инициализируются в закрытом состоянии.</w:t>
+      </w:r>
+    </w:p>
+    <w:p>
+      <w:pPr>
+        <w:pStyle w:val="ac"/>
+        <w:tabs>
+          <w:tab w:val="left" w:pos="1134"/>
+        </w:tabs>
+        <w:spacing w:after="0" w:line="240" w:lineRule="auto"/>
+        <w:ind w:left="0" w:firstLine="709"/>
+        <w:jc w:val="both"/>
+        <w:rPr>
+          <w:lang w:val="en-CA"/>
+        </w:rPr>
+      </w:pPr>
     </w:p>
     <w:p>
       <w:pPr>
@@ -12941,9 +12814,9 @@
           <w:noProof/>
         </w:rPr>
         <w:drawing>
-          <wp:inline distT="0" distB="0" distL="0" distR="0" wp14:anchorId="48A0414C" wp14:editId="3414CC18">
-            <wp:extent cx="5732780" cy="3458988"/>
-            <wp:effectExtent l="0" t="0" r="1270" b="8255"/>
+          <wp:inline distT="0" distB="0" distL="0" distR="0" wp14:anchorId="48A0414C" wp14:editId="4A980772">
+            <wp:extent cx="5372100" cy="3241365"/>
+            <wp:effectExtent l="0" t="0" r="0" b="0"/>
             <wp:docPr id="100193496" name="Рисунок 1"/>
             <wp:cNvGraphicFramePr>
               <a:graphicFrameLocks xmlns:a="http://schemas.openxmlformats.org/drawingml/2006/main" noChangeAspect="1"/>
@@ -12964,7 +12837,7 @@
                   <pic:spPr>
                     <a:xfrm>
                       <a:off x="0" y="0"/>
-                      <a:ext cx="5756804" cy="3473484"/>
+                      <a:ext cx="5397629" cy="3256769"/>
                     </a:xfrm>
                     <a:prstGeom prst="rect">
                       <a:avLst/>
@@ -13073,6 +12946,16 @@
     <w:p/>
     <w:p>
       <w:pPr>
+        <w:spacing w:after="0" w:line="240" w:lineRule="auto"/>
+        <w:ind w:firstLine="709"/>
+        <w:jc w:val="both"/>
+      </w:pPr>
+      <w:r>
+        <w:t>Блокировка инициализации игрового поля при нечетном количестве карточек показана на рисунке 7. В рамках тестирования устойчивости к сбоям проверяется работа модуля валидации в режиме «Своя сложность». При вводе параметров, дающих в сумме нечетное количество ячеек (например, 3x3), программа блокирует запуск алгоритма и выводит уведомление, предотвращая логическую ошибку отсутствия пары для последней карточки.</w:t>
+      </w:r>
+    </w:p>
+    <w:p>
+      <w:pPr>
         <w:keepNext/>
         <w:spacing w:after="0" w:line="240" w:lineRule="auto"/>
         <w:jc w:val="center"/>
@@ -13083,9 +12966,9 @@
         </w:rPr>
         <w:lastRenderedPageBreak/>
         <w:drawing>
-          <wp:inline distT="0" distB="0" distL="0" distR="0" wp14:anchorId="29AA9543" wp14:editId="08D3EA89">
-            <wp:extent cx="5876713" cy="3266127"/>
-            <wp:effectExtent l="0" t="0" r="0" b="0"/>
+          <wp:inline distT="0" distB="0" distL="0" distR="0" wp14:anchorId="29AA9543" wp14:editId="064BA2EC">
+            <wp:extent cx="5343525" cy="2969795"/>
+            <wp:effectExtent l="0" t="0" r="0" b="2540"/>
             <wp:docPr id="865691856" name="Рисунок 1"/>
             <wp:cNvGraphicFramePr>
               <a:graphicFrameLocks xmlns:a="http://schemas.openxmlformats.org/drawingml/2006/main" noChangeAspect="1"/>
@@ -13107,7 +12990,7 @@
                   <pic:spPr bwMode="auto">
                     <a:xfrm>
                       <a:off x="0" y="0"/>
-                      <a:ext cx="5905699" cy="3282237"/>
+                      <a:ext cx="5381560" cy="2990934"/>
                     </a:xfrm>
                     <a:prstGeom prst="rect">
                       <a:avLst/>
@@ -13222,6 +13105,16 @@
     </w:p>
     <w:p/>
     <w:p>
+      <w:r>
+        <w:t>Результаты проверки алгоритма генерации игрового поля, случайного распределения и перемешивания карточек представлены на рисунке 8. Тест подтверждает работоспособность метода Shuffle: при каждом новом запуске пары изображений распределяются по сетке в случайном порядке. Это гарантирует уникальность каждой игровой сессии и исключает предсказуемость расположения объектов для пользователя.</w:t>
+      </w:r>
+    </w:p>
+    <w:p>
+      <w:pPr>
+        <w:spacing w:after="0" w:line="240" w:lineRule="auto"/>
+      </w:pPr>
+    </w:p>
+    <w:p>
       <w:pPr>
         <w:keepNext/>
         <w:spacing w:after="0" w:line="240" w:lineRule="auto"/>
@@ -13232,9 +13125,9 @@
           <w:noProof/>
         </w:rPr>
         <w:drawing>
-          <wp:inline distT="0" distB="0" distL="0" distR="0" wp14:anchorId="07E6D161" wp14:editId="0C7C6916">
-            <wp:extent cx="5969846" cy="3551435"/>
-            <wp:effectExtent l="0" t="0" r="0" b="0"/>
+          <wp:inline distT="0" distB="0" distL="0" distR="0" wp14:anchorId="07E6D161" wp14:editId="6429B8E8">
+            <wp:extent cx="5305425" cy="3195346"/>
+            <wp:effectExtent l="0" t="0" r="0" b="5080"/>
             <wp:docPr id="892664642" name="Рисунок 1"/>
             <wp:cNvGraphicFramePr>
               <a:graphicFrameLocks xmlns:a="http://schemas.openxmlformats.org/drawingml/2006/main" noChangeAspect="1"/>
@@ -13246,20 +13139,29 @@
                     <pic:cNvPr id="892664642" name=""/>
                     <pic:cNvPicPr/>
                   </pic:nvPicPr>
-                  <pic:blipFill>
+                  <pic:blipFill rotWithShape="1">
                     <a:blip r:embed="rId19"/>
+                    <a:srcRect l="1226" r="-1"/>
                     <a:stretch>
                       <a:fillRect/>
                     </a:stretch>
                   </pic:blipFill>
-                  <pic:spPr>
+                  <pic:spPr bwMode="auto">
                     <a:xfrm>
                       <a:off x="0" y="0"/>
-                      <a:ext cx="5987089" cy="3561692"/>
+                      <a:ext cx="5359990" cy="3228209"/>
                     </a:xfrm>
                     <a:prstGeom prst="rect">
                       <a:avLst/>
                     </a:prstGeom>
+                    <a:ln>
+                      <a:noFill/>
+                    </a:ln>
+                    <a:extLst>
+                      <a:ext uri="{53640926-AAD7-44D8-BBD7-CCE9431645EC}">
+                        <a14:shadowObscured xmlns:a14="http://schemas.microsoft.com/office/drawing/2010/main"/>
+                      </a:ext>
+                    </a:extLst>
                   </pic:spPr>
                 </pic:pic>
               </a:graphicData>
@@ -13364,6 +13266,25 @@
     <w:p>
       <w:pPr>
         <w:spacing w:after="0" w:line="240" w:lineRule="auto"/>
+        <w:ind w:firstLine="709"/>
+        <w:jc w:val="both"/>
+      </w:pPr>
+      <w:r>
+        <w:lastRenderedPageBreak/>
+        <w:t xml:space="preserve">Визуализация процесса игры, отслеживания статистики и логики сравнения карточек представлена на рисунке 9. В ходе теста проверяется корректность срабатывания обработчиков событий клика: открытие карточек, запуск таймера при первом ходе, проверка идентичности </w:t>
+      </w:r>
+      <w:proofErr w:type="spellStart"/>
+      <w:r>
+        <w:t>Tags</w:t>
+      </w:r>
+      <w:proofErr w:type="spellEnd"/>
+      <w:r>
+        <w:t xml:space="preserve"> и инкрементация счетчика «Найдено пар». Также подтверждается визуальное обновление интерфейса (изменение изображений и цвета фона карточек) в реальном времени.</w:t>
+      </w:r>
+    </w:p>
+    <w:p>
+      <w:pPr>
+        <w:spacing w:after="0" w:line="240" w:lineRule="auto"/>
       </w:pPr>
     </w:p>
     <w:p>
@@ -13376,11 +13297,10 @@
         <w:rPr>
           <w:noProof/>
         </w:rPr>
-        <w:lastRenderedPageBreak/>
         <w:drawing>
-          <wp:inline distT="0" distB="0" distL="0" distR="0" wp14:anchorId="277E7380" wp14:editId="4C907DF9">
-            <wp:extent cx="5995024" cy="3625488"/>
-            <wp:effectExtent l="0" t="0" r="6350" b="0"/>
+          <wp:inline distT="0" distB="0" distL="0" distR="0" wp14:anchorId="277E7380" wp14:editId="07078DE3">
+            <wp:extent cx="5305425" cy="3208452"/>
+            <wp:effectExtent l="0" t="0" r="0" b="0"/>
             <wp:docPr id="386730345" name="Рисунок 1"/>
             <wp:cNvGraphicFramePr>
               <a:graphicFrameLocks xmlns:a="http://schemas.openxmlformats.org/drawingml/2006/main" noChangeAspect="1"/>
@@ -13401,7 +13321,7 @@
                   <pic:spPr>
                     <a:xfrm>
                       <a:off x="0" y="0"/>
-                      <a:ext cx="6020336" cy="3640795"/>
+                      <a:ext cx="5352370" cy="3236842"/>
                     </a:xfrm>
                     <a:prstGeom prst="rect">
                       <a:avLst/>
@@ -13505,6 +13425,11 @@
         </w:rPr>
         <w:t xml:space="preserve"> - Демонстрация процесса сопоставления карточек на игровом поле</w:t>
       </w:r>
+    </w:p>
+    <w:p>
+      <w:pPr>
+        <w:spacing w:after="0" w:line="240" w:lineRule="auto"/>
+      </w:pPr>
     </w:p>
     <w:p/>
     <w:p>
@@ -13546,11 +13471,2415 @@
     <w:p>
       <w:pPr>
         <w:spacing w:after="0" w:line="240" w:lineRule="auto"/>
-      </w:pPr>
-    </w:p>
-    <w:p>
-      <w:pPr>
-        <w:spacing w:after="0" w:line="240" w:lineRule="auto"/>
+        <w:jc w:val="both"/>
+      </w:pPr>
+    </w:p>
+    <w:p>
+      <w:pPr>
+        <w:spacing w:after="0" w:line="240" w:lineRule="auto"/>
+        <w:jc w:val="both"/>
+      </w:pPr>
+    </w:p>
+    <w:p>
+      <w:pPr>
+        <w:pStyle w:val="ac"/>
+        <w:numPr>
+          <w:ilvl w:val="0"/>
+          <w:numId w:val="37"/>
+        </w:numPr>
+        <w:tabs>
+          <w:tab w:val="left" w:pos="1134"/>
+        </w:tabs>
+        <w:spacing w:after="0" w:line="240" w:lineRule="auto"/>
+        <w:ind w:left="0" w:firstLine="709"/>
+        <w:jc w:val="both"/>
+      </w:pPr>
+      <w:r>
+        <w:t>Область применения</w:t>
+      </w:r>
+      <w:r>
+        <w:t>.</w:t>
+      </w:r>
+    </w:p>
+    <w:p>
+      <w:pPr>
+        <w:spacing w:after="0" w:line="240" w:lineRule="auto"/>
+        <w:ind w:firstLine="709"/>
+        <w:jc w:val="both"/>
+      </w:pPr>
+      <w:r>
+        <w:t xml:space="preserve">Программа «Найди пару» предназначена для использования в качестве интерактивного инструмента когнитивного развития и интеллектуального досуга. В когнитивной психологии и нейропсихологии игра служит наглядным тренажером для развития оперативной и зрительной памяти, тренировки концентрации внимания и способности к быстрому переключению между задачами. В сфере образования приложение может применяться в дошкольных и школьных учреждениях как вспомогательный модуль для развития логического мышления, где элемент геймификации делает процесс обучения более эффективным. Приложение также находит применение в геронтологии и реабилитационной медицине в качестве средства профилактики возрастных изменений памяти и инструмента восстановления когнитивных функций. С точки зрения разработки программного обеспечения, проект демонстрирует практическую реализацию событийно-ориентированного программирования, использование динамических структур </w:t>
+      </w:r>
+      <w:r>
+        <w:lastRenderedPageBreak/>
+        <w:t>данных и алгоритмов случайного распределения объектов на плоскости. Кроме того, игра выступает в роли универсальной головоломки, доступной широкому кругу пользователей на персональных компьютерах под управлением ОС Windows для повседневного досуга и отдыха.</w:t>
+      </w:r>
+    </w:p>
+    <w:p>
+      <w:pPr>
+        <w:pStyle w:val="ac"/>
+        <w:numPr>
+          <w:ilvl w:val="0"/>
+          <w:numId w:val="37"/>
+        </w:numPr>
+        <w:tabs>
+          <w:tab w:val="left" w:pos="1134"/>
+        </w:tabs>
+        <w:spacing w:after="0" w:line="240" w:lineRule="auto"/>
+        <w:ind w:left="0" w:firstLine="709"/>
+        <w:jc w:val="both"/>
+        <w:rPr>
+          <w:lang w:val="en-US"/>
+        </w:rPr>
+      </w:pPr>
+      <w:r>
+        <w:t>Краткое описание возможностей</w:t>
+      </w:r>
+      <w:r>
+        <w:t>.</w:t>
+      </w:r>
+    </w:p>
+    <w:p>
+      <w:pPr>
+        <w:tabs>
+          <w:tab w:val="left" w:pos="1134"/>
+        </w:tabs>
+        <w:spacing w:after="0" w:line="240" w:lineRule="auto"/>
+        <w:ind w:firstLine="709"/>
+        <w:jc w:val="both"/>
+      </w:pPr>
+      <w:r>
+        <w:t>1)</w:t>
+      </w:r>
+      <w:r>
+        <w:tab/>
+        <w:t>Игровой процесс – управление ходом игры, автоматический запуск таймера и проверка выбранных карточек на идентичность в реальном времени.</w:t>
+      </w:r>
+    </w:p>
+    <w:p>
+      <w:pPr>
+        <w:tabs>
+          <w:tab w:val="left" w:pos="1134"/>
+        </w:tabs>
+        <w:spacing w:after="0" w:line="240" w:lineRule="auto"/>
+        <w:ind w:firstLine="709"/>
+        <w:jc w:val="both"/>
+      </w:pPr>
+      <w:r>
+        <w:t>2)</w:t>
+      </w:r>
+      <w:r>
+        <w:tab/>
+        <w:t>Управление игровым полем</w:t>
+      </w:r>
+      <w:r>
+        <w:t>.</w:t>
+      </w:r>
+    </w:p>
+    <w:p>
+      <w:pPr>
+        <w:pStyle w:val="ac"/>
+        <w:numPr>
+          <w:ilvl w:val="1"/>
+          <w:numId w:val="38"/>
+        </w:numPr>
+        <w:tabs>
+          <w:tab w:val="left" w:pos="1134"/>
+        </w:tabs>
+        <w:spacing w:after="0" w:line="240" w:lineRule="auto"/>
+        <w:ind w:left="0" w:firstLine="709"/>
+        <w:jc w:val="both"/>
+      </w:pPr>
+      <w:r>
+        <w:t>Интерактивное взаимодействие – открытие скрытых изображений на карточках с помощью кликов мыши</w:t>
+      </w:r>
+    </w:p>
+    <w:p>
+      <w:pPr>
+        <w:pStyle w:val="ac"/>
+        <w:numPr>
+          <w:ilvl w:val="1"/>
+          <w:numId w:val="38"/>
+        </w:numPr>
+        <w:tabs>
+          <w:tab w:val="left" w:pos="1134"/>
+        </w:tabs>
+        <w:spacing w:after="0" w:line="240" w:lineRule="auto"/>
+        <w:ind w:left="0" w:firstLine="709"/>
+        <w:jc w:val="both"/>
+      </w:pPr>
+      <w:r>
+        <w:t>Сброс прогресса – возможность полной очистки поля и перезапуска игры одной кнопкой.</w:t>
+      </w:r>
+    </w:p>
+    <w:p>
+      <w:pPr>
+        <w:pStyle w:val="ac"/>
+        <w:numPr>
+          <w:ilvl w:val="1"/>
+          <w:numId w:val="38"/>
+        </w:numPr>
+        <w:tabs>
+          <w:tab w:val="left" w:pos="1134"/>
+        </w:tabs>
+        <w:spacing w:after="0" w:line="240" w:lineRule="auto"/>
+        <w:ind w:left="0" w:firstLine="709"/>
+        <w:jc w:val="both"/>
+      </w:pPr>
+      <w:r>
+        <w:t>Автоматическая генерация – алгоритмическое перемешивание и случайное распределение парных объектов перед началом каждой сессии.</w:t>
+      </w:r>
+    </w:p>
+    <w:p>
+      <w:pPr>
+        <w:tabs>
+          <w:tab w:val="left" w:pos="1134"/>
+        </w:tabs>
+        <w:spacing w:after="0" w:line="240" w:lineRule="auto"/>
+        <w:ind w:firstLine="709"/>
+        <w:jc w:val="both"/>
+      </w:pPr>
+      <w:r>
+        <w:t>3)</w:t>
+      </w:r>
+      <w:r>
+        <w:tab/>
+        <w:t>Гибкая настройка сложности</w:t>
+      </w:r>
+    </w:p>
+    <w:p>
+      <w:pPr>
+        <w:pStyle w:val="ac"/>
+        <w:numPr>
+          <w:ilvl w:val="0"/>
+          <w:numId w:val="39"/>
+        </w:numPr>
+        <w:tabs>
+          <w:tab w:val="left" w:pos="1134"/>
+        </w:tabs>
+        <w:spacing w:after="0" w:line="240" w:lineRule="auto"/>
+        <w:ind w:left="0" w:firstLine="709"/>
+        <w:jc w:val="both"/>
+      </w:pPr>
+      <w:r>
+        <w:t>Выбор режимов – наличие предустановленных уровней с фиксированным размером сетки, лимитом времени и попыток.</w:t>
+      </w:r>
+    </w:p>
+    <w:p>
+      <w:pPr>
+        <w:pStyle w:val="ac"/>
+        <w:numPr>
+          <w:ilvl w:val="0"/>
+          <w:numId w:val="39"/>
+        </w:numPr>
+        <w:tabs>
+          <w:tab w:val="left" w:pos="1134"/>
+        </w:tabs>
+        <w:spacing w:after="0" w:line="240" w:lineRule="auto"/>
+        <w:ind w:left="0" w:firstLine="709"/>
+        <w:jc w:val="both"/>
+      </w:pPr>
+      <w:r>
+        <w:t>Пользовательские параметры – возможность задания произвольной размерности поля и индивидуальных ограничений игрового процесса.</w:t>
+      </w:r>
+    </w:p>
+    <w:p>
+      <w:pPr>
+        <w:tabs>
+          <w:tab w:val="left" w:pos="1134"/>
+        </w:tabs>
+        <w:spacing w:after="0" w:line="240" w:lineRule="auto"/>
+        <w:ind w:firstLine="709"/>
+        <w:jc w:val="both"/>
+      </w:pPr>
+      <w:r>
+        <w:t>4)</w:t>
+      </w:r>
+      <w:r>
+        <w:tab/>
+        <w:t>Статистика и мониторинг</w:t>
+      </w:r>
+      <w:r>
+        <w:t>.</w:t>
+      </w:r>
+    </w:p>
+    <w:p>
+      <w:pPr>
+        <w:pStyle w:val="ac"/>
+        <w:numPr>
+          <w:ilvl w:val="0"/>
+          <w:numId w:val="40"/>
+        </w:numPr>
+        <w:tabs>
+          <w:tab w:val="left" w:pos="1134"/>
+        </w:tabs>
+        <w:spacing w:after="0" w:line="240" w:lineRule="auto"/>
+        <w:ind w:left="0" w:firstLine="709"/>
+        <w:jc w:val="both"/>
+      </w:pPr>
+      <w:r>
+        <w:t>Обратный отсчет – динамическое отображение времени, отведенного на текущий уровень.</w:t>
+      </w:r>
+    </w:p>
+    <w:p>
+      <w:pPr>
+        <w:pStyle w:val="ac"/>
+        <w:numPr>
+          <w:ilvl w:val="0"/>
+          <w:numId w:val="40"/>
+        </w:numPr>
+        <w:tabs>
+          <w:tab w:val="left" w:pos="1134"/>
+        </w:tabs>
+        <w:spacing w:after="0" w:line="240" w:lineRule="auto"/>
+        <w:ind w:left="0" w:firstLine="709"/>
+        <w:jc w:val="both"/>
+      </w:pPr>
+      <w:r>
+        <w:t>Сч</w:t>
+      </w:r>
+      <w:r>
+        <w:t>ё</w:t>
+      </w:r>
+      <w:r>
+        <w:t>тчик пар – визуализация прогресса поиска (количество обнаруженных пар относительно общего числа).</w:t>
+      </w:r>
+    </w:p>
+    <w:p>
+      <w:pPr>
+        <w:pStyle w:val="ac"/>
+        <w:numPr>
+          <w:ilvl w:val="0"/>
+          <w:numId w:val="37"/>
+        </w:numPr>
+        <w:tabs>
+          <w:tab w:val="left" w:pos="1134"/>
+        </w:tabs>
+        <w:spacing w:after="0" w:line="240" w:lineRule="auto"/>
+        <w:ind w:left="0" w:firstLine="709"/>
+        <w:jc w:val="both"/>
+      </w:pPr>
+      <w:r>
+        <w:t>Уровень подготовки пользователя</w:t>
+      </w:r>
+      <w:r>
+        <w:t>.</w:t>
+      </w:r>
+    </w:p>
+    <w:p>
+      <w:pPr>
+        <w:pStyle w:val="ac"/>
+        <w:spacing w:after="0" w:line="240" w:lineRule="auto"/>
+        <w:ind w:left="0" w:firstLine="709"/>
+        <w:jc w:val="both"/>
+      </w:pPr>
+      <w:r>
+        <w:t>Для работы с компьютерной игрой «Найди пару» от пользователя не требуется специальной подготовки. Базовый уровень предполагает умение взаимодействовать с графическим интерфейсом Windows, использовать манипулятор «мышь» для открытия карточек и понимать назначение основных элементов управления, таких как выбор сложности, кнопки «Старт» и «Сброс». Основная задача игрока интуитивно понятна — находить идентичные изображения, опираясь на собственную внимательность и память.</w:t>
+      </w:r>
+    </w:p>
+    <w:p>
+      <w:pPr>
+        <w:pStyle w:val="ac"/>
+        <w:numPr>
+          <w:ilvl w:val="0"/>
+          <w:numId w:val="37"/>
+        </w:numPr>
+        <w:tabs>
+          <w:tab w:val="left" w:pos="1134"/>
+        </w:tabs>
+        <w:spacing w:after="0" w:line="240" w:lineRule="auto"/>
+        <w:ind w:left="0" w:firstLine="709"/>
+        <w:jc w:val="both"/>
+      </w:pPr>
+      <w:r>
+        <w:t>Назначение и условия применения</w:t>
+      </w:r>
+      <w:r>
+        <w:t>.</w:t>
+      </w:r>
+    </w:p>
+    <w:p>
+      <w:pPr>
+        <w:pStyle w:val="ac"/>
+        <w:spacing w:after="0" w:line="240" w:lineRule="auto"/>
+        <w:ind w:left="0" w:firstLine="709"/>
+        <w:jc w:val="both"/>
+      </w:pPr>
+      <w:r>
+        <w:t xml:space="preserve">Программа применяется для когнитивного развития пользователей, тренировки зрительной памяти и в образовательных целях. Для стабильной и эффективной работы игры «Найди пару» рекомендуется использовать следующую конфигурацию: частота процессора (CPU) – от 1.2 </w:t>
+      </w:r>
+      <w:proofErr w:type="spellStart"/>
+      <w:r>
+        <w:t>GHz</w:t>
+      </w:r>
+      <w:proofErr w:type="spellEnd"/>
+      <w:r>
+        <w:t>, объ</w:t>
+      </w:r>
+      <w:r>
+        <w:t>ё</w:t>
+      </w:r>
+      <w:r>
+        <w:t xml:space="preserve">м оперативной памяти (RAM) – 1 GB, объем свободного места на диске (HDD) – 50 </w:t>
+      </w:r>
+      <w:proofErr w:type="spellStart"/>
+      <w:r>
+        <w:t>Mb</w:t>
+      </w:r>
+      <w:proofErr w:type="spellEnd"/>
+      <w:r>
+        <w:t>, операционная система (OS) – Windows 10/11.</w:t>
+      </w:r>
+    </w:p>
+    <w:p>
+      <w:pPr>
+        <w:pStyle w:val="ac"/>
+        <w:numPr>
+          <w:ilvl w:val="0"/>
+          <w:numId w:val="37"/>
+        </w:numPr>
+        <w:tabs>
+          <w:tab w:val="left" w:pos="1134"/>
+        </w:tabs>
+        <w:spacing w:after="0" w:line="240" w:lineRule="auto"/>
+        <w:ind w:left="0" w:firstLine="709"/>
+        <w:jc w:val="both"/>
+      </w:pPr>
+      <w:r>
+        <w:t>Состав и содержание дистрибутивного носителя данных</w:t>
+      </w:r>
+      <w:r>
+        <w:t>.</w:t>
+      </w:r>
+    </w:p>
+    <w:p>
+      <w:pPr>
+        <w:spacing w:after="0" w:line="240" w:lineRule="auto"/>
+        <w:ind w:firstLine="709"/>
+        <w:jc w:val="both"/>
+      </w:pPr>
+      <w:r>
+        <w:t>Дистрибутив программного приложения игра «Найди пару» представляется в виде архивного файла или папки, содержащей следующие компоненты:</w:t>
+      </w:r>
+    </w:p>
+    <w:p>
+      <w:pPr>
+        <w:pStyle w:val="ac"/>
+        <w:numPr>
+          <w:ilvl w:val="0"/>
+          <w:numId w:val="32"/>
+        </w:numPr>
+        <w:tabs>
+          <w:tab w:val="left" w:pos="1134"/>
+        </w:tabs>
+        <w:spacing w:after="0" w:line="240" w:lineRule="auto"/>
+        <w:ind w:left="0" w:firstLine="709"/>
+        <w:jc w:val="both"/>
+      </w:pPr>
+      <w:r>
+        <w:t>исполняемый файл приложения: Найди Пару.exe, в том числе:</w:t>
+      </w:r>
+    </w:p>
+    <w:p>
+      <w:pPr>
+        <w:pStyle w:val="ac"/>
+        <w:numPr>
+          <w:ilvl w:val="0"/>
+          <w:numId w:val="41"/>
+        </w:numPr>
+        <w:tabs>
+          <w:tab w:val="left" w:pos="1134"/>
+        </w:tabs>
+        <w:spacing w:after="0" w:line="240" w:lineRule="auto"/>
+        <w:ind w:left="0" w:firstLine="709"/>
+        <w:jc w:val="both"/>
+      </w:pPr>
+      <w:r>
+        <w:t>Form1.cs - код формы (игровая логика, обработчики событий)</w:t>
+      </w:r>
+    </w:p>
+    <w:p>
+      <w:pPr>
+        <w:pStyle w:val="ac"/>
+        <w:numPr>
+          <w:ilvl w:val="0"/>
+          <w:numId w:val="41"/>
+        </w:numPr>
+        <w:tabs>
+          <w:tab w:val="left" w:pos="1134"/>
+        </w:tabs>
+        <w:spacing w:after="0" w:line="240" w:lineRule="auto"/>
+        <w:ind w:left="0" w:firstLine="709"/>
+        <w:jc w:val="both"/>
+      </w:pPr>
+      <w:r>
+        <w:lastRenderedPageBreak/>
+        <w:t xml:space="preserve">Form1.Designer.cs и </w:t>
+      </w:r>
+      <w:r>
+        <w:t>так далее</w:t>
+      </w:r>
+      <w:r>
+        <w:t>. - авто генерируемые файлы с визуальной разметкой формы (создаются дизайнером Visual Studio)</w:t>
+      </w:r>
+    </w:p>
+    <w:p>
+      <w:pPr>
+        <w:pStyle w:val="ac"/>
+        <w:numPr>
+          <w:ilvl w:val="0"/>
+          <w:numId w:val="41"/>
+        </w:numPr>
+        <w:tabs>
+          <w:tab w:val="left" w:pos="1134"/>
+        </w:tabs>
+        <w:spacing w:after="0" w:line="240" w:lineRule="auto"/>
+        <w:ind w:left="0" w:firstLine="709"/>
+        <w:jc w:val="both"/>
+      </w:pPr>
+      <w:r>
+        <w:t xml:space="preserve">Form1.rexs и </w:t>
+      </w:r>
+      <w:r>
+        <w:t>так далее</w:t>
+      </w:r>
+      <w:r>
+        <w:t>.</w:t>
+      </w:r>
+      <w:r>
+        <w:t xml:space="preserve"> - файлы ресурсов форм (изображения, строки и </w:t>
+      </w:r>
+      <w:r>
+        <w:t>тому подобное.</w:t>
+      </w:r>
+      <w:r>
+        <w:t>)</w:t>
+      </w:r>
+    </w:p>
+    <w:p>
+      <w:pPr>
+        <w:pStyle w:val="ac"/>
+        <w:numPr>
+          <w:ilvl w:val="0"/>
+          <w:numId w:val="41"/>
+        </w:numPr>
+        <w:tabs>
+          <w:tab w:val="left" w:pos="1134"/>
+        </w:tabs>
+        <w:spacing w:after="0" w:line="240" w:lineRule="auto"/>
+        <w:ind w:left="0" w:firstLine="709"/>
+        <w:jc w:val="both"/>
+      </w:pPr>
+      <w:proofErr w:type="spellStart"/>
+      <w:r>
+        <w:t>Program.cs</w:t>
+      </w:r>
+      <w:proofErr w:type="spellEnd"/>
+      <w:r>
+        <w:t xml:space="preserve"> - главный файл, запускающий приложение</w:t>
+      </w:r>
+    </w:p>
+    <w:p>
+      <w:pPr>
+        <w:pStyle w:val="ac"/>
+        <w:numPr>
+          <w:ilvl w:val="0"/>
+          <w:numId w:val="32"/>
+        </w:numPr>
+        <w:tabs>
+          <w:tab w:val="left" w:pos="1134"/>
+        </w:tabs>
+        <w:spacing w:after="0" w:line="240" w:lineRule="auto"/>
+        <w:ind w:left="0" w:firstLine="709"/>
+        <w:jc w:val="both"/>
+      </w:pPr>
+      <w:r>
+        <w:t xml:space="preserve">конфигурационный файл приложения: Найди </w:t>
+      </w:r>
+      <w:proofErr w:type="spellStart"/>
+      <w:r>
+        <w:t>Пару.exe.config</w:t>
+      </w:r>
+      <w:proofErr w:type="spellEnd"/>
+      <w:r>
+        <w:t>;</w:t>
+      </w:r>
+    </w:p>
+    <w:p>
+      <w:pPr>
+        <w:pStyle w:val="ac"/>
+        <w:numPr>
+          <w:ilvl w:val="0"/>
+          <w:numId w:val="32"/>
+        </w:numPr>
+        <w:tabs>
+          <w:tab w:val="left" w:pos="1134"/>
+        </w:tabs>
+        <w:spacing w:after="0" w:line="240" w:lineRule="auto"/>
+        <w:ind w:left="0" w:firstLine="709"/>
+        <w:jc w:val="both"/>
+      </w:pPr>
+      <w:r>
+        <w:t>вспомогательные библиотеки .NET Framework (при отсутствии установленной среды на компьютере пользователя)</w:t>
+      </w:r>
+    </w:p>
+    <w:p>
+      <w:pPr>
+        <w:pStyle w:val="ac"/>
+        <w:numPr>
+          <w:ilvl w:val="0"/>
+          <w:numId w:val="32"/>
+        </w:numPr>
+        <w:tabs>
+          <w:tab w:val="left" w:pos="1134"/>
+        </w:tabs>
+        <w:spacing w:after="0" w:line="240" w:lineRule="auto"/>
+        <w:ind w:left="0" w:firstLine="709"/>
+        <w:jc w:val="both"/>
+      </w:pPr>
+      <w:r>
+        <w:t>файлы ресурсов (изображения, иконки и прочее)</w:t>
+      </w:r>
+    </w:p>
+    <w:p>
+      <w:pPr>
+        <w:pStyle w:val="ac"/>
+        <w:numPr>
+          <w:ilvl w:val="0"/>
+          <w:numId w:val="32"/>
+        </w:numPr>
+        <w:tabs>
+          <w:tab w:val="left" w:pos="1134"/>
+        </w:tabs>
+        <w:spacing w:after="0" w:line="240" w:lineRule="auto"/>
+        <w:ind w:left="0" w:firstLine="709"/>
+        <w:jc w:val="both"/>
+      </w:pPr>
+      <w:r>
+        <w:t xml:space="preserve">файл README.md – рассказывает об игре </w:t>
+      </w:r>
+      <w:r>
+        <w:t>«</w:t>
+      </w:r>
+      <w:r>
+        <w:t>Найди пару</w:t>
+      </w:r>
+      <w:r>
+        <w:t>»</w:t>
+      </w:r>
+      <w:r>
+        <w:t xml:space="preserve"> для знакомства пользователя с программой и её функциями</w:t>
+      </w:r>
+    </w:p>
+    <w:p>
+      <w:pPr>
+        <w:spacing w:after="0" w:line="240" w:lineRule="auto"/>
+        <w:ind w:firstLine="709"/>
+        <w:jc w:val="both"/>
+      </w:pPr>
+      <w:r>
+        <w:t xml:space="preserve">Для установки игры «Найди пару», пожалуйста, загрузите дистрибутив последней версии игры «Найди пару», доступный по адресу: </w:t>
+      </w:r>
+      <w:hyperlink r:id="rId21" w:history="1">
+        <w:r>
+          <w:rPr>
+            <w:rStyle w:val="ae"/>
+          </w:rPr>
+          <w:t>https://github.com/qiwa3312-spec/Ivanov-Coursework-24ISP-1</w:t>
+        </w:r>
+      </w:hyperlink>
+    </w:p>
+    <w:p>
+      <w:pPr>
+        <w:pStyle w:val="ac"/>
+        <w:numPr>
+          <w:ilvl w:val="0"/>
+          <w:numId w:val="37"/>
+        </w:numPr>
+        <w:tabs>
+          <w:tab w:val="left" w:pos="1134"/>
+        </w:tabs>
+        <w:spacing w:after="0" w:line="240" w:lineRule="auto"/>
+        <w:ind w:left="0" w:firstLine="709"/>
+        <w:jc w:val="both"/>
+      </w:pPr>
+      <w:r>
+        <w:t>Порядок загрузки данных и программ</w:t>
+      </w:r>
+    </w:p>
+    <w:p>
+      <w:pPr>
+        <w:pStyle w:val="ac"/>
+        <w:numPr>
+          <w:ilvl w:val="0"/>
+          <w:numId w:val="42"/>
+        </w:numPr>
+        <w:tabs>
+          <w:tab w:val="left" w:pos="1134"/>
+        </w:tabs>
+        <w:spacing w:after="0" w:line="240" w:lineRule="auto"/>
+        <w:ind w:left="0" w:firstLine="709"/>
+        <w:jc w:val="both"/>
+      </w:pPr>
+      <w:r>
+        <w:t>Перейдите в папку с программой.</w:t>
+      </w:r>
+    </w:p>
+    <w:p>
+      <w:pPr>
+        <w:pStyle w:val="ac"/>
+        <w:numPr>
+          <w:ilvl w:val="0"/>
+          <w:numId w:val="42"/>
+        </w:numPr>
+        <w:tabs>
+          <w:tab w:val="left" w:pos="1134"/>
+        </w:tabs>
+        <w:spacing w:after="0" w:line="240" w:lineRule="auto"/>
+        <w:ind w:left="0" w:firstLine="709"/>
+        <w:jc w:val="both"/>
+      </w:pPr>
+      <w:r>
+        <w:t>Дважды щёлкните левой кнопкой мыши по файлу Найди Пару.exe.</w:t>
+      </w:r>
+    </w:p>
+    <w:p>
+      <w:pPr>
+        <w:pStyle w:val="ac"/>
+        <w:numPr>
+          <w:ilvl w:val="0"/>
+          <w:numId w:val="42"/>
+        </w:numPr>
+        <w:tabs>
+          <w:tab w:val="left" w:pos="1134"/>
+        </w:tabs>
+        <w:spacing w:after="0" w:line="240" w:lineRule="auto"/>
+        <w:ind w:left="0" w:firstLine="709"/>
+        <w:jc w:val="both"/>
+      </w:pPr>
+      <w:r>
+        <w:t>На экране появится главное окно программы.</w:t>
+      </w:r>
+    </w:p>
+    <w:p>
+      <w:pPr>
+        <w:pStyle w:val="ac"/>
+        <w:tabs>
+          <w:tab w:val="left" w:pos="1134"/>
+        </w:tabs>
+        <w:spacing w:after="0" w:line="240" w:lineRule="auto"/>
+        <w:ind w:left="709"/>
+        <w:jc w:val="both"/>
+      </w:pPr>
+      <w:r>
+        <w:t>Главное окно программы показано на рисунке 1</w:t>
+      </w:r>
+      <w:r>
+        <w:t>0</w:t>
+      </w:r>
+      <w:r>
+        <w:t>.</w:t>
+      </w:r>
+    </w:p>
+    <w:p>
+      <w:pPr>
+        <w:spacing w:after="0" w:line="240" w:lineRule="auto"/>
+        <w:jc w:val="both"/>
+      </w:pPr>
+    </w:p>
+    <w:p>
+      <w:pPr>
+        <w:pStyle w:val="ac"/>
+        <w:spacing w:after="0" w:line="240" w:lineRule="auto"/>
+        <w:ind w:left="0"/>
+        <w:jc w:val="center"/>
+      </w:pPr>
+      <w:r>
+        <w:rPr>
+          <w:noProof/>
+        </w:rPr>
+        <w:drawing>
+          <wp:inline distT="0" distB="0" distL="0" distR="0" wp14:anchorId="292F2DF8" wp14:editId="120339F2">
+            <wp:extent cx="5316855" cy="3223895"/>
+            <wp:effectExtent l="0" t="0" r="0" b="0"/>
+            <wp:docPr id="3" name="Рисунок 3"/>
+            <wp:cNvGraphicFramePr/>
+            <a:graphic xmlns:a="http://schemas.openxmlformats.org/drawingml/2006/main">
+              <a:graphicData uri="http://schemas.openxmlformats.org/drawingml/2006/picture">
+                <pic:pic xmlns:pic="http://schemas.openxmlformats.org/drawingml/2006/picture">
+                  <pic:nvPicPr>
+                    <pic:cNvPr id="2" name="Рисунок 2"/>
+                    <pic:cNvPicPr/>
+                  </pic:nvPicPr>
+                  <pic:blipFill>
+                    <a:blip r:embed="rId22"/>
+                    <a:stretch>
+                      <a:fillRect/>
+                    </a:stretch>
+                  </pic:blipFill>
+                  <pic:spPr>
+                    <a:xfrm>
+                      <a:off x="0" y="0"/>
+                      <a:ext cx="5316855" cy="3223895"/>
+                    </a:xfrm>
+                    <a:prstGeom prst="rect">
+                      <a:avLst/>
+                    </a:prstGeom>
+                  </pic:spPr>
+                </pic:pic>
+              </a:graphicData>
+            </a:graphic>
+          </wp:inline>
+        </w:drawing>
+      </w:r>
+    </w:p>
+    <w:p>
+      <w:pPr>
+        <w:pStyle w:val="ac"/>
+        <w:spacing w:after="0" w:line="240" w:lineRule="auto"/>
+        <w:ind w:left="0"/>
+        <w:jc w:val="center"/>
+      </w:pPr>
+    </w:p>
+    <w:p>
+      <w:pPr>
+        <w:pStyle w:val="ac"/>
+        <w:tabs>
+          <w:tab w:val="left" w:pos="1134"/>
+        </w:tabs>
+        <w:spacing w:after="0" w:line="240" w:lineRule="auto"/>
+        <w:ind w:left="709"/>
+        <w:jc w:val="both"/>
+      </w:pPr>
+      <w:r>
+        <w:t>Рисунок 10 – Главное окно программы</w:t>
+      </w:r>
+    </w:p>
+    <w:p>
+      <w:pPr>
+        <w:pStyle w:val="ac"/>
+        <w:spacing w:after="0" w:line="240" w:lineRule="auto"/>
+        <w:jc w:val="both"/>
+      </w:pPr>
+    </w:p>
+    <w:p>
+      <w:pPr>
+        <w:pStyle w:val="ac"/>
+        <w:numPr>
+          <w:ilvl w:val="1"/>
+          <w:numId w:val="33"/>
+        </w:numPr>
+        <w:tabs>
+          <w:tab w:val="left" w:pos="1134"/>
+          <w:tab w:val="left" w:pos="1276"/>
+        </w:tabs>
+        <w:spacing w:after="0" w:line="240" w:lineRule="auto"/>
+        <w:ind w:left="0" w:firstLine="709"/>
+        <w:jc w:val="both"/>
+      </w:pPr>
+      <w:r>
+        <w:t>Выбрать сложность, создать игровое поле, проверить его на наличие визуальных ошибок (все карточки должны быть закрыты «рубашкой» вверх).</w:t>
+      </w:r>
+    </w:p>
+    <w:p>
+      <w:pPr>
+        <w:pStyle w:val="ac"/>
+        <w:spacing w:after="0" w:line="240" w:lineRule="auto"/>
+        <w:ind w:left="0" w:firstLine="709"/>
+        <w:jc w:val="both"/>
+      </w:pPr>
+      <w:r>
+        <w:t xml:space="preserve">Созданное игровое поле показано на рисунке </w:t>
+      </w:r>
+      <w:r>
+        <w:t>11</w:t>
+      </w:r>
+      <w:r>
+        <w:t>.</w:t>
+      </w:r>
+    </w:p>
+    <w:p>
+      <w:pPr>
+        <w:pStyle w:val="ac"/>
+        <w:spacing w:after="0" w:line="240" w:lineRule="auto"/>
+        <w:jc w:val="both"/>
+      </w:pPr>
+    </w:p>
+    <w:p>
+      <w:pPr>
+        <w:pStyle w:val="ac"/>
+        <w:spacing w:after="0" w:line="240" w:lineRule="auto"/>
+        <w:ind w:left="0"/>
+        <w:jc w:val="center"/>
+      </w:pPr>
+      <w:r>
+        <w:rPr>
+          <w:noProof/>
+        </w:rPr>
+        <w:lastRenderedPageBreak/>
+        <w:drawing>
+          <wp:inline distT="0" distB="0" distL="0" distR="0" wp14:anchorId="5BDAC2C3" wp14:editId="726E936B">
+            <wp:extent cx="5223510" cy="3187700"/>
+            <wp:effectExtent l="0" t="0" r="0" b="0"/>
+            <wp:docPr id="10" name="Рисунок 10"/>
+            <wp:cNvGraphicFramePr/>
+            <a:graphic xmlns:a="http://schemas.openxmlformats.org/drawingml/2006/main">
+              <a:graphicData uri="http://schemas.openxmlformats.org/drawingml/2006/picture">
+                <pic:pic xmlns:pic="http://schemas.openxmlformats.org/drawingml/2006/picture">
+                  <pic:nvPicPr>
+                    <pic:cNvPr id="3" name="Рисунок 3"/>
+                    <pic:cNvPicPr/>
+                  </pic:nvPicPr>
+                  <pic:blipFill>
+                    <a:blip r:embed="rId23"/>
+                    <a:stretch>
+                      <a:fillRect/>
+                    </a:stretch>
+                  </pic:blipFill>
+                  <pic:spPr>
+                    <a:xfrm>
+                      <a:off x="0" y="0"/>
+                      <a:ext cx="5223510" cy="3187700"/>
+                    </a:xfrm>
+                    <a:prstGeom prst="rect">
+                      <a:avLst/>
+                    </a:prstGeom>
+                  </pic:spPr>
+                </pic:pic>
+              </a:graphicData>
+            </a:graphic>
+          </wp:inline>
+        </w:drawing>
+      </w:r>
+    </w:p>
+    <w:p>
+      <w:pPr>
+        <w:spacing w:after="0" w:line="240" w:lineRule="auto"/>
+        <w:jc w:val="both"/>
+      </w:pPr>
+    </w:p>
+    <w:p>
+      <w:pPr>
+        <w:pStyle w:val="ac"/>
+        <w:spacing w:after="0" w:line="240" w:lineRule="auto"/>
+        <w:jc w:val="both"/>
+      </w:pPr>
+      <w:r>
+        <w:t>Рисунок 11 – Созданное игровое поле</w:t>
+      </w:r>
+    </w:p>
+    <w:p>
+      <w:pPr>
+        <w:pStyle w:val="ac"/>
+        <w:spacing w:after="0" w:line="240" w:lineRule="auto"/>
+        <w:jc w:val="both"/>
+      </w:pPr>
+    </w:p>
+    <w:p>
+      <w:pPr>
+        <w:pStyle w:val="ac"/>
+        <w:numPr>
+          <w:ilvl w:val="1"/>
+          <w:numId w:val="33"/>
+        </w:numPr>
+        <w:tabs>
+          <w:tab w:val="left" w:pos="1134"/>
+          <w:tab w:val="left" w:pos="1276"/>
+        </w:tabs>
+        <w:spacing w:after="0" w:line="240" w:lineRule="auto"/>
+        <w:ind w:left="0" w:firstLine="709"/>
+        <w:jc w:val="both"/>
+      </w:pPr>
+      <w:r>
+        <w:t>Проверить механику игры: совершить несколько ходов, поочередно кликая по карточкам на поле. Убедиться, что при открытии двух несовпадающих изображений они автоматически закрываются через установленную паузу (0.75 сек), а значение в поле «Осталось попыток» уменьшается на единицу. После этого найти идентичную пару карточек и удостовериться, что они остаются в открытом состоянии, а счетчик «Найдено пар» увеличивается.</w:t>
+      </w:r>
+    </w:p>
+    <w:p>
+      <w:pPr>
+        <w:pStyle w:val="ac"/>
+        <w:tabs>
+          <w:tab w:val="left" w:pos="1134"/>
+          <w:tab w:val="left" w:pos="1276"/>
+        </w:tabs>
+        <w:spacing w:after="0" w:line="240" w:lineRule="auto"/>
+        <w:ind w:left="0" w:firstLine="709"/>
+        <w:jc w:val="both"/>
+      </w:pPr>
+      <w:r>
+        <w:t xml:space="preserve">Результат процесса взаимодействия с карточками и нахождения парных изображений показан на рисунке </w:t>
+      </w:r>
+      <w:r>
+        <w:t>12</w:t>
+      </w:r>
+      <w:r>
+        <w:t>.</w:t>
+      </w:r>
+    </w:p>
+    <w:p>
+      <w:pPr>
+        <w:pStyle w:val="ac"/>
+        <w:spacing w:after="0" w:line="240" w:lineRule="auto"/>
+        <w:jc w:val="both"/>
+      </w:pPr>
+    </w:p>
+    <w:p>
+      <w:pPr>
+        <w:pStyle w:val="ac"/>
+        <w:spacing w:after="0" w:line="240" w:lineRule="auto"/>
+        <w:ind w:left="0"/>
+        <w:jc w:val="center"/>
+      </w:pPr>
+      <w:r>
+        <w:rPr>
+          <w:noProof/>
+        </w:rPr>
+        <w:drawing>
+          <wp:inline distT="0" distB="0" distL="0" distR="0" wp14:anchorId="2B8D7DB6" wp14:editId="6F512F2D">
+            <wp:extent cx="4802820" cy="2689934"/>
+            <wp:effectExtent l="0" t="0" r="0" b="0"/>
+            <wp:docPr id="11" name="Рисунок 11"/>
+            <wp:cNvGraphicFramePr/>
+            <a:graphic xmlns:a="http://schemas.openxmlformats.org/drawingml/2006/main">
+              <a:graphicData uri="http://schemas.openxmlformats.org/drawingml/2006/picture">
+                <pic:pic xmlns:pic="http://schemas.openxmlformats.org/drawingml/2006/picture">
+                  <pic:nvPicPr>
+                    <pic:cNvPr id="4" name="Рисунок 4"/>
+                    <pic:cNvPicPr/>
+                  </pic:nvPicPr>
+                  <pic:blipFill>
+                    <a:blip r:embed="rId24"/>
+                    <a:stretch>
+                      <a:fillRect/>
+                    </a:stretch>
+                  </pic:blipFill>
+                  <pic:spPr>
+                    <a:xfrm>
+                      <a:off x="0" y="0"/>
+                      <a:ext cx="4816635" cy="2697671"/>
+                    </a:xfrm>
+                    <a:prstGeom prst="rect">
+                      <a:avLst/>
+                    </a:prstGeom>
+                  </pic:spPr>
+                </pic:pic>
+              </a:graphicData>
+            </a:graphic>
+          </wp:inline>
+        </w:drawing>
+      </w:r>
+    </w:p>
+    <w:p>
+      <w:pPr>
+        <w:pStyle w:val="ac"/>
+        <w:spacing w:after="0" w:line="240" w:lineRule="auto"/>
+        <w:jc w:val="both"/>
+      </w:pPr>
+    </w:p>
+    <w:p>
+      <w:pPr>
+        <w:pStyle w:val="ac"/>
+        <w:spacing w:after="0" w:line="240" w:lineRule="auto"/>
+        <w:jc w:val="both"/>
+      </w:pPr>
+      <w:r>
+        <w:t>Рисунок 12 – Процесс открытия карточек и нахождения идентичных пар</w:t>
+      </w:r>
+    </w:p>
+    <w:p>
+      <w:pPr>
+        <w:pStyle w:val="ac"/>
+        <w:spacing w:after="0" w:line="240" w:lineRule="auto"/>
+        <w:jc w:val="both"/>
+      </w:pPr>
+    </w:p>
+    <w:p>
+      <w:pPr>
+        <w:pStyle w:val="ac"/>
+        <w:numPr>
+          <w:ilvl w:val="1"/>
+          <w:numId w:val="33"/>
+        </w:numPr>
+        <w:tabs>
+          <w:tab w:val="left" w:pos="1134"/>
+          <w:tab w:val="left" w:pos="1276"/>
+        </w:tabs>
+        <w:spacing w:after="0" w:line="240" w:lineRule="auto"/>
+        <w:ind w:left="0" w:firstLine="709"/>
+        <w:jc w:val="both"/>
+      </w:pPr>
+      <w:r>
+        <w:lastRenderedPageBreak/>
+        <w:t>Убедиться в корректности работы игровых таймеров и счетчиков в процессе сессии. Проверить визуальное отображение процесса открытия карточек, а также динамическое обновление времени игры и количества найденных пар.</w:t>
+      </w:r>
+    </w:p>
+    <w:p>
+      <w:pPr>
+        <w:pStyle w:val="ac"/>
+        <w:numPr>
+          <w:ilvl w:val="1"/>
+          <w:numId w:val="33"/>
+        </w:numPr>
+        <w:tabs>
+          <w:tab w:val="left" w:pos="1134"/>
+          <w:tab w:val="left" w:pos="1276"/>
+        </w:tabs>
+        <w:spacing w:after="0" w:line="240" w:lineRule="auto"/>
+        <w:ind w:left="0" w:firstLine="709"/>
+        <w:jc w:val="both"/>
+      </w:pPr>
+      <w:r>
+        <w:t>Проверить логику завершения игры: при нахождении всех пар должно появиться уведомление о победе, а при истечении времени или попыток — уведомление о поражении с последующим открытием всех карточек на поле.</w:t>
+      </w:r>
+    </w:p>
+    <w:p>
+      <w:pPr>
+        <w:pStyle w:val="ac"/>
+        <w:tabs>
+          <w:tab w:val="left" w:pos="1134"/>
+          <w:tab w:val="left" w:pos="1276"/>
+        </w:tabs>
+        <w:spacing w:after="0" w:line="240" w:lineRule="auto"/>
+        <w:ind w:left="0" w:firstLine="709"/>
+        <w:jc w:val="both"/>
+      </w:pPr>
+      <w:r>
+        <w:t xml:space="preserve">Главное окно приложения в момент игровой сессии показано на рисунке </w:t>
+      </w:r>
+      <w:r>
+        <w:t>13</w:t>
+      </w:r>
+      <w:r>
+        <w:t>.</w:t>
+      </w:r>
+    </w:p>
+    <w:p>
+      <w:pPr>
+        <w:pStyle w:val="ac"/>
+        <w:spacing w:after="0" w:line="240" w:lineRule="auto"/>
+        <w:jc w:val="both"/>
+      </w:pPr>
+    </w:p>
+    <w:p>
+      <w:pPr>
+        <w:spacing w:after="0" w:line="240" w:lineRule="auto"/>
+        <w:jc w:val="center"/>
+      </w:pPr>
+      <w:r>
+        <w:rPr>
+          <w:noProof/>
+        </w:rPr>
+        <w:drawing>
+          <wp:inline distT="0" distB="0" distL="0" distR="0" wp14:anchorId="74E6F15B" wp14:editId="1666D866">
+            <wp:extent cx="4678532" cy="2823099"/>
+            <wp:effectExtent l="0" t="0" r="8255" b="0"/>
+            <wp:docPr id="16" name="Рисунок 16"/>
+            <wp:cNvGraphicFramePr/>
+            <a:graphic xmlns:a="http://schemas.openxmlformats.org/drawingml/2006/main">
+              <a:graphicData uri="http://schemas.openxmlformats.org/drawingml/2006/picture">
+                <pic:pic xmlns:pic="http://schemas.openxmlformats.org/drawingml/2006/picture">
+                  <pic:nvPicPr>
+                    <pic:cNvPr id="9" name="Рисунок 9"/>
+                    <pic:cNvPicPr/>
+                  </pic:nvPicPr>
+                  <pic:blipFill>
+                    <a:blip r:embed="rId25"/>
+                    <a:stretch>
+                      <a:fillRect/>
+                    </a:stretch>
+                  </pic:blipFill>
+                  <pic:spPr>
+                    <a:xfrm>
+                      <a:off x="0" y="0"/>
+                      <a:ext cx="4752279" cy="2867599"/>
+                    </a:xfrm>
+                    <a:prstGeom prst="rect">
+                      <a:avLst/>
+                    </a:prstGeom>
+                  </pic:spPr>
+                </pic:pic>
+              </a:graphicData>
+            </a:graphic>
+          </wp:inline>
+        </w:drawing>
+      </w:r>
+    </w:p>
+    <w:p>
+      <w:pPr>
+        <w:pStyle w:val="ac"/>
+        <w:spacing w:after="0" w:line="240" w:lineRule="auto"/>
+        <w:jc w:val="both"/>
+      </w:pPr>
+    </w:p>
+    <w:p>
+      <w:pPr>
+        <w:pStyle w:val="ac"/>
+        <w:spacing w:after="0" w:line="240" w:lineRule="auto"/>
+        <w:jc w:val="both"/>
+      </w:pPr>
+      <w:r>
+        <w:t>Рисунок 13 – Главное окно приложения в момент игровой сессии</w:t>
+      </w:r>
+    </w:p>
+    <w:p>
+      <w:pPr>
+        <w:spacing w:after="0" w:line="240" w:lineRule="auto"/>
+        <w:ind w:firstLine="709"/>
+        <w:jc w:val="both"/>
+      </w:pPr>
+    </w:p>
+    <w:p>
+      <w:pPr>
+        <w:pStyle w:val="ac"/>
+        <w:numPr>
+          <w:ilvl w:val="0"/>
+          <w:numId w:val="37"/>
+        </w:numPr>
+        <w:tabs>
+          <w:tab w:val="left" w:pos="1134"/>
+        </w:tabs>
+        <w:spacing w:after="0" w:line="240" w:lineRule="auto"/>
+        <w:ind w:left="0" w:firstLine="709"/>
+        <w:jc w:val="both"/>
+      </w:pPr>
+      <w:r>
+        <w:t>Описание операций</w:t>
+      </w:r>
+      <w:r>
+        <w:t>.</w:t>
+      </w:r>
+    </w:p>
+    <w:p>
+      <w:pPr>
+        <w:pStyle w:val="ac"/>
+        <w:spacing w:after="0" w:line="240" w:lineRule="auto"/>
+        <w:ind w:left="0" w:firstLine="709"/>
+        <w:jc w:val="both"/>
+      </w:pPr>
+      <w:r>
+        <w:t>Основные правила игры:</w:t>
+      </w:r>
+    </w:p>
+    <w:p>
+      <w:pPr>
+        <w:pStyle w:val="ac"/>
+        <w:spacing w:after="0" w:line="240" w:lineRule="auto"/>
+        <w:ind w:left="0" w:firstLine="709"/>
+        <w:jc w:val="both"/>
+      </w:pPr>
+      <w:r>
+        <w:t>Игровой процесс протекает на двумерном поле, состоящем из набора карточек. Каждая карточка может находиться в состоянии «закрыта» (рубашкой вверх) или «открыта» (изображением вверх). Логика игры строится на следующих правилах:</w:t>
+      </w:r>
+    </w:p>
+    <w:p>
+      <w:pPr>
+        <w:pStyle w:val="ac"/>
+        <w:spacing w:after="0" w:line="240" w:lineRule="auto"/>
+        <w:ind w:left="0" w:firstLine="709"/>
+        <w:jc w:val="both"/>
+      </w:pPr>
+      <w:r>
+        <w:t>1)</w:t>
+      </w:r>
+      <w:r>
+        <w:tab/>
+        <w:t>Выбор карточек: Пользователь поочередно открывает две любые карточки на поле кликом мыши.</w:t>
+      </w:r>
+    </w:p>
+    <w:p>
+      <w:pPr>
+        <w:pStyle w:val="ac"/>
+        <w:spacing w:after="0" w:line="240" w:lineRule="auto"/>
+        <w:ind w:left="0" w:firstLine="709"/>
+        <w:jc w:val="both"/>
+      </w:pPr>
+      <w:r>
+        <w:t>2)</w:t>
+      </w:r>
+      <w:r>
+        <w:tab/>
+        <w:t>Совпадение: Если изображения на обеих открытых карточках идентичны, они остаются в состоянии «открыта» и считаются найденными.</w:t>
+      </w:r>
+    </w:p>
+    <w:p>
+      <w:pPr>
+        <w:pStyle w:val="ac"/>
+        <w:spacing w:after="0" w:line="240" w:lineRule="auto"/>
+        <w:ind w:left="0" w:firstLine="709"/>
+        <w:jc w:val="both"/>
+      </w:pPr>
+      <w:r>
+        <w:t>3)</w:t>
+      </w:r>
+      <w:r>
+        <w:tab/>
+        <w:t>Несовпадение: Если изображения на карточках разные, они автоматически закрываются через 0.75 секунды, давая игроку время запомнить их расположение.</w:t>
+      </w:r>
+    </w:p>
+    <w:p>
+      <w:pPr>
+        <w:pStyle w:val="ac"/>
+        <w:spacing w:after="0" w:line="240" w:lineRule="auto"/>
+        <w:ind w:left="0" w:firstLine="709"/>
+        <w:jc w:val="both"/>
+      </w:pPr>
+      <w:r>
+        <w:t>4)</w:t>
+      </w:r>
+      <w:r>
+        <w:tab/>
+        <w:t>Лимиты: За каждое несовпадение из счетчика «Осталось попыток» вычитается единица. Время игры ограничено таймером.</w:t>
+      </w:r>
+    </w:p>
+    <w:p>
+      <w:pPr>
+        <w:pStyle w:val="ac"/>
+        <w:spacing w:after="0" w:line="240" w:lineRule="auto"/>
+        <w:ind w:left="0" w:firstLine="709"/>
+        <w:jc w:val="both"/>
+      </w:pPr>
+      <w:r>
+        <w:t>Подготовка игрового пространства:</w:t>
+      </w:r>
+    </w:p>
+    <w:p>
+      <w:pPr>
+        <w:pStyle w:val="ac"/>
+        <w:spacing w:after="0" w:line="240" w:lineRule="auto"/>
+        <w:ind w:left="0" w:firstLine="709"/>
+        <w:jc w:val="both"/>
+      </w:pPr>
+      <w:r>
+        <w:t>1)</w:t>
+      </w:r>
+      <w:r>
+        <w:tab/>
+        <w:t>Выбор сложности</w:t>
+      </w:r>
+      <w:proofErr w:type="gramStart"/>
+      <w:r>
+        <w:t>: Перед</w:t>
+      </w:r>
+      <w:proofErr w:type="gramEnd"/>
+      <w:r>
+        <w:t xml:space="preserve"> началом игры пользователь выбирает готовый уровень (легкий, средний, сложный) или задает свои параметры поля (количество строк и столбцов).</w:t>
+      </w:r>
+    </w:p>
+    <w:p>
+      <w:pPr>
+        <w:pStyle w:val="ac"/>
+        <w:spacing w:after="0" w:line="240" w:lineRule="auto"/>
+        <w:ind w:left="0" w:firstLine="709"/>
+        <w:jc w:val="both"/>
+      </w:pPr>
+      <w:r>
+        <w:lastRenderedPageBreak/>
+        <w:t>2)</w:t>
+      </w:r>
+      <w:r>
+        <w:tab/>
+        <w:t>Автоматическая генерация: При нажатии кнопки «Старт» система программно перемешивает пары изображений и распределяет их в случайном порядке по ячейкам поля.</w:t>
+      </w:r>
+    </w:p>
+    <w:p>
+      <w:pPr>
+        <w:pStyle w:val="ac"/>
+        <w:spacing w:after="0" w:line="240" w:lineRule="auto"/>
+        <w:ind w:left="0" w:firstLine="709"/>
+        <w:jc w:val="both"/>
+      </w:pPr>
+      <w:r>
+        <w:t>Управление процессом симуляции:</w:t>
+      </w:r>
+    </w:p>
+    <w:p>
+      <w:pPr>
+        <w:pStyle w:val="ac"/>
+        <w:spacing w:after="0" w:line="240" w:lineRule="auto"/>
+        <w:ind w:left="0" w:firstLine="709"/>
+        <w:jc w:val="both"/>
+      </w:pPr>
+      <w:r>
+        <w:t>1)</w:t>
+      </w:r>
+      <w:r>
+        <w:tab/>
+        <w:t>Запуск: Нажмите кнопку «Старт» для создания поля и запуска таймера.</w:t>
+      </w:r>
+    </w:p>
+    <w:p>
+      <w:pPr>
+        <w:pStyle w:val="ac"/>
+        <w:spacing w:after="0" w:line="240" w:lineRule="auto"/>
+        <w:ind w:left="0" w:firstLine="709"/>
+        <w:jc w:val="both"/>
+      </w:pPr>
+      <w:r>
+        <w:t>2)</w:t>
+      </w:r>
+      <w:r>
+        <w:tab/>
+        <w:t>Взаимодействие: Кликайте левой кнопкой мыши по карточкам для их открытия.</w:t>
+      </w:r>
+    </w:p>
+    <w:p>
+      <w:pPr>
+        <w:pStyle w:val="ac"/>
+        <w:spacing w:after="0" w:line="240" w:lineRule="auto"/>
+        <w:ind w:left="0" w:firstLine="709"/>
+        <w:jc w:val="both"/>
+      </w:pPr>
+      <w:r>
+        <w:t>3)</w:t>
+      </w:r>
+      <w:r>
+        <w:tab/>
+        <w:t>Сброс: Для прекращения текущей сессии и очистки поля нажмите кнопку «Старт» повторно (прогресс будет обнулен и поле сформируется заново).</w:t>
+      </w:r>
+    </w:p>
+    <w:p>
+      <w:pPr>
+        <w:pStyle w:val="ac"/>
+        <w:numPr>
+          <w:ilvl w:val="0"/>
+          <w:numId w:val="37"/>
+        </w:numPr>
+        <w:tabs>
+          <w:tab w:val="left" w:pos="1134"/>
+        </w:tabs>
+        <w:spacing w:after="0" w:line="240" w:lineRule="auto"/>
+        <w:ind w:left="0" w:firstLine="709"/>
+        <w:jc w:val="both"/>
+      </w:pPr>
+      <w:r>
+        <w:t>Аварийные ситуации</w:t>
+      </w:r>
+      <w:r>
+        <w:t>.</w:t>
+      </w:r>
+    </w:p>
+    <w:p>
+      <w:pPr>
+        <w:pStyle w:val="ac"/>
+        <w:spacing w:after="0" w:line="240" w:lineRule="auto"/>
+        <w:ind w:left="0" w:firstLine="709"/>
+        <w:jc w:val="both"/>
+      </w:pPr>
+      <w:r>
+        <w:t>Закончились попытки или истекло время:</w:t>
+      </w:r>
+    </w:p>
+    <w:p>
+      <w:pPr>
+        <w:pStyle w:val="ac"/>
+        <w:spacing w:after="0" w:line="240" w:lineRule="auto"/>
+        <w:ind w:left="0" w:firstLine="709"/>
+        <w:jc w:val="both"/>
+      </w:pPr>
+      <w:r>
+        <w:t>Причина: Пользователь не успел открыть все пары в рамках установленных ограничений сложности.</w:t>
+      </w:r>
+    </w:p>
+    <w:p>
+      <w:pPr>
+        <w:pStyle w:val="ac"/>
+        <w:spacing w:after="0" w:line="240" w:lineRule="auto"/>
+        <w:ind w:left="0" w:firstLine="709"/>
+        <w:jc w:val="both"/>
+      </w:pPr>
+      <w:r>
+        <w:t>Решение: Ознакомьтесь с результатом игры в появившемся окне, нажмите кнопку «ОК» и запустите новую сессию кнопкой «Старт», выбрав более подходящий уровень сложности.</w:t>
+      </w:r>
+    </w:p>
+    <w:p>
+      <w:pPr>
+        <w:pStyle w:val="ac"/>
+        <w:spacing w:after="0" w:line="240" w:lineRule="auto"/>
+        <w:ind w:left="0" w:firstLine="709"/>
+        <w:jc w:val="both"/>
+      </w:pPr>
+      <w:r>
+        <w:t>Изображения на карточках не отображаются:</w:t>
+      </w:r>
+    </w:p>
+    <w:p>
+      <w:pPr>
+        <w:pStyle w:val="ac"/>
+        <w:spacing w:after="0" w:line="240" w:lineRule="auto"/>
+        <w:ind w:left="0" w:firstLine="709"/>
+        <w:jc w:val="both"/>
+      </w:pPr>
+      <w:r>
+        <w:t xml:space="preserve">Причина: Отсутствие или повреждение папки </w:t>
+      </w:r>
+      <w:proofErr w:type="spellStart"/>
+      <w:r>
+        <w:t>Images</w:t>
+      </w:r>
+      <w:proofErr w:type="spellEnd"/>
+      <w:r>
+        <w:t xml:space="preserve"> в директории с исполняемым файлом.</w:t>
+      </w:r>
+    </w:p>
+    <w:p>
+      <w:pPr>
+        <w:pStyle w:val="ac"/>
+        <w:spacing w:after="0" w:line="240" w:lineRule="auto"/>
+        <w:ind w:left="0" w:firstLine="709"/>
+        <w:jc w:val="both"/>
+      </w:pPr>
+      <w:r>
+        <w:t>Решение</w:t>
+      </w:r>
+      <w:proofErr w:type="gramStart"/>
+      <w:r>
+        <w:t>: Убедитесь</w:t>
+      </w:r>
+      <w:proofErr w:type="gramEnd"/>
+      <w:r>
+        <w:t xml:space="preserve">, что папка </w:t>
+      </w:r>
+      <w:proofErr w:type="spellStart"/>
+      <w:r>
+        <w:t>Images</w:t>
+      </w:r>
+      <w:proofErr w:type="spellEnd"/>
+      <w:r>
+        <w:t xml:space="preserve"> с набором графических файлов (icon_1.png и </w:t>
+      </w:r>
+      <w:r>
+        <w:t>т</w:t>
+      </w:r>
+      <w:r>
+        <w:t>ак далее</w:t>
+      </w:r>
+      <w:r>
+        <w:t>)</w:t>
+      </w:r>
+      <w:r>
+        <w:t xml:space="preserve"> находится в том же каталоге, что и Найди пару.exe. В случае необходимости перепакуйте архив с программой.</w:t>
+      </w:r>
+    </w:p>
+    <w:p>
+      <w:pPr>
+        <w:pStyle w:val="ac"/>
+        <w:spacing w:after="0" w:line="240" w:lineRule="auto"/>
+        <w:ind w:left="0" w:firstLine="709"/>
+        <w:jc w:val="both"/>
+      </w:pPr>
+      <w:r>
+        <w:t>Программа не реагирует на клики:</w:t>
+      </w:r>
+    </w:p>
+    <w:p>
+      <w:pPr>
+        <w:pStyle w:val="ac"/>
+        <w:spacing w:after="0" w:line="240" w:lineRule="auto"/>
+        <w:ind w:left="0" w:firstLine="709"/>
+        <w:jc w:val="both"/>
+      </w:pPr>
+      <w:r>
+        <w:t xml:space="preserve">Причина: Активен таймер ожидания переворота </w:t>
+      </w:r>
+      <w:proofErr w:type="spellStart"/>
+      <w:r>
+        <w:t>несовпавших</w:t>
+      </w:r>
+      <w:proofErr w:type="spellEnd"/>
+      <w:r>
+        <w:t xml:space="preserve"> карточек (0.75 сек) или игра еще не запущена.</w:t>
+      </w:r>
+    </w:p>
+    <w:p>
+      <w:pPr>
+        <w:pStyle w:val="ac"/>
+        <w:spacing w:after="0" w:line="240" w:lineRule="auto"/>
+        <w:ind w:left="0" w:firstLine="709"/>
+        <w:jc w:val="both"/>
+      </w:pPr>
+      <w:r>
+        <w:t>Решение: Дождитесь автоматического закрытия карточек или нажмите кнопку «Старт» для начала новой игры.</w:t>
+      </w:r>
+    </w:p>
+    <w:p>
+      <w:pPr>
+        <w:pStyle w:val="ac"/>
+        <w:numPr>
+          <w:ilvl w:val="0"/>
+          <w:numId w:val="37"/>
+        </w:numPr>
+        <w:tabs>
+          <w:tab w:val="left" w:pos="1134"/>
+        </w:tabs>
+        <w:spacing w:after="0" w:line="240" w:lineRule="auto"/>
+        <w:ind w:left="0" w:firstLine="709"/>
+        <w:jc w:val="both"/>
+      </w:pPr>
+      <w:r>
+        <w:t>Рекомендации по освоению</w:t>
+      </w:r>
+      <w:r>
+        <w:t>.</w:t>
+      </w:r>
+    </w:p>
+    <w:p>
+      <w:pPr>
+        <w:pStyle w:val="ac"/>
+        <w:spacing w:after="0" w:line="240" w:lineRule="auto"/>
+        <w:ind w:left="0" w:firstLine="709"/>
+        <w:jc w:val="both"/>
+      </w:pPr>
+      <w:r>
+        <w:t>Для успешного освоения программы «Найди пару» рекомендуется придерживаться следующих этапов:</w:t>
+      </w:r>
+    </w:p>
+    <w:p>
+      <w:pPr>
+        <w:pStyle w:val="ac"/>
+        <w:spacing w:after="0" w:line="240" w:lineRule="auto"/>
+        <w:ind w:left="0" w:firstLine="709"/>
+        <w:jc w:val="both"/>
+      </w:pPr>
+      <w:r>
+        <w:t>1)</w:t>
+      </w:r>
+      <w:r>
+        <w:tab/>
+        <w:t>Начните с минимальной сложности: выберите «лёгкий» уровень (поле 4x4). Это позволит быстро понять механику взаимодействия с карточками и работу таймера без лишнего стресса от лимитов.</w:t>
+      </w:r>
+    </w:p>
+    <w:p>
+      <w:pPr>
+        <w:pStyle w:val="ac"/>
+        <w:spacing w:after="0" w:line="240" w:lineRule="auto"/>
+        <w:ind w:left="0" w:firstLine="709"/>
+        <w:jc w:val="both"/>
+      </w:pPr>
+      <w:r>
+        <w:t>2)</w:t>
+      </w:r>
+      <w:r>
+        <w:tab/>
+        <w:t>Используйте паузу для запоминания: когда несовпавшие карточки открыты в течение 0.75 секунды, не спешите кликать дальше. Постарайтесь зафиксировать в памяти расположение обоих изображений.</w:t>
+      </w:r>
+    </w:p>
+    <w:p>
+      <w:pPr>
+        <w:pStyle w:val="ac"/>
+        <w:spacing w:after="0" w:line="240" w:lineRule="auto"/>
+        <w:ind w:left="0" w:firstLine="709"/>
+        <w:jc w:val="both"/>
+      </w:pPr>
+      <w:r>
+        <w:t>3)</w:t>
+      </w:r>
+      <w:r>
+        <w:tab/>
+        <w:t>Постепенно увеличивайте нагрузку: как только вы начнете уверенно проходить уровни 4x4 за минимальное время, переходите к размерностям 6x6 и 6x8. Это значительно эффективнее тренирует кратковременную память.</w:t>
+      </w:r>
+    </w:p>
+    <w:p>
+      <w:pPr>
+        <w:pStyle w:val="ac"/>
+        <w:spacing w:after="0" w:line="240" w:lineRule="auto"/>
+        <w:ind w:left="0" w:firstLine="709"/>
+        <w:jc w:val="both"/>
+      </w:pPr>
+      <w:r>
+        <w:t>4)</w:t>
+      </w:r>
+      <w:r>
+        <w:tab/>
+        <w:t>Экспериментируйте с настройками: используйте режим «Своя сложность», чтобы создать уникальный вызов (например, большое поле с малым количеством времени). Это поможет найти оптимальный баланс между развлечением и реальной тренировкой внимательности.</w:t>
+      </w:r>
+    </w:p>
+    <w:p>
+      <w:pPr>
+        <w:pStyle w:val="ac"/>
+        <w:numPr>
+          <w:ilvl w:val="0"/>
+          <w:numId w:val="37"/>
+        </w:numPr>
+        <w:tabs>
+          <w:tab w:val="left" w:pos="1134"/>
+        </w:tabs>
+        <w:spacing w:after="0" w:line="240" w:lineRule="auto"/>
+        <w:ind w:left="0" w:firstLine="709"/>
+        <w:jc w:val="both"/>
+      </w:pPr>
+      <w:r>
+        <w:t>Термины и сокращения</w:t>
+      </w:r>
+      <w:r>
+        <w:t>.</w:t>
+      </w:r>
+    </w:p>
+    <w:p>
+      <w:pPr>
+        <w:pStyle w:val="ac"/>
+        <w:tabs>
+          <w:tab w:val="left" w:pos="1134"/>
+        </w:tabs>
+        <w:spacing w:after="0" w:line="240" w:lineRule="auto"/>
+        <w:ind w:left="709"/>
+        <w:jc w:val="both"/>
+      </w:pPr>
+      <w:r>
+        <w:lastRenderedPageBreak/>
+        <w:t>В таблице 3 представлены основные термины.</w:t>
+      </w:r>
+    </w:p>
+    <w:p>
+      <w:pPr>
+        <w:pStyle w:val="ac"/>
+        <w:spacing w:after="0" w:line="240" w:lineRule="auto"/>
+        <w:ind w:left="0" w:firstLine="709"/>
+        <w:jc w:val="both"/>
+      </w:pPr>
+    </w:p>
+    <w:p>
+      <w:pPr>
+        <w:pStyle w:val="ac"/>
+        <w:spacing w:after="0" w:line="240" w:lineRule="auto"/>
+        <w:ind w:left="0" w:firstLine="709"/>
+        <w:jc w:val="both"/>
+      </w:pPr>
+      <w:r>
+        <w:t xml:space="preserve">Таблица </w:t>
+      </w:r>
+      <w:r>
+        <w:t>3</w:t>
+      </w:r>
+      <w:r>
+        <w:t xml:space="preserve"> – Термины и сокращения</w:t>
+      </w:r>
+    </w:p>
+    <w:p>
+      <w:pPr>
+        <w:pStyle w:val="ac"/>
+        <w:spacing w:after="0" w:line="240" w:lineRule="auto"/>
+        <w:ind w:left="0" w:firstLine="709"/>
+        <w:jc w:val="both"/>
+      </w:pPr>
+    </w:p>
+    <w:tbl>
+      <w:tblPr>
+        <w:tblStyle w:val="af1"/>
+        <w:tblW w:w="0" w:type="auto"/>
+        <w:tblLook w:val="04A0" w:firstRow="1" w:lastRow="0" w:firstColumn="1" w:lastColumn="0" w:noHBand="0" w:noVBand="1"/>
+      </w:tblPr>
+      <w:tblGrid>
+        <w:gridCol w:w="3114"/>
+        <w:gridCol w:w="7024"/>
+      </w:tblGrid>
+      <w:tr>
+        <w:tc>
+          <w:tcPr>
+            <w:tcW w:w="3114" w:type="dxa"/>
+            <w:tcBorders>
+              <w:top w:val="single" w:sz="4" w:space="0" w:color="auto"/>
+              <w:left w:val="single" w:sz="4" w:space="0" w:color="auto"/>
+              <w:bottom w:val="single" w:sz="4" w:space="0" w:color="auto"/>
+              <w:right w:val="single" w:sz="4" w:space="0" w:color="auto"/>
+            </w:tcBorders>
+            <w:hideMark/>
+          </w:tcPr>
+          <w:p>
+            <w:pPr>
+              <w:jc w:val="center"/>
+            </w:pPr>
+            <w:r>
+              <w:t>Термин</w:t>
+            </w:r>
+          </w:p>
+        </w:tc>
+        <w:tc>
+          <w:tcPr>
+            <w:tcW w:w="7024" w:type="dxa"/>
+            <w:tcBorders>
+              <w:top w:val="single" w:sz="4" w:space="0" w:color="auto"/>
+              <w:left w:val="single" w:sz="4" w:space="0" w:color="auto"/>
+              <w:bottom w:val="single" w:sz="4" w:space="0" w:color="auto"/>
+              <w:right w:val="single" w:sz="4" w:space="0" w:color="auto"/>
+            </w:tcBorders>
+            <w:hideMark/>
+          </w:tcPr>
+          <w:p>
+            <w:pPr>
+              <w:jc w:val="center"/>
+            </w:pPr>
+            <w:r>
+              <w:t>Полная форма / Определение</w:t>
+            </w:r>
+          </w:p>
+        </w:tc>
+      </w:tr>
+      <w:tr>
+        <w:tc>
+          <w:tcPr>
+            <w:tcW w:w="3114" w:type="dxa"/>
+            <w:tcBorders>
+              <w:top w:val="single" w:sz="4" w:space="0" w:color="auto"/>
+              <w:left w:val="single" w:sz="4" w:space="0" w:color="auto"/>
+              <w:bottom w:val="single" w:sz="4" w:space="0" w:color="auto"/>
+              <w:right w:val="single" w:sz="4" w:space="0" w:color="auto"/>
+            </w:tcBorders>
+            <w:hideMark/>
+          </w:tcPr>
+          <w:p>
+            <w:pPr>
+              <w:jc w:val="both"/>
+            </w:pPr>
+            <w:r>
+              <w:t>АС</w:t>
+            </w:r>
+          </w:p>
+        </w:tc>
+        <w:tc>
+          <w:tcPr>
+            <w:tcW w:w="7024" w:type="dxa"/>
+            <w:tcBorders>
+              <w:top w:val="single" w:sz="4" w:space="0" w:color="auto"/>
+              <w:left w:val="single" w:sz="4" w:space="0" w:color="auto"/>
+              <w:bottom w:val="single" w:sz="4" w:space="0" w:color="auto"/>
+              <w:right w:val="single" w:sz="4" w:space="0" w:color="auto"/>
+            </w:tcBorders>
+            <w:hideMark/>
+          </w:tcPr>
+          <w:p>
+            <w:pPr>
+              <w:jc w:val="both"/>
+            </w:pPr>
+            <w:r>
+              <w:t>Автоматизированная система</w:t>
+            </w:r>
+          </w:p>
+        </w:tc>
+      </w:tr>
+      <w:tr>
+        <w:tc>
+          <w:tcPr>
+            <w:tcW w:w="3114" w:type="dxa"/>
+            <w:tcBorders>
+              <w:top w:val="single" w:sz="4" w:space="0" w:color="auto"/>
+              <w:left w:val="single" w:sz="4" w:space="0" w:color="auto"/>
+              <w:bottom w:val="single" w:sz="4" w:space="0" w:color="auto"/>
+              <w:right w:val="single" w:sz="4" w:space="0" w:color="auto"/>
+            </w:tcBorders>
+            <w:hideMark/>
+          </w:tcPr>
+          <w:p>
+            <w:pPr>
+              <w:jc w:val="both"/>
+            </w:pPr>
+            <w:r>
+              <w:t>ГПИ (GUI)</w:t>
+            </w:r>
+          </w:p>
+        </w:tc>
+        <w:tc>
+          <w:tcPr>
+            <w:tcW w:w="7024" w:type="dxa"/>
+            <w:tcBorders>
+              <w:top w:val="single" w:sz="4" w:space="0" w:color="auto"/>
+              <w:left w:val="single" w:sz="4" w:space="0" w:color="auto"/>
+              <w:bottom w:val="single" w:sz="4" w:space="0" w:color="auto"/>
+              <w:right w:val="single" w:sz="4" w:space="0" w:color="auto"/>
+            </w:tcBorders>
+            <w:hideMark/>
+          </w:tcPr>
+          <w:p>
+            <w:pPr>
+              <w:jc w:val="both"/>
+            </w:pPr>
+            <w:r>
+              <w:t>Графический интерфейс пользователя</w:t>
+            </w:r>
+          </w:p>
+        </w:tc>
+      </w:tr>
+      <w:tr>
+        <w:tc>
+          <w:tcPr>
+            <w:tcW w:w="3114" w:type="dxa"/>
+            <w:tcBorders>
+              <w:top w:val="single" w:sz="4" w:space="0" w:color="auto"/>
+              <w:left w:val="single" w:sz="4" w:space="0" w:color="auto"/>
+              <w:bottom w:val="single" w:sz="4" w:space="0" w:color="auto"/>
+              <w:right w:val="single" w:sz="4" w:space="0" w:color="auto"/>
+            </w:tcBorders>
+            <w:hideMark/>
+          </w:tcPr>
+          <w:p>
+            <w:pPr>
+              <w:jc w:val="both"/>
+            </w:pPr>
+            <w:r>
+              <w:t>ПО</w:t>
+            </w:r>
+          </w:p>
+        </w:tc>
+        <w:tc>
+          <w:tcPr>
+            <w:tcW w:w="7024" w:type="dxa"/>
+            <w:tcBorders>
+              <w:top w:val="single" w:sz="4" w:space="0" w:color="auto"/>
+              <w:left w:val="single" w:sz="4" w:space="0" w:color="auto"/>
+              <w:bottom w:val="single" w:sz="4" w:space="0" w:color="auto"/>
+              <w:right w:val="single" w:sz="4" w:space="0" w:color="auto"/>
+            </w:tcBorders>
+            <w:hideMark/>
+          </w:tcPr>
+          <w:p>
+            <w:pPr>
+              <w:jc w:val="both"/>
+            </w:pPr>
+            <w:r>
+              <w:t>Программное обеспечение</w:t>
+            </w:r>
+          </w:p>
+        </w:tc>
+      </w:tr>
+      <w:tr>
+        <w:tc>
+          <w:tcPr>
+            <w:tcW w:w="3114" w:type="dxa"/>
+            <w:tcBorders>
+              <w:top w:val="single" w:sz="4" w:space="0" w:color="auto"/>
+              <w:left w:val="single" w:sz="4" w:space="0" w:color="auto"/>
+              <w:bottom w:val="single" w:sz="4" w:space="0" w:color="auto"/>
+              <w:right w:val="single" w:sz="4" w:space="0" w:color="auto"/>
+            </w:tcBorders>
+            <w:hideMark/>
+          </w:tcPr>
+          <w:p>
+            <w:pPr>
+              <w:jc w:val="both"/>
+            </w:pPr>
+            <w:r>
+              <w:t>ПК</w:t>
+            </w:r>
+          </w:p>
+        </w:tc>
+        <w:tc>
+          <w:tcPr>
+            <w:tcW w:w="7024" w:type="dxa"/>
+            <w:tcBorders>
+              <w:top w:val="single" w:sz="4" w:space="0" w:color="auto"/>
+              <w:left w:val="single" w:sz="4" w:space="0" w:color="auto"/>
+              <w:bottom w:val="single" w:sz="4" w:space="0" w:color="auto"/>
+              <w:right w:val="single" w:sz="4" w:space="0" w:color="auto"/>
+            </w:tcBorders>
+            <w:hideMark/>
+          </w:tcPr>
+          <w:p>
+            <w:pPr>
+              <w:jc w:val="both"/>
+            </w:pPr>
+            <w:r>
+              <w:t>Персональный компьютер</w:t>
+            </w:r>
+          </w:p>
+        </w:tc>
+      </w:tr>
+      <w:tr>
+        <w:tc>
+          <w:tcPr>
+            <w:tcW w:w="3114" w:type="dxa"/>
+            <w:tcBorders>
+              <w:top w:val="single" w:sz="4" w:space="0" w:color="auto"/>
+              <w:left w:val="single" w:sz="4" w:space="0" w:color="auto"/>
+              <w:bottom w:val="single" w:sz="4" w:space="0" w:color="auto"/>
+              <w:right w:val="single" w:sz="4" w:space="0" w:color="auto"/>
+            </w:tcBorders>
+            <w:hideMark/>
+          </w:tcPr>
+          <w:p>
+            <w:pPr>
+              <w:jc w:val="both"/>
+            </w:pPr>
+            <w:r>
+              <w:t>ОС</w:t>
+            </w:r>
+          </w:p>
+        </w:tc>
+        <w:tc>
+          <w:tcPr>
+            <w:tcW w:w="7024" w:type="dxa"/>
+            <w:tcBorders>
+              <w:top w:val="single" w:sz="4" w:space="0" w:color="auto"/>
+              <w:left w:val="single" w:sz="4" w:space="0" w:color="auto"/>
+              <w:bottom w:val="single" w:sz="4" w:space="0" w:color="auto"/>
+              <w:right w:val="single" w:sz="4" w:space="0" w:color="auto"/>
+            </w:tcBorders>
+            <w:hideMark/>
+          </w:tcPr>
+          <w:p>
+            <w:pPr>
+              <w:jc w:val="both"/>
+            </w:pPr>
+            <w:r>
+              <w:t>Операционная система</w:t>
+            </w:r>
+          </w:p>
+        </w:tc>
+      </w:tr>
+      <w:tr>
+        <w:tc>
+          <w:tcPr>
+            <w:tcW w:w="3114" w:type="dxa"/>
+            <w:hideMark/>
+          </w:tcPr>
+          <w:p>
+            <w:pPr>
+              <w:jc w:val="both"/>
+            </w:pPr>
+            <w:r>
+              <w:t>ОЗУ (RAM)</w:t>
+            </w:r>
+          </w:p>
+        </w:tc>
+        <w:tc>
+          <w:tcPr>
+            <w:tcW w:w="7024" w:type="dxa"/>
+            <w:hideMark/>
+          </w:tcPr>
+          <w:p>
+            <w:pPr>
+              <w:jc w:val="both"/>
+            </w:pPr>
+            <w:r>
+              <w:t>Оперативное запоминающее устройство (оперативная память)</w:t>
+            </w:r>
+          </w:p>
+        </w:tc>
+      </w:tr>
+      <w:tr>
+        <w:tc>
+          <w:tcPr>
+            <w:tcW w:w="3114" w:type="dxa"/>
+            <w:hideMark/>
+          </w:tcPr>
+          <w:p>
+            <w:pPr>
+              <w:jc w:val="both"/>
+            </w:pPr>
+            <w:r>
+              <w:t>ЦП (CPU)</w:t>
+            </w:r>
+          </w:p>
+        </w:tc>
+        <w:tc>
+          <w:tcPr>
+            <w:tcW w:w="7024" w:type="dxa"/>
+            <w:hideMark/>
+          </w:tcPr>
+          <w:p>
+            <w:pPr>
+              <w:jc w:val="both"/>
+            </w:pPr>
+            <w:r>
+              <w:t>Центральный процессор</w:t>
+            </w:r>
+          </w:p>
+        </w:tc>
+      </w:tr>
+      <w:tr>
+        <w:tc>
+          <w:tcPr>
+            <w:tcW w:w="3114" w:type="dxa"/>
+            <w:hideMark/>
+          </w:tcPr>
+          <w:p>
+            <w:pPr>
+              <w:jc w:val="both"/>
+            </w:pPr>
+            <w:r>
+              <w:t>ЛКМ</w:t>
+            </w:r>
+          </w:p>
+        </w:tc>
+        <w:tc>
+          <w:tcPr>
+            <w:tcW w:w="7024" w:type="dxa"/>
+            <w:hideMark/>
+          </w:tcPr>
+          <w:p>
+            <w:pPr>
+              <w:jc w:val="both"/>
+            </w:pPr>
+            <w:r>
+              <w:t>Левая кнопка мыши</w:t>
+            </w:r>
+          </w:p>
+        </w:tc>
+      </w:tr>
+      <w:tr>
+        <w:tc>
+          <w:tcPr>
+            <w:tcW w:w="3114" w:type="dxa"/>
+            <w:hideMark/>
+          </w:tcPr>
+          <w:p>
+            <w:pPr>
+              <w:jc w:val="both"/>
+            </w:pPr>
+            <w:r>
+              <w:t>ПКМ</w:t>
+            </w:r>
+          </w:p>
+        </w:tc>
+        <w:tc>
+          <w:tcPr>
+            <w:tcW w:w="7024" w:type="dxa"/>
+            <w:hideMark/>
+          </w:tcPr>
+          <w:p>
+            <w:pPr>
+              <w:jc w:val="both"/>
+            </w:pPr>
+            <w:r>
+              <w:t>Правая кнопка мыши</w:t>
+            </w:r>
+          </w:p>
+        </w:tc>
+      </w:tr>
+      <w:tr>
+        <w:tc>
+          <w:tcPr>
+            <w:tcW w:w="3114" w:type="dxa"/>
+            <w:hideMark/>
+          </w:tcPr>
+          <w:p>
+            <w:pPr>
+              <w:jc w:val="both"/>
+            </w:pPr>
+            <w:r>
+              <w:t>ЭВМ</w:t>
+            </w:r>
+          </w:p>
+        </w:tc>
+        <w:tc>
+          <w:tcPr>
+            <w:tcW w:w="7024" w:type="dxa"/>
+            <w:hideMark/>
+          </w:tcPr>
+          <w:p>
+            <w:pPr>
+              <w:jc w:val="both"/>
+            </w:pPr>
+            <w:r>
+              <w:t>Электронная вычислительная машина</w:t>
+            </w:r>
+          </w:p>
+        </w:tc>
+      </w:tr>
+      <w:tr>
+        <w:tc>
+          <w:tcPr>
+            <w:tcW w:w="3114" w:type="dxa"/>
+            <w:hideMark/>
+          </w:tcPr>
+          <w:p>
+            <w:pPr>
+              <w:jc w:val="both"/>
+            </w:pPr>
+            <w:r>
+              <w:t>Логическая игра</w:t>
+            </w:r>
+          </w:p>
+        </w:tc>
+        <w:tc>
+          <w:tcPr>
+            <w:tcW w:w="7024" w:type="dxa"/>
+            <w:hideMark/>
+          </w:tcPr>
+          <w:p>
+            <w:pPr>
+              <w:jc w:val="both"/>
+            </w:pPr>
+            <w:r>
+              <w:t>Тип компьютерной игры, требующий от игрока решения задач на внимательность и память.</w:t>
+            </w:r>
+          </w:p>
+        </w:tc>
+      </w:tr>
+      <w:tr>
+        <w:tc>
+          <w:tcPr>
+            <w:tcW w:w="3114" w:type="dxa"/>
+            <w:hideMark/>
+          </w:tcPr>
+          <w:p>
+            <w:pPr>
+              <w:jc w:val="both"/>
+            </w:pPr>
+            <w:r>
+              <w:t>Игровое поле (сетка)</w:t>
+            </w:r>
+          </w:p>
+        </w:tc>
+        <w:tc>
+          <w:tcPr>
+            <w:tcW w:w="7024" w:type="dxa"/>
+            <w:hideMark/>
+          </w:tcPr>
+          <w:p>
+            <w:pPr>
+              <w:jc w:val="both"/>
+            </w:pPr>
+            <w:r>
+              <w:t>Двумерное пространство, разделенное на ячейки (карточки), в рамках которого происходит игровой процесс.</w:t>
+            </w:r>
+          </w:p>
+        </w:tc>
+      </w:tr>
+      <w:tr>
+        <w:tc>
+          <w:tcPr>
+            <w:tcW w:w="3114" w:type="dxa"/>
+            <w:hideMark/>
+          </w:tcPr>
+          <w:p>
+            <w:pPr>
+              <w:jc w:val="both"/>
+            </w:pPr>
+            <w:r>
+              <w:t>Карточка</w:t>
+            </w:r>
+          </w:p>
+        </w:tc>
+        <w:tc>
+          <w:tcPr>
+            <w:tcW w:w="7024" w:type="dxa"/>
+            <w:hideMark/>
+          </w:tcPr>
+          <w:p>
+            <w:pPr>
+              <w:jc w:val="both"/>
+            </w:pPr>
+            <w:r>
+              <w:t>Минимальный элемент игрового поля, имеющий два состояния: открыто (визуальный объект) или закрыто (рубашка).</w:t>
+            </w:r>
+          </w:p>
+        </w:tc>
+      </w:tr>
+      <w:tr>
+        <w:tc>
+          <w:tcPr>
+            <w:tcW w:w="3114" w:type="dxa"/>
+            <w:hideMark/>
+          </w:tcPr>
+          <w:p>
+            <w:pPr>
+              <w:jc w:val="both"/>
+            </w:pPr>
+            <w:r>
+              <w:t>Раунд (ход)</w:t>
+            </w:r>
+          </w:p>
+        </w:tc>
+        <w:tc>
+          <w:tcPr>
+            <w:tcW w:w="7024" w:type="dxa"/>
+            <w:hideMark/>
+          </w:tcPr>
+          <w:p>
+            <w:pPr>
+              <w:jc w:val="both"/>
+            </w:pPr>
+            <w:r>
+              <w:t>Последовательное открытие двух карточек пользователем с целью поиска совпадения.</w:t>
+            </w:r>
+          </w:p>
+        </w:tc>
+      </w:tr>
+      <w:tr>
+        <w:tc>
+          <w:tcPr>
+            <w:tcW w:w="3114" w:type="dxa"/>
+            <w:hideMark/>
+          </w:tcPr>
+          <w:p>
+            <w:pPr>
+              <w:jc w:val="both"/>
+            </w:pPr>
+            <w:r>
+              <w:t>Игровой процесс</w:t>
+            </w:r>
+          </w:p>
+        </w:tc>
+        <w:tc>
+          <w:tcPr>
+            <w:tcW w:w="7024" w:type="dxa"/>
+            <w:hideMark/>
+          </w:tcPr>
+          <w:p>
+            <w:pPr>
+              <w:jc w:val="both"/>
+            </w:pPr>
+            <w:r>
+              <w:t>Последовательность раундов до момента полного нахождения всех парных изображений на поле.</w:t>
+            </w:r>
+          </w:p>
+        </w:tc>
+      </w:tr>
+    </w:tbl>
+    <w:p>
+      <w:pPr>
+        <w:spacing w:after="0" w:line="240" w:lineRule="auto"/>
+        <w:jc w:val="both"/>
+      </w:pPr>
+    </w:p>
+    <w:p>
+      <w:pPr>
+        <w:pStyle w:val="ac"/>
+        <w:numPr>
+          <w:ilvl w:val="0"/>
+          <w:numId w:val="37"/>
+        </w:numPr>
+        <w:tabs>
+          <w:tab w:val="left" w:pos="1134"/>
+        </w:tabs>
+        <w:spacing w:after="0" w:line="240" w:lineRule="auto"/>
+        <w:ind w:left="0" w:firstLine="709"/>
+        <w:jc w:val="both"/>
+      </w:pPr>
+      <w:r>
+        <w:t>Контактная информация</w:t>
+      </w:r>
+      <w:r>
+        <w:t>.</w:t>
+      </w:r>
+    </w:p>
+    <w:p>
+      <w:pPr>
+        <w:spacing w:after="0" w:line="240" w:lineRule="auto"/>
+        <w:ind w:firstLine="709"/>
+        <w:jc w:val="both"/>
+      </w:pPr>
+      <w:r>
+        <w:t xml:space="preserve">Игра </w:t>
+      </w:r>
+      <w:r>
+        <w:rPr>
+          <w:highlight w:val="yellow"/>
+        </w:rPr>
+        <w:t>«</w:t>
+      </w:r>
+      <w:r>
+        <w:rPr>
+          <w:highlight w:val="yellow"/>
+        </w:rPr>
+        <w:t>Найди пару</w:t>
+      </w:r>
+      <w:r>
+        <w:rPr>
+          <w:highlight w:val="yellow"/>
+        </w:rPr>
+        <w:t>»</w:t>
+      </w:r>
+      <w:r>
+        <w:t xml:space="preserve"> разрабатывается и поддерживается компанией ФСПО ОГТИ (ОГУ) 24 ИСП-1, являющейся правообладателем.</w:t>
+      </w:r>
+    </w:p>
+    <w:p>
+      <w:pPr>
+        <w:spacing w:after="0" w:line="240" w:lineRule="auto"/>
+        <w:ind w:firstLine="709"/>
+        <w:jc w:val="both"/>
+      </w:pPr>
+      <w:r>
+        <w:t>Техническая поддержка:</w:t>
+      </w:r>
+    </w:p>
+    <w:p>
+      <w:pPr>
+        <w:spacing w:after="0" w:line="240" w:lineRule="auto"/>
+        <w:ind w:firstLine="709"/>
+        <w:jc w:val="both"/>
+      </w:pPr>
+      <w:r>
+        <w:t>Вы можете направить вопросы по функциональности программы игра «Найди пару» следующими способами:</w:t>
+      </w:r>
+    </w:p>
+    <w:p>
+      <w:pPr>
+        <w:spacing w:after="0" w:line="240" w:lineRule="auto"/>
+        <w:ind w:firstLine="709"/>
+        <w:jc w:val="both"/>
+        <w:rPr>
+          <w:lang w:val="en-US"/>
+        </w:rPr>
+      </w:pPr>
+      <w:r>
+        <w:rPr>
+          <w:lang w:val="en-US"/>
+        </w:rPr>
+        <w:t>Email: drayzen999@proton.me</w:t>
+      </w:r>
+    </w:p>
+    <w:p>
+      <w:pPr>
+        <w:spacing w:after="0" w:line="240" w:lineRule="auto"/>
+        <w:ind w:firstLine="709"/>
+        <w:jc w:val="both"/>
+        <w:rPr>
+          <w:lang w:val="en-US"/>
+        </w:rPr>
+      </w:pPr>
+      <w:r>
+        <w:t>Мессенджеры</w:t>
+      </w:r>
+      <w:r>
+        <w:rPr>
+          <w:lang w:val="en-US"/>
+        </w:rPr>
+        <w:t>: Telegram - @itvertex</w:t>
+      </w:r>
+    </w:p>
+    <w:p>
+      <w:pPr>
+        <w:spacing w:after="0" w:line="240" w:lineRule="auto"/>
+        <w:ind w:firstLine="709"/>
+        <w:jc w:val="both"/>
+      </w:pPr>
+      <w:r>
+        <w:t>Форма обратной связи: https://docs.google.com/forms/d/e/1FAIpQLSdf4-gXKGEKqTkHlIzNb1tZBFtg3FzCEsPRWyCfsrLCSs26Zg</w:t>
+      </w:r>
+    </w:p>
+    <w:p>
+      <w:pPr>
+        <w:spacing w:after="0" w:line="240" w:lineRule="auto"/>
+        <w:ind w:firstLine="709"/>
+        <w:jc w:val="both"/>
+      </w:pPr>
+      <w:r>
+        <w:t>Продажи и сотрудничество:</w:t>
+      </w:r>
+    </w:p>
+    <w:p>
+      <w:pPr>
+        <w:spacing w:after="0" w:line="240" w:lineRule="auto"/>
+        <w:ind w:firstLine="709"/>
+        <w:jc w:val="both"/>
+      </w:pPr>
+      <w:r>
+        <w:t xml:space="preserve">По вопросам лицензирования и сотрудничества, пожалуйста используйте </w:t>
+      </w:r>
+      <w:r>
+        <w:t xml:space="preserve">указанные выше </w:t>
+      </w:r>
+      <w:r>
+        <w:t>каналы</w:t>
+      </w:r>
+      <w:r>
+        <w:t>.</w:t>
+      </w:r>
+    </w:p>
+    <w:p>
+      <w:pPr>
+        <w:spacing w:after="0" w:line="240" w:lineRule="auto"/>
+        <w:jc w:val="both"/>
       </w:pPr>
     </w:p>
     <w:p>
@@ -13571,6 +15900,7 @@
       <w:bookmarkStart w:id="139" w:name="_Toc222998714"/>
       <w:bookmarkStart w:id="140" w:name="_Toc229784451"/>
       <w:r>
+        <w:lastRenderedPageBreak/>
         <w:t xml:space="preserve">2.5 </w:t>
       </w:r>
       <w:bookmarkEnd w:id="129"/>
@@ -13700,7 +16030,6 @@
         <w:jc w:val="both"/>
       </w:pPr>
       <w:r>
-        <w:lastRenderedPageBreak/>
         <w:t>Этапы вне</w:t>
       </w:r>
       <w:r>
@@ -13727,7 +16056,13 @@
         <w:jc w:val="both"/>
       </w:pPr>
       <w:r>
-        <w:t xml:space="preserve">Таблица 3 – </w:t>
+        <w:t xml:space="preserve">Таблица </w:t>
+      </w:r>
+      <w:r>
+        <w:t>4</w:t>
+      </w:r>
+      <w:r>
+        <w:t xml:space="preserve"> – </w:t>
       </w:r>
       <w:r>
         <w:t>Э</w:t>
@@ -13856,25 +16191,7 @@
               <w:jc w:val="both"/>
             </w:pPr>
             <w:r>
-              <w:t>Проверка наличия</w:t>
-            </w:r>
-            <w:r>
-              <w:t xml:space="preserve"> </w:t>
-            </w:r>
-            <w:r>
-              <w:t>верси</w:t>
-            </w:r>
-            <w:r>
-              <w:t>и</w:t>
-            </w:r>
-            <w:r>
-              <w:t xml:space="preserve"> .NET Runtime</w:t>
-            </w:r>
-            <w:r>
-              <w:t xml:space="preserve"> 4.7.2</w:t>
-            </w:r>
-            <w:r>
-              <w:t xml:space="preserve"> на стороне пользователя. Создание инсталлятора.</w:t>
+              <w:t>Проверка наличия версии .NET Runtime 4.7.2 на стороне пользователя. Создание инсталлятора.</w:t>
             </w:r>
           </w:p>
         </w:tc>
@@ -13948,13 +16265,7 @@
               <w:jc w:val="both"/>
             </w:pPr>
             <w:r>
-              <w:t>Техническая поддержка пользователя, фиксация непредвиденных программных исключений</w:t>
-            </w:r>
-            <w:r>
-              <w:t xml:space="preserve"> </w:t>
-            </w:r>
-            <w:r>
-              <w:t>и выпуск обновлений игры.</w:t>
+              <w:t>Техническая поддержка пользователя, фиксация непредвиденных программных исключений и выпуск обновлений игры.</w:t>
             </w:r>
           </w:p>
         </w:tc>
@@ -14022,6 +16333,7 @@
         <w:jc w:val="both"/>
       </w:pPr>
       <w:r>
+        <w:lastRenderedPageBreak/>
         <w:t>Оперативное устранение скрытых ошибок и программных сбоев, возникающих в процессе игры.</w:t>
       </w:r>
     </w:p>
@@ -14074,30 +16386,17 @@
     <w:p>
       <w:pPr>
         <w:spacing w:after="0" w:line="240" w:lineRule="auto"/>
+        <w:jc w:val="both"/>
+      </w:pPr>
+    </w:p>
+    <w:p>
+      <w:pPr>
+        <w:spacing w:after="0" w:line="240" w:lineRule="auto"/>
         <w:ind w:firstLine="709"/>
         <w:jc w:val="both"/>
       </w:pPr>
-    </w:p>
-    <w:p>
-      <w:pPr>
-        <w:spacing w:after="0" w:line="240" w:lineRule="auto"/>
-        <w:ind w:firstLine="709"/>
-        <w:jc w:val="both"/>
-      </w:pPr>
-      <w:r>
-        <w:t xml:space="preserve">Таблица </w:t>
-      </w:r>
-      <w:r>
-        <w:t>4</w:t>
-      </w:r>
-      <w:r>
-        <w:t xml:space="preserve"> – </w:t>
-      </w:r>
-      <w:r>
-        <w:t>План сопровождения</w:t>
-      </w:r>
-      <w:r>
-        <w:t xml:space="preserve"> компьютерной игры «Найди пару»</w:t>
+      <w:r>
+        <w:t>Таблица 4 – План сопровождения компьютерной игры «Найди пару»</w:t>
       </w:r>
     </w:p>
     <w:p>
@@ -14127,10 +16426,7 @@
               <w:jc w:val="center"/>
             </w:pPr>
             <w:r>
-              <w:t xml:space="preserve">Номер и название </w:t>
-            </w:r>
-            <w:r>
-              <w:t>элемента сопровождения</w:t>
+              <w:t>Номер и название элемента сопровождения</w:t>
             </w:r>
           </w:p>
         </w:tc>
@@ -14143,10 +16439,7 @@
               <w:jc w:val="center"/>
             </w:pPr>
             <w:r>
-              <w:t xml:space="preserve">Описание работ по </w:t>
-            </w:r>
-            <w:r>
-              <w:t>сопровождению</w:t>
+              <w:t>Описание работ по сопровождению</w:t>
             </w:r>
           </w:p>
         </w:tc>
@@ -14197,28 +16490,6 @@
           </w:p>
         </w:tc>
       </w:tr>
-    </w:tbl>
-    <w:p>
-      <w:pPr>
-        <w:jc w:val="both"/>
-      </w:pPr>
-    </w:p>
-    <w:p>
-      <w:pPr>
-        <w:spacing w:after="0" w:line="240" w:lineRule="auto"/>
-        <w:jc w:val="both"/>
-      </w:pPr>
-    </w:p>
-    <w:tbl>
-      <w:tblPr>
-        <w:tblStyle w:val="af1"/>
-        <w:tblW w:w="0" w:type="auto"/>
-        <w:tblLook w:val="04A0" w:firstRow="1" w:lastRow="0" w:firstColumn="1" w:lastColumn="0" w:noHBand="0" w:noVBand="1"/>
-      </w:tblPr>
-      <w:tblGrid>
-        <w:gridCol w:w="4531"/>
-        <w:gridCol w:w="5607"/>
-      </w:tblGrid>
       <w:tr>
         <w:tc>
           <w:tcPr>
@@ -14232,7 +16503,6 @@
               <w:jc w:val="both"/>
             </w:pPr>
             <w:r>
-              <w:lastRenderedPageBreak/>
               <w:t>2 Устранение программных сбоев</w:t>
             </w:r>
           </w:p>
@@ -14270,10 +16540,7 @@
               <w:jc w:val="both"/>
             </w:pPr>
             <w:r>
-              <w:t xml:space="preserve">3 </w:t>
-            </w:r>
-            <w:r>
-              <w:t>Профилактическое обслуживание</w:t>
+              <w:t>3 Профилактическое обслуживание</w:t>
             </w:r>
           </w:p>
         </w:tc>
@@ -14286,30 +16553,7 @@
               <w:jc w:val="both"/>
             </w:pPr>
             <w:r>
-              <w:t>Периодическая проверка стабильности работы приложения на</w:t>
-            </w:r>
-            <w:r>
-              <w:t xml:space="preserve"> </w:t>
-            </w:r>
-            <w:r>
-              <w:t>операционной</w:t>
-            </w:r>
-            <w:bookmarkStart w:id="143" w:name="_GoBack"/>
-            <w:bookmarkEnd w:id="143"/>
-            <w:r>
-              <w:t xml:space="preserve"> системе</w:t>
-            </w:r>
-            <w:r>
-              <w:t xml:space="preserve"> </w:t>
-            </w:r>
-            <w:r>
-              <w:t xml:space="preserve">и оптимизация алгоритмов </w:t>
-            </w:r>
-            <w:r>
-              <w:t>работы</w:t>
-            </w:r>
-            <w:r>
-              <w:t>.</w:t>
+              <w:t>Периодическая проверка стабильности работы приложения на операционной системе и оптимизация алгоритмов работы.</w:t>
             </w:r>
           </w:p>
         </w:tc>
@@ -14327,10 +16571,7 @@
               <w:jc w:val="both"/>
             </w:pPr>
             <w:r>
-              <w:t xml:space="preserve">4 </w:t>
-            </w:r>
-            <w:r>
-              <w:t>Развитие и модификация игры</w:t>
+              <w:t>4 Развитие и модификация игры</w:t>
             </w:r>
           </w:p>
         </w:tc>
@@ -14343,7 +16584,15 @@
               <w:jc w:val="both"/>
             </w:pPr>
             <w:r>
-              <w:t>Добавление новых игровых уровней, расширение графического интерфейса и адаптация системы под обновленные версии .NET Runtime по запросам пользователей.</w:t>
+              <w:t xml:space="preserve">Добавление новых игровых уровней, расширение графического интерфейса и адаптация системы под обновленные версии .NET </w:t>
+            </w:r>
+            <w:proofErr w:type="spellStart"/>
+            <w:r>
+              <w:t>Runtime</w:t>
+            </w:r>
+            <w:proofErr w:type="spellEnd"/>
+            <w:r>
+              <w:t xml:space="preserve"> по запросам пользователей.</w:t>
             </w:r>
           </w:p>
         </w:tc>
@@ -14351,13 +16600,6 @@
     </w:tbl>
     <w:p>
       <w:pPr>
-        <w:spacing w:after="0" w:line="240" w:lineRule="auto"/>
-        <w:ind w:firstLine="709"/>
-        <w:jc w:val="both"/>
-      </w:pPr>
-    </w:p>
-    <w:p>
-      <w:pPr>
         <w:jc w:val="both"/>
         <w:rPr>
           <w:rFonts w:eastAsiaTheme="majorEastAsia"/>
@@ -14365,31 +16607,30 @@
           <w:kern w:val="28"/>
         </w:rPr>
       </w:pPr>
-      <w:r>
-        <w:br w:type="page"/>
-      </w:r>
     </w:p>
     <w:p>
       <w:pPr>
         <w:pStyle w:val="1"/>
-      </w:pPr>
-      <w:bookmarkStart w:id="144" w:name="_Toc191392418"/>
-      <w:bookmarkStart w:id="145" w:name="_Toc191392471"/>
-      <w:bookmarkStart w:id="146" w:name="_Toc221608868"/>
-      <w:bookmarkStart w:id="147" w:name="_Toc222987927"/>
-      <w:bookmarkStart w:id="148" w:name="_Toc222987961"/>
-      <w:bookmarkStart w:id="149" w:name="_Toc222988006"/>
-      <w:bookmarkStart w:id="150" w:name="_Toc222988046"/>
-      <w:bookmarkStart w:id="151" w:name="_Toc222988218"/>
-      <w:bookmarkStart w:id="152" w:name="_Toc222994169"/>
-      <w:bookmarkStart w:id="153" w:name="_Toc222998580"/>
-      <w:bookmarkStart w:id="154" w:name="_Toc229784452"/>
+        <w:pageBreakBefore/>
+      </w:pPr>
+      <w:bookmarkStart w:id="143" w:name="_Toc191392418"/>
+      <w:bookmarkStart w:id="144" w:name="_Toc191392471"/>
+      <w:bookmarkStart w:id="145" w:name="_Toc221608868"/>
+      <w:bookmarkStart w:id="146" w:name="_Toc222987927"/>
+      <w:bookmarkStart w:id="147" w:name="_Toc222987961"/>
+      <w:bookmarkStart w:id="148" w:name="_Toc222988006"/>
+      <w:bookmarkStart w:id="149" w:name="_Toc222988046"/>
+      <w:bookmarkStart w:id="150" w:name="_Toc222988218"/>
+      <w:bookmarkStart w:id="151" w:name="_Toc222994169"/>
+      <w:bookmarkStart w:id="152" w:name="_Toc222998580"/>
+      <w:bookmarkStart w:id="153" w:name="_Toc229784452"/>
       <w:r>
         <w:lastRenderedPageBreak/>
         <w:t>Заключение</w:t>
       </w:r>
       <w:bookmarkEnd w:id="141"/>
       <w:bookmarkEnd w:id="142"/>
+      <w:bookmarkEnd w:id="143"/>
       <w:bookmarkEnd w:id="144"/>
       <w:bookmarkEnd w:id="145"/>
       <w:bookmarkEnd w:id="146"/>
@@ -14400,42 +16641,165 @@
       <w:bookmarkEnd w:id="151"/>
       <w:bookmarkEnd w:id="152"/>
       <w:bookmarkEnd w:id="153"/>
-      <w:bookmarkEnd w:id="154"/>
-    </w:p>
-    <w:p>
-      <w:pPr>
-        <w:spacing w:after="0" w:line="240" w:lineRule="auto"/>
-      </w:pPr>
-    </w:p>
-    <w:p>
-      <w:pPr>
-        <w:spacing w:after="0" w:line="240" w:lineRule="auto"/>
-      </w:pPr>
-    </w:p>
-    <w:p>
-      <w:pPr>
-        <w:spacing w:after="0" w:line="240" w:lineRule="auto"/>
-      </w:pPr>
-    </w:p>
-    <w:p>
-      <w:pPr>
-        <w:spacing w:after="0" w:line="240" w:lineRule="auto"/>
-      </w:pPr>
-    </w:p>
-    <w:p>
-      <w:pPr>
-        <w:spacing w:after="0" w:line="240" w:lineRule="auto"/>
-      </w:pPr>
-    </w:p>
-    <w:p>
-      <w:pPr>
-        <w:spacing w:after="0" w:line="240" w:lineRule="auto"/>
-      </w:pPr>
-    </w:p>
-    <w:p>
-      <w:pPr>
-        <w:spacing w:after="0" w:line="240" w:lineRule="auto"/>
-      </w:pPr>
+    </w:p>
+    <w:p>
+      <w:pPr>
+        <w:spacing w:after="0" w:line="240" w:lineRule="auto"/>
+      </w:pPr>
+    </w:p>
+    <w:p>
+      <w:pPr>
+        <w:spacing w:after="0" w:line="240" w:lineRule="auto"/>
+        <w:ind w:firstLine="709"/>
+        <w:jc w:val="both"/>
+      </w:pPr>
+      <w:r>
+        <w:t>В ходе выполнения курсовой работы были полностью решены поставленные задачи и достигнута главная цель — проектирование, программная реализация и тестирование компьютерной игры «Найди пару» на языке программирования C#.</w:t>
+      </w:r>
+    </w:p>
+    <w:p>
+      <w:pPr>
+        <w:spacing w:after="0" w:line="240" w:lineRule="auto"/>
+        <w:ind w:firstLine="709"/>
+        <w:jc w:val="both"/>
+      </w:pPr>
+      <w:r>
+        <w:t>На основе проделанной работы можно сделать следующие выводы:</w:t>
+      </w:r>
+    </w:p>
+    <w:p>
+      <w:pPr>
+        <w:pStyle w:val="ac"/>
+        <w:numPr>
+          <w:ilvl w:val="0"/>
+          <w:numId w:val="44"/>
+        </w:numPr>
+        <w:tabs>
+          <w:tab w:val="left" w:pos="1134"/>
+        </w:tabs>
+        <w:spacing w:after="0" w:line="240" w:lineRule="auto"/>
+        <w:ind w:left="0" w:firstLine="709"/>
+        <w:jc w:val="both"/>
+      </w:pPr>
+      <w:r>
+        <w:t>Изучена предметная область и проведен подробный анализ требований к логическим и развивающим играм. Было установлено, что игры такого типа востребованы пользователями для тренировки зрительной памяти и концентрации внимания.</w:t>
+      </w:r>
+    </w:p>
+    <w:p>
+      <w:pPr>
+        <w:pStyle w:val="ac"/>
+        <w:numPr>
+          <w:ilvl w:val="0"/>
+          <w:numId w:val="44"/>
+        </w:numPr>
+        <w:tabs>
+          <w:tab w:val="left" w:pos="1134"/>
+        </w:tabs>
+        <w:spacing w:after="0" w:line="240" w:lineRule="auto"/>
+        <w:ind w:left="0" w:firstLine="709"/>
+        <w:jc w:val="both"/>
+      </w:pPr>
+      <w:r>
+        <w:t>Разработано техническое задание, определившее четкие требования к функционалу, надежности, условиям эксплуатации и составу технических средств, необходимых для работы игрового приложения.</w:t>
+      </w:r>
+    </w:p>
+    <w:p>
+      <w:pPr>
+        <w:pStyle w:val="ac"/>
+        <w:numPr>
+          <w:ilvl w:val="0"/>
+          <w:numId w:val="44"/>
+        </w:numPr>
+        <w:tabs>
+          <w:tab w:val="left" w:pos="1134"/>
+        </w:tabs>
+        <w:spacing w:after="0" w:line="240" w:lineRule="auto"/>
+        <w:ind w:left="0" w:firstLine="709"/>
+        <w:jc w:val="both"/>
+      </w:pPr>
+      <w:r>
+        <w:t>Выполнено проектирование системы. В ходе функционального проектирования были определены основные алгоритмы игры (генерация игрового поля, логика сравнения карточек, подсчет очков и времени).</w:t>
+      </w:r>
+    </w:p>
+    <w:p>
+      <w:pPr>
+        <w:pStyle w:val="ac"/>
+        <w:numPr>
+          <w:ilvl w:val="0"/>
+          <w:numId w:val="44"/>
+        </w:numPr>
+        <w:tabs>
+          <w:tab w:val="left" w:pos="1134"/>
+        </w:tabs>
+        <w:spacing w:after="0" w:line="240" w:lineRule="auto"/>
+        <w:ind w:left="0" w:firstLine="709"/>
+        <w:jc w:val="both"/>
+      </w:pPr>
+      <w:r>
+        <w:t>Спроектирован интуитивно понятный пользовательский интерфейс.</w:t>
+      </w:r>
+      <w:r>
+        <w:t xml:space="preserve"> </w:t>
+      </w:r>
+      <w:r>
+        <w:t>Реализовано оконное приложение на языке программирования C#. Выбранный стек технологий позволил создать стабильно работающее приложение с адаптивным интерфейсом и корректной обработкой игровых событий.</w:t>
+      </w:r>
+    </w:p>
+    <w:p>
+      <w:pPr>
+        <w:pStyle w:val="ac"/>
+        <w:numPr>
+          <w:ilvl w:val="0"/>
+          <w:numId w:val="44"/>
+        </w:numPr>
+        <w:tabs>
+          <w:tab w:val="left" w:pos="1134"/>
+        </w:tabs>
+        <w:spacing w:after="0" w:line="240" w:lineRule="auto"/>
+        <w:ind w:left="0" w:firstLine="709"/>
+        <w:jc w:val="both"/>
+      </w:pPr>
+      <w:r>
+        <w:t>Проведено тестирование разработанного программного продукта (функциональное и стресс-тестирование), которое подтвердило полное соответствие игры требованиям технического задания. Ошибок и сбоев в работе алгоритмов обнаружено не было.</w:t>
+      </w:r>
+    </w:p>
+    <w:p>
+      <w:pPr>
+        <w:pStyle w:val="ac"/>
+        <w:numPr>
+          <w:ilvl w:val="0"/>
+          <w:numId w:val="44"/>
+        </w:numPr>
+        <w:tabs>
+          <w:tab w:val="left" w:pos="1134"/>
+        </w:tabs>
+        <w:spacing w:after="0" w:line="240" w:lineRule="auto"/>
+        <w:ind w:left="0" w:firstLine="709"/>
+        <w:jc w:val="both"/>
+      </w:pPr>
+      <w:r>
+        <w:t>Составлено руководство пользователя, подробно описывающее правила игры и порядок взаимодействия с интерфейсом, а также сформированы рекомендации по дальнейшему внедрению и сопровождению программного продукта.</w:t>
+      </w:r>
+    </w:p>
+    <w:p>
+      <w:pPr>
+        <w:spacing w:after="0" w:line="240" w:lineRule="auto"/>
+        <w:ind w:firstLine="709"/>
+        <w:jc w:val="both"/>
+      </w:pPr>
+      <w:r>
+        <w:t>Разработанная компьютерная игра «Найди пару» обладает потенциалом для дальнейшего развития: в нее можно добавить таблицу глобальных рекордов или возможность кастомизации графического оформления.</w:t>
+      </w:r>
+    </w:p>
+    <w:p>
+      <w:pPr>
+        <w:spacing w:after="0" w:line="240" w:lineRule="auto"/>
+        <w:ind w:firstLine="709"/>
+        <w:jc w:val="both"/>
+      </w:pPr>
+      <w:r>
+        <w:t>Таким образом, созданное приложение является завершенным, работоспособным и готовым к эксплуатации программным продуктом.</w:t>
+      </w:r>
     </w:p>
     <w:p>
       <w:r>
@@ -14448,21 +16812,22 @@
         <w:spacing w:after="0"/>
         <w:ind w:firstLine="0"/>
       </w:pPr>
-      <w:bookmarkStart w:id="155" w:name="_Toc191392419"/>
-      <w:bookmarkStart w:id="156" w:name="_Toc191392472"/>
-      <w:bookmarkStart w:id="157" w:name="_Toc221608869"/>
-      <w:bookmarkStart w:id="158" w:name="_Toc222987928"/>
-      <w:bookmarkStart w:id="159" w:name="_Toc222987962"/>
-      <w:bookmarkStart w:id="160" w:name="_Toc222988007"/>
-      <w:bookmarkStart w:id="161" w:name="_Toc222988047"/>
-      <w:bookmarkStart w:id="162" w:name="_Toc222988219"/>
-      <w:bookmarkStart w:id="163" w:name="_Toc222994170"/>
-      <w:bookmarkStart w:id="164" w:name="_Toc222998581"/>
-      <w:bookmarkStart w:id="165" w:name="_Toc229784453"/>
+      <w:bookmarkStart w:id="154" w:name="_Toc191392419"/>
+      <w:bookmarkStart w:id="155" w:name="_Toc191392472"/>
+      <w:bookmarkStart w:id="156" w:name="_Toc221608869"/>
+      <w:bookmarkStart w:id="157" w:name="_Toc222987928"/>
+      <w:bookmarkStart w:id="158" w:name="_Toc222987962"/>
+      <w:bookmarkStart w:id="159" w:name="_Toc222988007"/>
+      <w:bookmarkStart w:id="160" w:name="_Toc222988047"/>
+      <w:bookmarkStart w:id="161" w:name="_Toc222988219"/>
+      <w:bookmarkStart w:id="162" w:name="_Toc222994170"/>
+      <w:bookmarkStart w:id="163" w:name="_Toc222998581"/>
+      <w:bookmarkStart w:id="164" w:name="_Toc229784453"/>
       <w:r>
         <w:lastRenderedPageBreak/>
         <w:t>Список использованных источников</w:t>
       </w:r>
+      <w:bookmarkEnd w:id="154"/>
       <w:bookmarkEnd w:id="155"/>
       <w:bookmarkEnd w:id="156"/>
       <w:bookmarkEnd w:id="157"/>
@@ -14473,7 +16838,6 @@
       <w:bookmarkEnd w:id="162"/>
       <w:bookmarkEnd w:id="163"/>
       <w:bookmarkEnd w:id="164"/>
-      <w:bookmarkEnd w:id="165"/>
     </w:p>
     <w:p>
       <w:pPr>
@@ -14507,67 +16871,7 @@
         <w:rPr>
           <w:szCs w:val="28"/>
         </w:rPr>
-        <w:t>Гагарина</w:t>
-      </w:r>
-      <w:r>
-        <w:rPr>
-          <w:szCs w:val="28"/>
-        </w:rPr>
-        <w:t xml:space="preserve">, Л.Г. </w:t>
-      </w:r>
-      <w:r>
-        <w:rPr>
-          <w:szCs w:val="28"/>
-        </w:rPr>
-        <w:t>Технология разработки программного обеспечения: учебное пособи</w:t>
-      </w:r>
-      <w:r>
-        <w:rPr>
-          <w:szCs w:val="28"/>
-        </w:rPr>
-        <w:t xml:space="preserve">е / Л.Г. Гагарина, Е.В. </w:t>
-      </w:r>
-      <w:r>
-        <w:rPr>
-          <w:szCs w:val="28"/>
-        </w:rPr>
-        <w:t xml:space="preserve">Кокорева, </w:t>
-      </w:r>
-      <w:r>
-        <w:rPr>
-          <w:szCs w:val="28"/>
-        </w:rPr>
-        <w:t xml:space="preserve">Б.Д. </w:t>
-      </w:r>
-      <w:r>
-        <w:rPr>
-          <w:szCs w:val="28"/>
-        </w:rPr>
-        <w:t xml:space="preserve">Виснадул. </w:t>
-      </w:r>
-      <w:r>
-        <w:rPr>
-          <w:szCs w:val="28"/>
-        </w:rPr>
-        <w:t xml:space="preserve"> – М.</w:t>
-      </w:r>
-      <w:r>
-        <w:rPr>
-          <w:szCs w:val="28"/>
-        </w:rPr>
-        <w:t xml:space="preserve"> </w:t>
-      </w:r>
-      <w:r>
-        <w:rPr>
-          <w:szCs w:val="28"/>
-        </w:rPr>
-        <w:t>: ИД ФОРУМ: ИНФРА-М, 2023</w:t>
-      </w:r>
-      <w:r>
-        <w:rPr>
-          <w:szCs w:val="28"/>
-        </w:rPr>
-        <w:t>. – 400 с.</w:t>
+        <w:t>ГОСТ 19.701-90. Единая система программной документации. Схемы алгоритмов, программ, данных и систем. Обозначения условные и правила выполнения. – Москва : Стандартинформ, 2010. – 24 с.</w:t>
       </w:r>
     </w:p>
     <w:p>
@@ -14592,49 +16896,7 @@
         <w:rPr>
           <w:szCs w:val="28"/>
         </w:rPr>
-        <w:t>Подбельский, В.В. Программирование. Базовый курс С</w:t>
-      </w:r>
-      <w:r>
-        <w:rPr>
-          <w:szCs w:val="28"/>
-        </w:rPr>
-        <w:t>#</w:t>
-      </w:r>
-      <w:r>
-        <w:rPr>
-          <w:szCs w:val="28"/>
-        </w:rPr>
-        <w:t xml:space="preserve">: учебник для среднего профессионального образования / В.В. Подбельский. – Москва : Издательство Юрайт, 2026. – 369 с. </w:t>
-      </w:r>
-      <w:r>
-        <w:rPr>
-          <w:szCs w:val="28"/>
-        </w:rPr>
-        <w:t>[</w:t>
-      </w:r>
-      <w:r>
-        <w:rPr>
-          <w:szCs w:val="28"/>
-        </w:rPr>
-        <w:t>Электронный ресурс</w:t>
-      </w:r>
-      <w:r>
-        <w:rPr>
-          <w:szCs w:val="28"/>
-        </w:rPr>
-        <w:t xml:space="preserve">]. </w:t>
-      </w:r>
-      <w:r>
-        <w:rPr>
-          <w:szCs w:val="28"/>
-        </w:rPr>
-        <w:t xml:space="preserve">– Режим доступа: </w:t>
-      </w:r>
-      <w:r>
-        <w:rPr>
-          <w:szCs w:val="28"/>
-        </w:rPr>
-        <w:t>https://urait.ru/viewer/programmirovanie-bazovyy-kurs-s-598935#page/2</w:t>
+        <w:t>ГОСТ 34.602 – 2000. Информационные технологии. Комплекс стандартов на автоматизированные системы. Техническое задание на создание автоматизированной системы – Москва : ФБГУ РСТ – 2022. 15 с [электронный ресурс. – режим доступа: swrit.ru]</w:t>
       </w:r>
     </w:p>
     <w:p>
@@ -14659,31 +16921,7 @@
         <w:rPr>
           <w:szCs w:val="28"/>
         </w:rPr>
-        <w:t>СТО 02069024.101 – 2015</w:t>
-      </w:r>
-      <w:r>
-        <w:rPr>
-          <w:szCs w:val="28"/>
-        </w:rPr>
-        <w:t xml:space="preserve">. </w:t>
-      </w:r>
-      <w:r>
-        <w:rPr>
-          <w:szCs w:val="28"/>
-        </w:rPr>
-        <w:t xml:space="preserve">Работы студенческие. Общие </w:t>
-      </w:r>
-      <w:r>
-        <w:rPr>
-          <w:szCs w:val="28"/>
-        </w:rPr>
-        <w:t>требования и правила оформления</w:t>
-      </w:r>
-      <w:r>
-        <w:rPr>
-          <w:szCs w:val="28"/>
-        </w:rPr>
-        <w:t xml:space="preserve"> – Оренбург : Изд-во ОГУ, 2015. – 89 с.</w:t>
+        <w:t>ГОСТ Р 59793 – 2021. Информационные технологии. Комплекс стандартов на автоматизированные системы. Автоматизированные системы. Стадии создания. – Москва: ФБГУ РСТ – 2021. 8 с [электронный ресурс. – режим доступа: gost.ru]</w:t>
       </w:r>
     </w:p>
     <w:p>
@@ -14708,34 +16946,7 @@
         <w:rPr>
           <w:szCs w:val="28"/>
         </w:rPr>
-        <w:t xml:space="preserve">ГОСТ 34.602 – 2000. </w:t>
-      </w:r>
-      <w:r>
-        <w:t>Информационные технологии. Комплекс стандартов на автоматизированные системы. Техническое задание на создание автоматизированной системы – Москва : ФБГУ</w:t>
-      </w:r>
-      <w:r>
-        <w:t xml:space="preserve"> </w:t>
-      </w:r>
-      <w:r>
-        <w:t xml:space="preserve">РСТ – 2022. 15 с </w:t>
-      </w:r>
-      <w:r>
-        <w:t>[</w:t>
-      </w:r>
-      <w:r>
-        <w:t>электронный ресурс</w:t>
-      </w:r>
-      <w:r>
-        <w:t xml:space="preserve">. </w:t>
-      </w:r>
-      <w:r>
-        <w:t xml:space="preserve">– режим доступа: </w:t>
-      </w:r>
-      <w:r>
-        <w:t>https://www.swrit.ru/doc/gost34/34.602-2020.pdf</w:t>
-      </w:r>
-      <w:r>
-        <w:t>]</w:t>
+        <w:t>Гагарина, Л.Г. Технология разработки программного обеспечения: учебное пособие / Л.Г. Гагарина, Е.В. Кокорева, Б.Д. Виснадул. – М. : ИД ФОРУМ: ИНФРА-М, 2023. – 400 с.</w:t>
       </w:r>
     </w:p>
     <w:p>
@@ -14757,87 +16968,152 @@
         </w:rPr>
       </w:pPr>
       <w:r>
-        <w:t>ГОСТ Р 59793 – 2021. Информационные технологии. Комплекс стандартов на автоматизированные системы. Автоматизированные системы. Стадии создания.</w:t>
-      </w:r>
-      <w:r>
-        <w:t xml:space="preserve"> – Москва:</w:t>
-      </w:r>
-      <w:r>
-        <w:t xml:space="preserve"> </w:t>
-      </w:r>
-      <w:r>
-        <w:t xml:space="preserve">ФБГУ РСТ – 2021. 8 с </w:t>
-      </w:r>
-      <w:r>
-        <w:t>[</w:t>
-      </w:r>
-      <w:r>
-        <w:t xml:space="preserve">электронный ресурс. – режим доступа: </w:t>
-      </w:r>
-      <w:r>
-        <w:t>https://protect.gost.ru/document1.aspx?control=31&amp;id=241692]</w:t>
-      </w:r>
-    </w:p>
-    <w:p>
-      <w:pPr>
+        <w:rPr>
+          <w:szCs w:val="28"/>
+        </w:rPr>
+        <w:t>Иванов, С. Е. Прикладные алгоритмы на языке ООП C# : учебное пособие / С. Е. Иванов. – Санкт-Петербург : Университет ИТМО, 2022. – 52 с.</w:t>
+      </w:r>
+    </w:p>
+    <w:p>
+      <w:pPr>
+        <w:pStyle w:val="ac"/>
         <w:widowControl w:val="0"/>
-        <w:tabs>
-          <w:tab w:val="left" w:pos="1134"/>
-        </w:tabs>
-        <w:spacing w:after="0" w:line="240" w:lineRule="auto"/>
+        <w:numPr>
+          <w:ilvl w:val="0"/>
+          <w:numId w:val="1"/>
+        </w:numPr>
+        <w:tabs>
+          <w:tab w:val="left" w:pos="1134"/>
+        </w:tabs>
+        <w:spacing w:after="0" w:line="240" w:lineRule="auto"/>
+        <w:ind w:left="0" w:firstLine="709"/>
         <w:jc w:val="both"/>
         <w:rPr>
           <w:szCs w:val="28"/>
         </w:rPr>
       </w:pPr>
-    </w:p>
-    <w:p>
-      <w:pPr>
-        <w:spacing w:after="0" w:line="240" w:lineRule="auto"/>
-      </w:pPr>
-      <w:r>
-        <w:rPr>
-          <w:color w:val="FF0000"/>
-        </w:rPr>
-        <w:t>Не менее 10</w:t>
-      </w:r>
-    </w:p>
-    <w:p>
-      <w:pPr>
-        <w:spacing w:after="0" w:line="240" w:lineRule="auto"/>
-      </w:pPr>
-    </w:p>
-    <w:p>
-      <w:pPr>
-        <w:spacing w:after="0" w:line="240" w:lineRule="auto"/>
-      </w:pPr>
-    </w:p>
-    <w:p>
-      <w:pPr>
-        <w:spacing w:after="0" w:line="240" w:lineRule="auto"/>
-      </w:pPr>
-    </w:p>
-    <w:p>
-      <w:pPr>
-        <w:spacing w:after="0" w:line="240" w:lineRule="auto"/>
-      </w:pPr>
-    </w:p>
-    <w:p>
-      <w:pPr>
-        <w:spacing w:after="0" w:line="240" w:lineRule="auto"/>
-      </w:pPr>
-    </w:p>
-    <w:p>
-      <w:pPr>
-        <w:spacing w:after="0" w:line="240" w:lineRule="auto"/>
-      </w:pPr>
-    </w:p>
-    <w:p>
-      <w:pPr>
-        <w:spacing w:after="0" w:line="240" w:lineRule="auto"/>
-      </w:pPr>
-    </w:p>
-    <w:p>
+      <w:r>
+        <w:rPr>
+          <w:szCs w:val="28"/>
+        </w:rPr>
+        <w:t>Павловская, Т. А. C#. Программирование на языке высокого уровня : учебник для вузов / Т. А. Павловская. – Санкт-Петербург : Питер, 2021. – 432 с.</w:t>
+      </w:r>
+    </w:p>
+    <w:p>
+      <w:pPr>
+        <w:pStyle w:val="ac"/>
+        <w:widowControl w:val="0"/>
+        <w:numPr>
+          <w:ilvl w:val="0"/>
+          <w:numId w:val="1"/>
+        </w:numPr>
+        <w:tabs>
+          <w:tab w:val="left" w:pos="1134"/>
+        </w:tabs>
+        <w:spacing w:after="0" w:line="240" w:lineRule="auto"/>
+        <w:ind w:left="0" w:firstLine="709"/>
+        <w:jc w:val="both"/>
+        <w:rPr>
+          <w:szCs w:val="28"/>
+        </w:rPr>
+      </w:pPr>
+      <w:r>
+        <w:rPr>
+          <w:szCs w:val="28"/>
+        </w:rPr>
+        <w:t>Подбельский, В.В. Программирование. Базовый курс С#: учебник для среднего профессионального образования / В.В. Подбельский. – Москва : Издательство Юрайт, 2026. – 369 с. [Электронный ресурс]. – Режим доступа: urait.ru</w:t>
+      </w:r>
+    </w:p>
+    <w:p>
+      <w:pPr>
+        <w:pStyle w:val="ac"/>
+        <w:widowControl w:val="0"/>
+        <w:numPr>
+          <w:ilvl w:val="0"/>
+          <w:numId w:val="1"/>
+        </w:numPr>
+        <w:tabs>
+          <w:tab w:val="left" w:pos="1134"/>
+        </w:tabs>
+        <w:spacing w:after="0" w:line="240" w:lineRule="auto"/>
+        <w:ind w:left="0" w:firstLine="709"/>
+        <w:jc w:val="both"/>
+        <w:rPr>
+          <w:szCs w:val="28"/>
+        </w:rPr>
+      </w:pPr>
+      <w:r>
+        <w:rPr>
+          <w:szCs w:val="28"/>
+        </w:rPr>
+        <w:t>Робинсон, К. Введение в программную инженерию и проектирование систем : учебное пособие / К. Робинсон. – Москва : ДМК Пресс, 2024. – 280 с.</w:t>
+      </w:r>
+    </w:p>
+    <w:p>
+      <w:pPr>
+        <w:pStyle w:val="ac"/>
+        <w:widowControl w:val="0"/>
+        <w:numPr>
+          <w:ilvl w:val="0"/>
+          <w:numId w:val="1"/>
+        </w:numPr>
+        <w:tabs>
+          <w:tab w:val="left" w:pos="1134"/>
+        </w:tabs>
+        <w:spacing w:after="0" w:line="240" w:lineRule="auto"/>
+        <w:ind w:left="0" w:firstLine="709"/>
+        <w:jc w:val="both"/>
+        <w:rPr>
+          <w:szCs w:val="28"/>
+        </w:rPr>
+      </w:pPr>
+      <w:r>
+        <w:rPr>
+          <w:szCs w:val="28"/>
+        </w:rPr>
+        <w:t>СТО 02069024.101 – 2015. Работы студенческие. Общие требования и правила оформления – Оренбург : Изд-во ОГУ, 2015. – 89 с.</w:t>
+      </w:r>
+    </w:p>
+    <w:p>
+      <w:pPr>
+        <w:pStyle w:val="ac"/>
+        <w:widowControl w:val="0"/>
+        <w:numPr>
+          <w:ilvl w:val="0"/>
+          <w:numId w:val="1"/>
+        </w:numPr>
+        <w:tabs>
+          <w:tab w:val="left" w:pos="1134"/>
+        </w:tabs>
+        <w:spacing w:after="0" w:line="240" w:lineRule="auto"/>
+        <w:ind w:left="0" w:firstLine="709"/>
+        <w:jc w:val="both"/>
+        <w:rPr>
+          <w:szCs w:val="28"/>
+        </w:rPr>
+      </w:pPr>
+      <w:r>
+        <w:rPr>
+          <w:szCs w:val="28"/>
+        </w:rPr>
+        <w:t>Фленов, М. Г. Библия C#. Компьютерная литература / М. Г. Фленов. – Санкт-Петербург : БХВ-Петербург, 2023. – 544 с.</w:t>
+      </w:r>
+    </w:p>
+    <w:p>
+      <w:pPr>
+        <w:pStyle w:val="ac"/>
+        <w:widowControl w:val="0"/>
+        <w:numPr>
+          <w:ilvl w:val="0"/>
+          <w:numId w:val="1"/>
+        </w:numPr>
+        <w:tabs>
+          <w:tab w:val="left" w:pos="1134"/>
+        </w:tabs>
+        <w:spacing w:after="0" w:line="240" w:lineRule="auto"/>
+        <w:ind w:left="0" w:firstLine="709"/>
+        <w:jc w:val="both"/>
+      </w:pPr>
       <w:r>
         <w:br w:type="page"/>
       </w:r>
@@ -14848,21 +17124,22 @@
         <w:spacing w:after="0"/>
         <w:ind w:firstLine="0"/>
       </w:pPr>
-      <w:bookmarkStart w:id="166" w:name="_Toc191392420"/>
-      <w:bookmarkStart w:id="167" w:name="_Toc191392473"/>
-      <w:bookmarkStart w:id="168" w:name="_Toc221608870"/>
-      <w:bookmarkStart w:id="169" w:name="_Toc222987929"/>
-      <w:bookmarkStart w:id="170" w:name="_Toc222987963"/>
-      <w:bookmarkStart w:id="171" w:name="_Toc222988008"/>
-      <w:bookmarkStart w:id="172" w:name="_Toc222988048"/>
-      <w:bookmarkStart w:id="173" w:name="_Toc222988220"/>
-      <w:bookmarkStart w:id="174" w:name="_Toc222994171"/>
-      <w:bookmarkStart w:id="175" w:name="_Toc222998582"/>
-      <w:bookmarkStart w:id="176" w:name="_Toc229784454"/>
+      <w:bookmarkStart w:id="165" w:name="_Toc191392420"/>
+      <w:bookmarkStart w:id="166" w:name="_Toc191392473"/>
+      <w:bookmarkStart w:id="167" w:name="_Toc221608870"/>
+      <w:bookmarkStart w:id="168" w:name="_Toc222987929"/>
+      <w:bookmarkStart w:id="169" w:name="_Toc222987963"/>
+      <w:bookmarkStart w:id="170" w:name="_Toc222988008"/>
+      <w:bookmarkStart w:id="171" w:name="_Toc222988048"/>
+      <w:bookmarkStart w:id="172" w:name="_Toc222988220"/>
+      <w:bookmarkStart w:id="173" w:name="_Toc222994171"/>
+      <w:bookmarkStart w:id="174" w:name="_Toc222998582"/>
+      <w:bookmarkStart w:id="175" w:name="_Toc229784454"/>
       <w:r>
         <w:lastRenderedPageBreak/>
         <w:t>Приложение</w:t>
       </w:r>
+      <w:bookmarkEnd w:id="165"/>
       <w:bookmarkEnd w:id="166"/>
       <w:bookmarkEnd w:id="167"/>
       <w:bookmarkEnd w:id="168"/>
@@ -14873,7 +17150,6 @@
       <w:bookmarkEnd w:id="173"/>
       <w:bookmarkEnd w:id="174"/>
       <w:bookmarkEnd w:id="175"/>
-      <w:bookmarkEnd w:id="176"/>
     </w:p>
     <w:p>
       <w:pPr>
@@ -14932,8 +17208,8 @@
       </w:pPr>
     </w:p>
     <w:sectPr>
-      <w:headerReference w:type="default" r:id="rId21"/>
-      <w:footerReference w:type="default" r:id="rId22"/>
+      <w:headerReference w:type="default" r:id="rId26"/>
+      <w:footerReference w:type="default" r:id="rId27"/>
       <w:pgSz w:w="11906" w:h="16838"/>
       <w:pgMar w:top="851" w:right="454" w:bottom="1701" w:left="1304" w:header="284" w:footer="1134" w:gutter="0"/>
       <w:cols w:space="708"/>
@@ -14944,7 +17220,7 @@
 </file>
 
 <file path=word/endnotes.xml><?xml version="1.0" encoding="utf-8"?>
-<w:endnotes xmlns:wpc="http://schemas.microsoft.com/office/word/2010/wordprocessingCanvas" xmlns:cx="http://schemas.microsoft.com/office/drawing/2014/chartex" xmlns:cx1="http://schemas.microsoft.com/office/drawing/2015/9/8/chartex" xmlns:cx2="http://schemas.microsoft.com/office/drawing/2015/10/21/chartex" xmlns:cx3="http://schemas.microsoft.com/office/drawing/2016/5/9/chartex" xmlns:cx4="http://schemas.microsoft.com/office/drawing/2016/5/10/chartex" xmlns:cx5="http://schemas.microsoft.com/office/drawing/2016/5/11/chartex" xmlns:cx6="http://schemas.microsoft.com/office/drawing/2016/5/12/chartex" xmlns:cx7="http://schemas.microsoft.com/office/drawing/2016/5/13/chartex" xmlns:cx8="http://schemas.microsoft.com/office/drawing/2016/5/14/chartex" xmlns:mc="http://schemas.openxmlformats.org/markup-compatibility/2006" xmlns:aink="http://schemas.microsoft.com/office/drawing/2016/ink" xmlns:am3d="http://schemas.microsoft.com/office/drawing/2017/model3d" xmlns:o="urn:schemas-microsoft-com:office:office" xmlns:r="http://schemas.openxmlformats.org/officeDocument/2006/relationships" xmlns:m="http://schemas.openxmlformats.org/officeDocument/2006/math" xmlns:v="urn:schemas-microsoft-com:vml" xmlns:wp14="http://schemas.microsoft.com/office/word/2010/wordprocessingDrawing" xmlns:wp="http://schemas.openxmlformats.org/drawingml/2006/wordprocessingDrawing" xmlns:w10="urn:schemas-microsoft-com:office:word" xmlns:w="http://schemas.openxmlformats.org/wordprocessingml/2006/main" xmlns:w14="http://schemas.microsoft.com/office/word/2010/wordml" xmlns:w15="http://schemas.microsoft.com/office/word/2012/wordml" xmlns:w16cid="http://schemas.microsoft.com/office/word/2016/wordml/cid" xmlns:w16se="http://schemas.microsoft.com/office/word/2015/wordml/symex" xmlns:wpg="http://schemas.microsoft.com/office/word/2010/wordprocessingGroup" xmlns:wpi="http://schemas.microsoft.com/office/word/2010/wordprocessingInk" xmlns:wne="http://schemas.microsoft.com/office/word/2006/wordml" xmlns:wps="http://schemas.microsoft.com/office/word/2010/wordprocessingShape" mc:Ignorable="w14 w15 w16se w16cid wp14">
+<w:endnotes xmlns:wpc="http://schemas.microsoft.com/office/word/2010/wordprocessingCanvas" xmlns:cx="http://schemas.microsoft.com/office/drawing/2014/chartex" xmlns:cx1="http://schemas.microsoft.com/office/drawing/2015/9/8/chartex" xmlns:cx2="http://schemas.microsoft.com/office/drawing/2015/10/21/chartex" xmlns:cx3="http://schemas.microsoft.com/office/drawing/2016/5/9/chartex" xmlns:cx4="http://schemas.microsoft.com/office/drawing/2016/5/10/chartex" xmlns:cx5="http://schemas.microsoft.com/office/drawing/2016/5/11/chartex" xmlns:cx6="http://schemas.microsoft.com/office/drawing/2016/5/12/chartex" xmlns:cx7="http://schemas.microsoft.com/office/drawing/2016/5/13/chartex" xmlns:cx8="http://schemas.microsoft.com/office/drawing/2016/5/14/chartex" xmlns:mc="http://schemas.openxmlformats.org/markup-compatibility/2006" xmlns:aink="http://schemas.microsoft.com/office/drawing/2016/ink" xmlns:am3d="http://schemas.microsoft.com/office/drawing/2017/model3d" xmlns:o="urn:schemas-microsoft-com:office:office" xmlns:oel="http://schemas.microsoft.com/office/2019/extlst" xmlns:r="http://schemas.openxmlformats.org/officeDocument/2006/relationships" xmlns:m="http://schemas.openxmlformats.org/officeDocument/2006/math" xmlns:v="urn:schemas-microsoft-com:vml" xmlns:wp14="http://schemas.microsoft.com/office/word/2010/wordprocessingDrawing" xmlns:wp="http://schemas.openxmlformats.org/drawingml/2006/wordprocessingDrawing" xmlns:w10="urn:schemas-microsoft-com:office:word" xmlns:w="http://schemas.openxmlformats.org/wordprocessingml/2006/main" xmlns:w14="http://schemas.microsoft.com/office/word/2010/wordml" xmlns:w15="http://schemas.microsoft.com/office/word/2012/wordml" xmlns:w16cex="http://schemas.microsoft.com/office/word/2018/wordml/cex" xmlns:w16cid="http://schemas.microsoft.com/office/word/2016/wordml/cid" xmlns:w16="http://schemas.microsoft.com/office/word/2018/wordml" xmlns:w16du="http://schemas.microsoft.com/office/word/2023/wordml/word16du" xmlns:w16sdtdh="http://schemas.microsoft.com/office/word/2020/wordml/sdtdatahash" xmlns:w16sdtfl="http://schemas.microsoft.com/office/word/2024/wordml/sdtformatlock" xmlns:w16se="http://schemas.microsoft.com/office/word/2015/wordml/symex" xmlns:wpg="http://schemas.microsoft.com/office/word/2010/wordprocessingGroup" xmlns:wpi="http://schemas.microsoft.com/office/word/2010/wordprocessingInk" xmlns:wne="http://schemas.microsoft.com/office/word/2006/wordml" xmlns:wps="http://schemas.microsoft.com/office/word/2010/wordprocessingShape" mc:Ignorable="w14 w15 w16se w16cid w16 w16cex w16sdtdh w16sdtfl w16du wp14">
   <w:endnote w:type="separator" w:id="-1">
     <w:p>
       <w:pPr>
@@ -14969,7 +17245,7 @@
 </file>
 
 <file path=word/footer1.xml><?xml version="1.0" encoding="utf-8"?>
-<w:ftr xmlns:wpc="http://schemas.microsoft.com/office/word/2010/wordprocessingCanvas" xmlns:cx="http://schemas.microsoft.com/office/drawing/2014/chartex" xmlns:cx1="http://schemas.microsoft.com/office/drawing/2015/9/8/chartex" xmlns:cx2="http://schemas.microsoft.com/office/drawing/2015/10/21/chartex" xmlns:cx3="http://schemas.microsoft.com/office/drawing/2016/5/9/chartex" xmlns:cx4="http://schemas.microsoft.com/office/drawing/2016/5/10/chartex" xmlns:cx5="http://schemas.microsoft.com/office/drawing/2016/5/11/chartex" xmlns:cx6="http://schemas.microsoft.com/office/drawing/2016/5/12/chartex" xmlns:cx7="http://schemas.microsoft.com/office/drawing/2016/5/13/chartex" xmlns:cx8="http://schemas.microsoft.com/office/drawing/2016/5/14/chartex" xmlns:mc="http://schemas.openxmlformats.org/markup-compatibility/2006" xmlns:aink="http://schemas.microsoft.com/office/drawing/2016/ink" xmlns:am3d="http://schemas.microsoft.com/office/drawing/2017/model3d" xmlns:o="urn:schemas-microsoft-com:office:office" xmlns:r="http://schemas.openxmlformats.org/officeDocument/2006/relationships" xmlns:m="http://schemas.openxmlformats.org/officeDocument/2006/math" xmlns:v="urn:schemas-microsoft-com:vml" xmlns:wp14="http://schemas.microsoft.com/office/word/2010/wordprocessingDrawing" xmlns:wp="http://schemas.openxmlformats.org/drawingml/2006/wordprocessingDrawing" xmlns:w10="urn:schemas-microsoft-com:office:word" xmlns:w="http://schemas.openxmlformats.org/wordprocessingml/2006/main" xmlns:w14="http://schemas.microsoft.com/office/word/2010/wordml" xmlns:w15="http://schemas.microsoft.com/office/word/2012/wordml" xmlns:w16cid="http://schemas.microsoft.com/office/word/2016/wordml/cid" xmlns:w16se="http://schemas.microsoft.com/office/word/2015/wordml/symex" xmlns:wpg="http://schemas.microsoft.com/office/word/2010/wordprocessingGroup" xmlns:wpi="http://schemas.microsoft.com/office/word/2010/wordprocessingInk" xmlns:wne="http://schemas.microsoft.com/office/word/2006/wordml" xmlns:wps="http://schemas.microsoft.com/office/word/2010/wordprocessingShape" mc:Ignorable="w14 w15 w16se w16cid wp14">
+<w:ftr xmlns:wpc="http://schemas.microsoft.com/office/word/2010/wordprocessingCanvas" xmlns:cx="http://schemas.microsoft.com/office/drawing/2014/chartex" xmlns:cx1="http://schemas.microsoft.com/office/drawing/2015/9/8/chartex" xmlns:cx2="http://schemas.microsoft.com/office/drawing/2015/10/21/chartex" xmlns:cx3="http://schemas.microsoft.com/office/drawing/2016/5/9/chartex" xmlns:cx4="http://schemas.microsoft.com/office/drawing/2016/5/10/chartex" xmlns:cx5="http://schemas.microsoft.com/office/drawing/2016/5/11/chartex" xmlns:cx6="http://schemas.microsoft.com/office/drawing/2016/5/12/chartex" xmlns:cx7="http://schemas.microsoft.com/office/drawing/2016/5/13/chartex" xmlns:cx8="http://schemas.microsoft.com/office/drawing/2016/5/14/chartex" xmlns:mc="http://schemas.openxmlformats.org/markup-compatibility/2006" xmlns:aink="http://schemas.microsoft.com/office/drawing/2016/ink" xmlns:am3d="http://schemas.microsoft.com/office/drawing/2017/model3d" xmlns:o="urn:schemas-microsoft-com:office:office" xmlns:oel="http://schemas.microsoft.com/office/2019/extlst" xmlns:r="http://schemas.openxmlformats.org/officeDocument/2006/relationships" xmlns:m="http://schemas.openxmlformats.org/officeDocument/2006/math" xmlns:v="urn:schemas-microsoft-com:vml" xmlns:wp14="http://schemas.microsoft.com/office/word/2010/wordprocessingDrawing" xmlns:wp="http://schemas.openxmlformats.org/drawingml/2006/wordprocessingDrawing" xmlns:w10="urn:schemas-microsoft-com:office:word" xmlns:w="http://schemas.openxmlformats.org/wordprocessingml/2006/main" xmlns:w14="http://schemas.microsoft.com/office/word/2010/wordml" xmlns:w15="http://schemas.microsoft.com/office/word/2012/wordml" xmlns:w16cex="http://schemas.microsoft.com/office/word/2018/wordml/cex" xmlns:w16cid="http://schemas.microsoft.com/office/word/2016/wordml/cid" xmlns:w16="http://schemas.microsoft.com/office/word/2018/wordml" xmlns:w16du="http://schemas.microsoft.com/office/word/2023/wordml/word16du" xmlns:w16sdtdh="http://schemas.microsoft.com/office/word/2020/wordml/sdtdatahash" xmlns:w16sdtfl="http://schemas.microsoft.com/office/word/2024/wordml/sdtformatlock" xmlns:w16se="http://schemas.microsoft.com/office/word/2015/wordml/symex" xmlns:wpg="http://schemas.microsoft.com/office/word/2010/wordprocessingGroup" xmlns:wpi="http://schemas.microsoft.com/office/word/2010/wordprocessingInk" xmlns:wne="http://schemas.microsoft.com/office/word/2006/wordml" xmlns:wps="http://schemas.microsoft.com/office/word/2010/wordprocessingShape" mc:Ignorable="w14 w15 w16se w16cid w16 w16cex w16sdtdh w16sdtfl w16du wp14">
   <w:p>
     <w:pPr>
       <w:pStyle w:val="aa"/>
@@ -14979,7 +17255,7 @@
 </file>
 
 <file path=word/footer2.xml><?xml version="1.0" encoding="utf-8"?>
-<w:ftr xmlns:wpc="http://schemas.microsoft.com/office/word/2010/wordprocessingCanvas" xmlns:cx="http://schemas.microsoft.com/office/drawing/2014/chartex" xmlns:cx1="http://schemas.microsoft.com/office/drawing/2015/9/8/chartex" xmlns:cx2="http://schemas.microsoft.com/office/drawing/2015/10/21/chartex" xmlns:cx3="http://schemas.microsoft.com/office/drawing/2016/5/9/chartex" xmlns:cx4="http://schemas.microsoft.com/office/drawing/2016/5/10/chartex" xmlns:cx5="http://schemas.microsoft.com/office/drawing/2016/5/11/chartex" xmlns:cx6="http://schemas.microsoft.com/office/drawing/2016/5/12/chartex" xmlns:cx7="http://schemas.microsoft.com/office/drawing/2016/5/13/chartex" xmlns:cx8="http://schemas.microsoft.com/office/drawing/2016/5/14/chartex" xmlns:mc="http://schemas.openxmlformats.org/markup-compatibility/2006" xmlns:aink="http://schemas.microsoft.com/office/drawing/2016/ink" xmlns:am3d="http://schemas.microsoft.com/office/drawing/2017/model3d" xmlns:o="urn:schemas-microsoft-com:office:office" xmlns:r="http://schemas.openxmlformats.org/officeDocument/2006/relationships" xmlns:m="http://schemas.openxmlformats.org/officeDocument/2006/math" xmlns:v="urn:schemas-microsoft-com:vml" xmlns:wp14="http://schemas.microsoft.com/office/word/2010/wordprocessingDrawing" xmlns:wp="http://schemas.openxmlformats.org/drawingml/2006/wordprocessingDrawing" xmlns:w10="urn:schemas-microsoft-com:office:word" xmlns:w="http://schemas.openxmlformats.org/wordprocessingml/2006/main" xmlns:w14="http://schemas.microsoft.com/office/word/2010/wordml" xmlns:w15="http://schemas.microsoft.com/office/word/2012/wordml" xmlns:w16cid="http://schemas.microsoft.com/office/word/2016/wordml/cid" xmlns:w16se="http://schemas.microsoft.com/office/word/2015/wordml/symex" xmlns:wpg="http://schemas.microsoft.com/office/word/2010/wordprocessingGroup" xmlns:wpi="http://schemas.microsoft.com/office/word/2010/wordprocessingInk" xmlns:wne="http://schemas.microsoft.com/office/word/2006/wordml" xmlns:wps="http://schemas.microsoft.com/office/word/2010/wordprocessingShape" mc:Ignorable="w14 w15 w16se w16cid wp14">
+<w:ftr xmlns:wpc="http://schemas.microsoft.com/office/word/2010/wordprocessingCanvas" xmlns:cx="http://schemas.microsoft.com/office/drawing/2014/chartex" xmlns:cx1="http://schemas.microsoft.com/office/drawing/2015/9/8/chartex" xmlns:cx2="http://schemas.microsoft.com/office/drawing/2015/10/21/chartex" xmlns:cx3="http://schemas.microsoft.com/office/drawing/2016/5/9/chartex" xmlns:cx4="http://schemas.microsoft.com/office/drawing/2016/5/10/chartex" xmlns:cx5="http://schemas.microsoft.com/office/drawing/2016/5/11/chartex" xmlns:cx6="http://schemas.microsoft.com/office/drawing/2016/5/12/chartex" xmlns:cx7="http://schemas.microsoft.com/office/drawing/2016/5/13/chartex" xmlns:cx8="http://schemas.microsoft.com/office/drawing/2016/5/14/chartex" xmlns:mc="http://schemas.openxmlformats.org/markup-compatibility/2006" xmlns:aink="http://schemas.microsoft.com/office/drawing/2016/ink" xmlns:am3d="http://schemas.microsoft.com/office/drawing/2017/model3d" xmlns:o="urn:schemas-microsoft-com:office:office" xmlns:oel="http://schemas.microsoft.com/office/2019/extlst" xmlns:r="http://schemas.openxmlformats.org/officeDocument/2006/relationships" xmlns:m="http://schemas.openxmlformats.org/officeDocument/2006/math" xmlns:v="urn:schemas-microsoft-com:vml" xmlns:wp14="http://schemas.microsoft.com/office/word/2010/wordprocessingDrawing" xmlns:wp="http://schemas.openxmlformats.org/drawingml/2006/wordprocessingDrawing" xmlns:w10="urn:schemas-microsoft-com:office:word" xmlns:w="http://schemas.openxmlformats.org/wordprocessingml/2006/main" xmlns:w14="http://schemas.microsoft.com/office/word/2010/wordml" xmlns:w15="http://schemas.microsoft.com/office/word/2012/wordml" xmlns:w16cex="http://schemas.microsoft.com/office/word/2018/wordml/cex" xmlns:w16cid="http://schemas.microsoft.com/office/word/2016/wordml/cid" xmlns:w16="http://schemas.microsoft.com/office/word/2018/wordml" xmlns:w16du="http://schemas.microsoft.com/office/word/2023/wordml/word16du" xmlns:w16sdtdh="http://schemas.microsoft.com/office/word/2020/wordml/sdtdatahash" xmlns:w16sdtfl="http://schemas.microsoft.com/office/word/2024/wordml/sdtformatlock" xmlns:w16se="http://schemas.microsoft.com/office/word/2015/wordml/symex" xmlns:wpg="http://schemas.microsoft.com/office/word/2010/wordprocessingGroup" xmlns:wpi="http://schemas.microsoft.com/office/word/2010/wordprocessingInk" xmlns:wne="http://schemas.microsoft.com/office/word/2006/wordml" xmlns:wps="http://schemas.microsoft.com/office/word/2010/wordprocessingShape" mc:Ignorable="w14 w15 w16se w16cid w16 w16cex w16sdtdh w16sdtfl w16du wp14">
   <w:tbl>
     <w:tblPr>
       <w:tblStyle w:val="af1"/>
@@ -15650,7 +17926,6 @@
         <w:p>
           <w:pPr>
             <w:pStyle w:val="aa"/>
-            <w:jc w:val="center"/>
             <w:rPr>
               <w:sz w:val="16"/>
               <w:szCs w:val="16"/>
@@ -15661,8 +17936,17 @@
               <w:sz w:val="16"/>
               <w:szCs w:val="16"/>
             </w:rPr>
-            <w:t>Иванов Е.В</w:t>
+            <w:t xml:space="preserve">Иванов </w:t>
           </w:r>
+          <w:proofErr w:type="gramStart"/>
+          <w:r>
+            <w:rPr>
+              <w:sz w:val="16"/>
+              <w:szCs w:val="16"/>
+            </w:rPr>
+            <w:t>Е.В</w:t>
+          </w:r>
+          <w:proofErr w:type="gramEnd"/>
         </w:p>
       </w:tc>
       <w:tc>
@@ -15747,7 +18031,28 @@
               <w:sz w:val="24"/>
               <w:szCs w:val="24"/>
             </w:rPr>
-            <w:t>Разработка компьютерной игры “Найди пару”</w:t>
+            <w:t xml:space="preserve">Разработка компьютерной игры </w:t>
+          </w:r>
+          <w:r>
+            <w:rPr>
+              <w:sz w:val="24"/>
+              <w:szCs w:val="24"/>
+            </w:rPr>
+            <w:t>«</w:t>
+          </w:r>
+          <w:r>
+            <w:rPr>
+              <w:sz w:val="24"/>
+              <w:szCs w:val="24"/>
+            </w:rPr>
+            <w:t>Найди пару</w:t>
+          </w:r>
+          <w:r>
+            <w:rPr>
+              <w:sz w:val="24"/>
+              <w:szCs w:val="24"/>
+            </w:rPr>
+            <w:t>»</w:t>
           </w:r>
         </w:p>
       </w:tc>
@@ -16179,6 +18484,14 @@
               <w:szCs w:val="16"/>
             </w:rPr>
           </w:pPr>
+          <w:r>
+            <w:rPr>
+              <w:color w:val="FF0000"/>
+              <w:sz w:val="16"/>
+              <w:szCs w:val="16"/>
+            </w:rPr>
+            <w:t>77</w:t>
+          </w:r>
         </w:p>
       </w:tc>
     </w:tr>
@@ -16741,7 +19054,7 @@
 </file>
 
 <file path=word/footer3.xml><?xml version="1.0" encoding="utf-8"?>
-<w:ftr xmlns:wpc="http://schemas.microsoft.com/office/word/2010/wordprocessingCanvas" xmlns:cx="http://schemas.microsoft.com/office/drawing/2014/chartex" xmlns:cx1="http://schemas.microsoft.com/office/drawing/2015/9/8/chartex" xmlns:cx2="http://schemas.microsoft.com/office/drawing/2015/10/21/chartex" xmlns:cx3="http://schemas.microsoft.com/office/drawing/2016/5/9/chartex" xmlns:cx4="http://schemas.microsoft.com/office/drawing/2016/5/10/chartex" xmlns:cx5="http://schemas.microsoft.com/office/drawing/2016/5/11/chartex" xmlns:cx6="http://schemas.microsoft.com/office/drawing/2016/5/12/chartex" xmlns:cx7="http://schemas.microsoft.com/office/drawing/2016/5/13/chartex" xmlns:cx8="http://schemas.microsoft.com/office/drawing/2016/5/14/chartex" xmlns:mc="http://schemas.openxmlformats.org/markup-compatibility/2006" xmlns:aink="http://schemas.microsoft.com/office/drawing/2016/ink" xmlns:am3d="http://schemas.microsoft.com/office/drawing/2017/model3d" xmlns:o="urn:schemas-microsoft-com:office:office" xmlns:r="http://schemas.openxmlformats.org/officeDocument/2006/relationships" xmlns:m="http://schemas.openxmlformats.org/officeDocument/2006/math" xmlns:v="urn:schemas-microsoft-com:vml" xmlns:wp14="http://schemas.microsoft.com/office/word/2010/wordprocessingDrawing" xmlns:wp="http://schemas.openxmlformats.org/drawingml/2006/wordprocessingDrawing" xmlns:w10="urn:schemas-microsoft-com:office:word" xmlns:w="http://schemas.openxmlformats.org/wordprocessingml/2006/main" xmlns:w14="http://schemas.microsoft.com/office/word/2010/wordml" xmlns:w15="http://schemas.microsoft.com/office/word/2012/wordml" xmlns:w16cid="http://schemas.microsoft.com/office/word/2016/wordml/cid" xmlns:w16se="http://schemas.microsoft.com/office/word/2015/wordml/symex" xmlns:wpg="http://schemas.microsoft.com/office/word/2010/wordprocessingGroup" xmlns:wpi="http://schemas.microsoft.com/office/word/2010/wordprocessingInk" xmlns:wne="http://schemas.microsoft.com/office/word/2006/wordml" xmlns:wps="http://schemas.microsoft.com/office/word/2010/wordprocessingShape" mc:Ignorable="w14 w15 w16se w16cid wp14">
+<w:ftr xmlns:wpc="http://schemas.microsoft.com/office/word/2010/wordprocessingCanvas" xmlns:cx="http://schemas.microsoft.com/office/drawing/2014/chartex" xmlns:cx1="http://schemas.microsoft.com/office/drawing/2015/9/8/chartex" xmlns:cx2="http://schemas.microsoft.com/office/drawing/2015/10/21/chartex" xmlns:cx3="http://schemas.microsoft.com/office/drawing/2016/5/9/chartex" xmlns:cx4="http://schemas.microsoft.com/office/drawing/2016/5/10/chartex" xmlns:cx5="http://schemas.microsoft.com/office/drawing/2016/5/11/chartex" xmlns:cx6="http://schemas.microsoft.com/office/drawing/2016/5/12/chartex" xmlns:cx7="http://schemas.microsoft.com/office/drawing/2016/5/13/chartex" xmlns:cx8="http://schemas.microsoft.com/office/drawing/2016/5/14/chartex" xmlns:mc="http://schemas.openxmlformats.org/markup-compatibility/2006" xmlns:aink="http://schemas.microsoft.com/office/drawing/2016/ink" xmlns:am3d="http://schemas.microsoft.com/office/drawing/2017/model3d" xmlns:o="urn:schemas-microsoft-com:office:office" xmlns:oel="http://schemas.microsoft.com/office/2019/extlst" xmlns:r="http://schemas.openxmlformats.org/officeDocument/2006/relationships" xmlns:m="http://schemas.openxmlformats.org/officeDocument/2006/math" xmlns:v="urn:schemas-microsoft-com:vml" xmlns:wp14="http://schemas.microsoft.com/office/word/2010/wordprocessingDrawing" xmlns:wp="http://schemas.openxmlformats.org/drawingml/2006/wordprocessingDrawing" xmlns:w10="urn:schemas-microsoft-com:office:word" xmlns:w="http://schemas.openxmlformats.org/wordprocessingml/2006/main" xmlns:w14="http://schemas.microsoft.com/office/word/2010/wordml" xmlns:w15="http://schemas.microsoft.com/office/word/2012/wordml" xmlns:w16cex="http://schemas.microsoft.com/office/word/2018/wordml/cex" xmlns:w16cid="http://schemas.microsoft.com/office/word/2016/wordml/cid" xmlns:w16="http://schemas.microsoft.com/office/word/2018/wordml" xmlns:w16du="http://schemas.microsoft.com/office/word/2023/wordml/word16du" xmlns:w16sdtdh="http://schemas.microsoft.com/office/word/2020/wordml/sdtdatahash" xmlns:w16sdtfl="http://schemas.microsoft.com/office/word/2024/wordml/sdtformatlock" xmlns:w16se="http://schemas.microsoft.com/office/word/2015/wordml/symex" xmlns:wpg="http://schemas.microsoft.com/office/word/2010/wordprocessingGroup" xmlns:wpi="http://schemas.microsoft.com/office/word/2010/wordprocessingInk" xmlns:wne="http://schemas.microsoft.com/office/word/2006/wordml" xmlns:wps="http://schemas.microsoft.com/office/word/2010/wordprocessingShape" mc:Ignorable="w14 w15 w16se w16cid w16 w16cex w16sdtdh w16sdtfl w16du wp14">
   <w:p>
     <w:pPr>
       <w:pStyle w:val="aa"/>
@@ -17223,7 +19536,7 @@
 </file>
 
 <file path=word/footnotes.xml><?xml version="1.0" encoding="utf-8"?>
-<w:footnotes xmlns:wpc="http://schemas.microsoft.com/office/word/2010/wordprocessingCanvas" xmlns:cx="http://schemas.microsoft.com/office/drawing/2014/chartex" xmlns:cx1="http://schemas.microsoft.com/office/drawing/2015/9/8/chartex" xmlns:cx2="http://schemas.microsoft.com/office/drawing/2015/10/21/chartex" xmlns:cx3="http://schemas.microsoft.com/office/drawing/2016/5/9/chartex" xmlns:cx4="http://schemas.microsoft.com/office/drawing/2016/5/10/chartex" xmlns:cx5="http://schemas.microsoft.com/office/drawing/2016/5/11/chartex" xmlns:cx6="http://schemas.microsoft.com/office/drawing/2016/5/12/chartex" xmlns:cx7="http://schemas.microsoft.com/office/drawing/2016/5/13/chartex" xmlns:cx8="http://schemas.microsoft.com/office/drawing/2016/5/14/chartex" xmlns:mc="http://schemas.openxmlformats.org/markup-compatibility/2006" xmlns:aink="http://schemas.microsoft.com/office/drawing/2016/ink" xmlns:am3d="http://schemas.microsoft.com/office/drawing/2017/model3d" xmlns:o="urn:schemas-microsoft-com:office:office" xmlns:r="http://schemas.openxmlformats.org/officeDocument/2006/relationships" xmlns:m="http://schemas.openxmlformats.org/officeDocument/2006/math" xmlns:v="urn:schemas-microsoft-com:vml" xmlns:wp14="http://schemas.microsoft.com/office/word/2010/wordprocessingDrawing" xmlns:wp="http://schemas.openxmlformats.org/drawingml/2006/wordprocessingDrawing" xmlns:w10="urn:schemas-microsoft-com:office:word" xmlns:w="http://schemas.openxmlformats.org/wordprocessingml/2006/main" xmlns:w14="http://schemas.microsoft.com/office/word/2010/wordml" xmlns:w15="http://schemas.microsoft.com/office/word/2012/wordml" xmlns:w16cid="http://schemas.microsoft.com/office/word/2016/wordml/cid" xmlns:w16se="http://schemas.microsoft.com/office/word/2015/wordml/symex" xmlns:wpg="http://schemas.microsoft.com/office/word/2010/wordprocessingGroup" xmlns:wpi="http://schemas.microsoft.com/office/word/2010/wordprocessingInk" xmlns:wne="http://schemas.microsoft.com/office/word/2006/wordml" xmlns:wps="http://schemas.microsoft.com/office/word/2010/wordprocessingShape" mc:Ignorable="w14 w15 w16se w16cid wp14">
+<w:footnotes xmlns:wpc="http://schemas.microsoft.com/office/word/2010/wordprocessingCanvas" xmlns:cx="http://schemas.microsoft.com/office/drawing/2014/chartex" xmlns:cx1="http://schemas.microsoft.com/office/drawing/2015/9/8/chartex" xmlns:cx2="http://schemas.microsoft.com/office/drawing/2015/10/21/chartex" xmlns:cx3="http://schemas.microsoft.com/office/drawing/2016/5/9/chartex" xmlns:cx4="http://schemas.microsoft.com/office/drawing/2016/5/10/chartex" xmlns:cx5="http://schemas.microsoft.com/office/drawing/2016/5/11/chartex" xmlns:cx6="http://schemas.microsoft.com/office/drawing/2016/5/12/chartex" xmlns:cx7="http://schemas.microsoft.com/office/drawing/2016/5/13/chartex" xmlns:cx8="http://schemas.microsoft.com/office/drawing/2016/5/14/chartex" xmlns:mc="http://schemas.openxmlformats.org/markup-compatibility/2006" xmlns:aink="http://schemas.microsoft.com/office/drawing/2016/ink" xmlns:am3d="http://schemas.microsoft.com/office/drawing/2017/model3d" xmlns:o="urn:schemas-microsoft-com:office:office" xmlns:oel="http://schemas.microsoft.com/office/2019/extlst" xmlns:r="http://schemas.openxmlformats.org/officeDocument/2006/relationships" xmlns:m="http://schemas.openxmlformats.org/officeDocument/2006/math" xmlns:v="urn:schemas-microsoft-com:vml" xmlns:wp14="http://schemas.microsoft.com/office/word/2010/wordprocessingDrawing" xmlns:wp="http://schemas.openxmlformats.org/drawingml/2006/wordprocessingDrawing" xmlns:w10="urn:schemas-microsoft-com:office:word" xmlns:w="http://schemas.openxmlformats.org/wordprocessingml/2006/main" xmlns:w14="http://schemas.microsoft.com/office/word/2010/wordml" xmlns:w15="http://schemas.microsoft.com/office/word/2012/wordml" xmlns:w16cex="http://schemas.microsoft.com/office/word/2018/wordml/cex" xmlns:w16cid="http://schemas.microsoft.com/office/word/2016/wordml/cid" xmlns:w16="http://schemas.microsoft.com/office/word/2018/wordml" xmlns:w16du="http://schemas.microsoft.com/office/word/2023/wordml/word16du" xmlns:w16sdtdh="http://schemas.microsoft.com/office/word/2020/wordml/sdtdatahash" xmlns:w16sdtfl="http://schemas.microsoft.com/office/word/2024/wordml/sdtformatlock" xmlns:w16se="http://schemas.microsoft.com/office/word/2015/wordml/symex" xmlns:wpg="http://schemas.microsoft.com/office/word/2010/wordprocessingGroup" xmlns:wpi="http://schemas.microsoft.com/office/word/2010/wordprocessingInk" xmlns:wne="http://schemas.microsoft.com/office/word/2006/wordml" xmlns:wps="http://schemas.microsoft.com/office/word/2010/wordprocessingShape" mc:Ignorable="w14 w15 w16se w16cid w16 w16cex w16sdtdh w16sdtfl w16du wp14">
   <w:footnote w:type="separator" w:id="-1">
     <w:p>
       <w:pPr>
@@ -17248,7 +19561,7 @@
 </file>
 
 <file path=word/header1.xml><?xml version="1.0" encoding="utf-8"?>
-<w:hdr xmlns:wpc="http://schemas.microsoft.com/office/word/2010/wordprocessingCanvas" xmlns:cx="http://schemas.microsoft.com/office/drawing/2014/chartex" xmlns:cx1="http://schemas.microsoft.com/office/drawing/2015/9/8/chartex" xmlns:cx2="http://schemas.microsoft.com/office/drawing/2015/10/21/chartex" xmlns:cx3="http://schemas.microsoft.com/office/drawing/2016/5/9/chartex" xmlns:cx4="http://schemas.microsoft.com/office/drawing/2016/5/10/chartex" xmlns:cx5="http://schemas.microsoft.com/office/drawing/2016/5/11/chartex" xmlns:cx6="http://schemas.microsoft.com/office/drawing/2016/5/12/chartex" xmlns:cx7="http://schemas.microsoft.com/office/drawing/2016/5/13/chartex" xmlns:cx8="http://schemas.microsoft.com/office/drawing/2016/5/14/chartex" xmlns:mc="http://schemas.openxmlformats.org/markup-compatibility/2006" xmlns:aink="http://schemas.microsoft.com/office/drawing/2016/ink" xmlns:am3d="http://schemas.microsoft.com/office/drawing/2017/model3d" xmlns:o="urn:schemas-microsoft-com:office:office" xmlns:r="http://schemas.openxmlformats.org/officeDocument/2006/relationships" xmlns:m="http://schemas.openxmlformats.org/officeDocument/2006/math" xmlns:v="urn:schemas-microsoft-com:vml" xmlns:wp14="http://schemas.microsoft.com/office/word/2010/wordprocessingDrawing" xmlns:wp="http://schemas.openxmlformats.org/drawingml/2006/wordprocessingDrawing" xmlns:w10="urn:schemas-microsoft-com:office:word" xmlns:w="http://schemas.openxmlformats.org/wordprocessingml/2006/main" xmlns:w14="http://schemas.microsoft.com/office/word/2010/wordml" xmlns:w15="http://schemas.microsoft.com/office/word/2012/wordml" xmlns:w16cid="http://schemas.microsoft.com/office/word/2016/wordml/cid" xmlns:w16se="http://schemas.microsoft.com/office/word/2015/wordml/symex" xmlns:wpg="http://schemas.microsoft.com/office/word/2010/wordprocessingGroup" xmlns:wpi="http://schemas.microsoft.com/office/word/2010/wordprocessingInk" xmlns:wne="http://schemas.microsoft.com/office/word/2006/wordml" xmlns:wps="http://schemas.microsoft.com/office/word/2010/wordprocessingShape" mc:Ignorable="w14 w15 w16se w16cid wp14">
+<w:hdr xmlns:wpc="http://schemas.microsoft.com/office/word/2010/wordprocessingCanvas" xmlns:cx="http://schemas.microsoft.com/office/drawing/2014/chartex" xmlns:cx1="http://schemas.microsoft.com/office/drawing/2015/9/8/chartex" xmlns:cx2="http://schemas.microsoft.com/office/drawing/2015/10/21/chartex" xmlns:cx3="http://schemas.microsoft.com/office/drawing/2016/5/9/chartex" xmlns:cx4="http://schemas.microsoft.com/office/drawing/2016/5/10/chartex" xmlns:cx5="http://schemas.microsoft.com/office/drawing/2016/5/11/chartex" xmlns:cx6="http://schemas.microsoft.com/office/drawing/2016/5/12/chartex" xmlns:cx7="http://schemas.microsoft.com/office/drawing/2016/5/13/chartex" xmlns:cx8="http://schemas.microsoft.com/office/drawing/2016/5/14/chartex" xmlns:mc="http://schemas.openxmlformats.org/markup-compatibility/2006" xmlns:aink="http://schemas.microsoft.com/office/drawing/2016/ink" xmlns:am3d="http://schemas.microsoft.com/office/drawing/2017/model3d" xmlns:o="urn:schemas-microsoft-com:office:office" xmlns:oel="http://schemas.microsoft.com/office/2019/extlst" xmlns:r="http://schemas.openxmlformats.org/officeDocument/2006/relationships" xmlns:m="http://schemas.openxmlformats.org/officeDocument/2006/math" xmlns:v="urn:schemas-microsoft-com:vml" xmlns:wp14="http://schemas.microsoft.com/office/word/2010/wordprocessingDrawing" xmlns:wp="http://schemas.openxmlformats.org/drawingml/2006/wordprocessingDrawing" xmlns:w10="urn:schemas-microsoft-com:office:word" xmlns:w="http://schemas.openxmlformats.org/wordprocessingml/2006/main" xmlns:w14="http://schemas.microsoft.com/office/word/2010/wordml" xmlns:w15="http://schemas.microsoft.com/office/word/2012/wordml" xmlns:w16cex="http://schemas.microsoft.com/office/word/2018/wordml/cex" xmlns:w16cid="http://schemas.microsoft.com/office/word/2016/wordml/cid" xmlns:w16="http://schemas.microsoft.com/office/word/2018/wordml" xmlns:w16du="http://schemas.microsoft.com/office/word/2023/wordml/word16du" xmlns:w16sdtdh="http://schemas.microsoft.com/office/word/2020/wordml/sdtdatahash" xmlns:w16sdtfl="http://schemas.microsoft.com/office/word/2024/wordml/sdtformatlock" xmlns:w16se="http://schemas.microsoft.com/office/word/2015/wordml/symex" xmlns:wpg="http://schemas.microsoft.com/office/word/2010/wordprocessingGroup" xmlns:wpi="http://schemas.microsoft.com/office/word/2010/wordprocessingInk" xmlns:wne="http://schemas.microsoft.com/office/word/2006/wordml" xmlns:wps="http://schemas.microsoft.com/office/word/2010/wordprocessingShape" mc:Ignorable="w14 w15 w16se w16cid w16 w16cex w16sdtdh w16sdtfl w16du wp14">
   <w:p>
     <w:pPr>
       <w:pStyle w:val="a8"/>
@@ -17327,7 +19640,7 @@
             </wp:anchor>
           </w:drawing>
         </mc:Choice>
-        <mc:Fallback xmlns:w16sdtfl="http://schemas.microsoft.com/office/word/2024/wordml/sdtformatlock" xmlns:w16sdtdh="http://schemas.microsoft.com/office/word/2020/wordml/sdtdatahash" xmlns:w16du="http://schemas.microsoft.com/office/word/2023/wordml/word16du" xmlns:w16="http://schemas.microsoft.com/office/word/2018/wordml" xmlns:w16cex="http://schemas.microsoft.com/office/word/2018/wordml/cex" xmlns:oel="http://schemas.microsoft.com/office/2019/extlst">
+        <mc:Fallback>
           <w:pict>
             <v:rect w14:anchorId="20202ADC" id="Прямоугольник 1" o:spid="_x0000_s1026" style="position:absolute;margin-left:55.55pt;margin-top:14.2pt;width:524.4pt;height:813.55pt;z-index:251658752;visibility:visible;mso-wrap-style:square;mso-width-percent:0;mso-height-percent:0;mso-wrap-distance-left:9pt;mso-wrap-distance-top:0;mso-wrap-distance-right:9pt;mso-wrap-distance-bottom:0;mso-position-horizontal:absolute;mso-position-horizontal-relative:page;mso-position-vertical:absolute;mso-position-vertical-relative:page;mso-width-percent:0;mso-height-percent:0;mso-width-relative:margin;mso-height-relative:margin;v-text-anchor:middle" o:gfxdata="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" filled="f" strokecolor="black [3213]" strokeweight="1.5pt">
               <w10:wrap anchorx="page" anchory="page"/>
@@ -17341,7 +19654,7 @@
 </file>
 
 <file path=word/header2.xml><?xml version="1.0" encoding="utf-8"?>
-<w:hdr xmlns:wpc="http://schemas.microsoft.com/office/word/2010/wordprocessingCanvas" xmlns:cx="http://schemas.microsoft.com/office/drawing/2014/chartex" xmlns:cx1="http://schemas.microsoft.com/office/drawing/2015/9/8/chartex" xmlns:cx2="http://schemas.microsoft.com/office/drawing/2015/10/21/chartex" xmlns:cx3="http://schemas.microsoft.com/office/drawing/2016/5/9/chartex" xmlns:cx4="http://schemas.microsoft.com/office/drawing/2016/5/10/chartex" xmlns:cx5="http://schemas.microsoft.com/office/drawing/2016/5/11/chartex" xmlns:cx6="http://schemas.microsoft.com/office/drawing/2016/5/12/chartex" xmlns:cx7="http://schemas.microsoft.com/office/drawing/2016/5/13/chartex" xmlns:cx8="http://schemas.microsoft.com/office/drawing/2016/5/14/chartex" xmlns:mc="http://schemas.openxmlformats.org/markup-compatibility/2006" xmlns:aink="http://schemas.microsoft.com/office/drawing/2016/ink" xmlns:am3d="http://schemas.microsoft.com/office/drawing/2017/model3d" xmlns:o="urn:schemas-microsoft-com:office:office" xmlns:r="http://schemas.openxmlformats.org/officeDocument/2006/relationships" xmlns:m="http://schemas.openxmlformats.org/officeDocument/2006/math" xmlns:v="urn:schemas-microsoft-com:vml" xmlns:wp14="http://schemas.microsoft.com/office/word/2010/wordprocessingDrawing" xmlns:wp="http://schemas.openxmlformats.org/drawingml/2006/wordprocessingDrawing" xmlns:w10="urn:schemas-microsoft-com:office:word" xmlns:w="http://schemas.openxmlformats.org/wordprocessingml/2006/main" xmlns:w14="http://schemas.microsoft.com/office/word/2010/wordml" xmlns:w15="http://schemas.microsoft.com/office/word/2012/wordml" xmlns:w16cid="http://schemas.microsoft.com/office/word/2016/wordml/cid" xmlns:w16se="http://schemas.microsoft.com/office/word/2015/wordml/symex" xmlns:wpg="http://schemas.microsoft.com/office/word/2010/wordprocessingGroup" xmlns:wpi="http://schemas.microsoft.com/office/word/2010/wordprocessingInk" xmlns:wne="http://schemas.microsoft.com/office/word/2006/wordml" xmlns:wps="http://schemas.microsoft.com/office/word/2010/wordprocessingShape" mc:Ignorable="w14 w15 w16se w16cid wp14">
+<w:hdr xmlns:wpc="http://schemas.microsoft.com/office/word/2010/wordprocessingCanvas" xmlns:cx="http://schemas.microsoft.com/office/drawing/2014/chartex" xmlns:cx1="http://schemas.microsoft.com/office/drawing/2015/9/8/chartex" xmlns:cx2="http://schemas.microsoft.com/office/drawing/2015/10/21/chartex" xmlns:cx3="http://schemas.microsoft.com/office/drawing/2016/5/9/chartex" xmlns:cx4="http://schemas.microsoft.com/office/drawing/2016/5/10/chartex" xmlns:cx5="http://schemas.microsoft.com/office/drawing/2016/5/11/chartex" xmlns:cx6="http://schemas.microsoft.com/office/drawing/2016/5/12/chartex" xmlns:cx7="http://schemas.microsoft.com/office/drawing/2016/5/13/chartex" xmlns:cx8="http://schemas.microsoft.com/office/drawing/2016/5/14/chartex" xmlns:mc="http://schemas.openxmlformats.org/markup-compatibility/2006" xmlns:aink="http://schemas.microsoft.com/office/drawing/2016/ink" xmlns:am3d="http://schemas.microsoft.com/office/drawing/2017/model3d" xmlns:o="urn:schemas-microsoft-com:office:office" xmlns:oel="http://schemas.microsoft.com/office/2019/extlst" xmlns:r="http://schemas.openxmlformats.org/officeDocument/2006/relationships" xmlns:m="http://schemas.openxmlformats.org/officeDocument/2006/math" xmlns:v="urn:schemas-microsoft-com:vml" xmlns:wp14="http://schemas.microsoft.com/office/word/2010/wordprocessingDrawing" xmlns:wp="http://schemas.openxmlformats.org/drawingml/2006/wordprocessingDrawing" xmlns:w10="urn:schemas-microsoft-com:office:word" xmlns:w="http://schemas.openxmlformats.org/wordprocessingml/2006/main" xmlns:w14="http://schemas.microsoft.com/office/word/2010/wordml" xmlns:w15="http://schemas.microsoft.com/office/word/2012/wordml" xmlns:w16cex="http://schemas.microsoft.com/office/word/2018/wordml/cex" xmlns:w16cid="http://schemas.microsoft.com/office/word/2016/wordml/cid" xmlns:w16="http://schemas.microsoft.com/office/word/2018/wordml" xmlns:w16du="http://schemas.microsoft.com/office/word/2023/wordml/word16du" xmlns:w16sdtdh="http://schemas.microsoft.com/office/word/2020/wordml/sdtdatahash" xmlns:w16sdtfl="http://schemas.microsoft.com/office/word/2024/wordml/sdtformatlock" xmlns:w16se="http://schemas.microsoft.com/office/word/2015/wordml/symex" xmlns:wpg="http://schemas.microsoft.com/office/word/2010/wordprocessingGroup" xmlns:wpi="http://schemas.microsoft.com/office/word/2010/wordprocessingInk" xmlns:wne="http://schemas.microsoft.com/office/word/2006/wordml" xmlns:wps="http://schemas.microsoft.com/office/word/2010/wordprocessingShape" mc:Ignorable="w14 w15 w16se w16cid w16 w16cex w16sdtdh w16sdtfl w16du wp14">
   <w:p>
     <w:pPr>
       <w:pStyle w:val="a8"/>
@@ -17351,7 +19664,7 @@
 </file>
 
 <file path=word/header3.xml><?xml version="1.0" encoding="utf-8"?>
-<w:hdr xmlns:wpc="http://schemas.microsoft.com/office/word/2010/wordprocessingCanvas" xmlns:cx="http://schemas.microsoft.com/office/drawing/2014/chartex" xmlns:cx1="http://schemas.microsoft.com/office/drawing/2015/9/8/chartex" xmlns:cx2="http://schemas.microsoft.com/office/drawing/2015/10/21/chartex" xmlns:cx3="http://schemas.microsoft.com/office/drawing/2016/5/9/chartex" xmlns:cx4="http://schemas.microsoft.com/office/drawing/2016/5/10/chartex" xmlns:cx5="http://schemas.microsoft.com/office/drawing/2016/5/11/chartex" xmlns:cx6="http://schemas.microsoft.com/office/drawing/2016/5/12/chartex" xmlns:cx7="http://schemas.microsoft.com/office/drawing/2016/5/13/chartex" xmlns:cx8="http://schemas.microsoft.com/office/drawing/2016/5/14/chartex" xmlns:mc="http://schemas.openxmlformats.org/markup-compatibility/2006" xmlns:aink="http://schemas.microsoft.com/office/drawing/2016/ink" xmlns:am3d="http://schemas.microsoft.com/office/drawing/2017/model3d" xmlns:o="urn:schemas-microsoft-com:office:office" xmlns:r="http://schemas.openxmlformats.org/officeDocument/2006/relationships" xmlns:m="http://schemas.openxmlformats.org/officeDocument/2006/math" xmlns:v="urn:schemas-microsoft-com:vml" xmlns:wp14="http://schemas.microsoft.com/office/word/2010/wordprocessingDrawing" xmlns:wp="http://schemas.openxmlformats.org/drawingml/2006/wordprocessingDrawing" xmlns:w10="urn:schemas-microsoft-com:office:word" xmlns:w="http://schemas.openxmlformats.org/wordprocessingml/2006/main" xmlns:w14="http://schemas.microsoft.com/office/word/2010/wordml" xmlns:w15="http://schemas.microsoft.com/office/word/2012/wordml" xmlns:w16cid="http://schemas.microsoft.com/office/word/2016/wordml/cid" xmlns:w16se="http://schemas.microsoft.com/office/word/2015/wordml/symex" xmlns:wpg="http://schemas.microsoft.com/office/word/2010/wordprocessingGroup" xmlns:wpi="http://schemas.microsoft.com/office/word/2010/wordprocessingInk" xmlns:wne="http://schemas.microsoft.com/office/word/2006/wordml" xmlns:wps="http://schemas.microsoft.com/office/word/2010/wordprocessingShape" mc:Ignorable="w14 w15 w16se w16cid wp14">
+<w:hdr xmlns:wpc="http://schemas.microsoft.com/office/word/2010/wordprocessingCanvas" xmlns:cx="http://schemas.microsoft.com/office/drawing/2014/chartex" xmlns:cx1="http://schemas.microsoft.com/office/drawing/2015/9/8/chartex" xmlns:cx2="http://schemas.microsoft.com/office/drawing/2015/10/21/chartex" xmlns:cx3="http://schemas.microsoft.com/office/drawing/2016/5/9/chartex" xmlns:cx4="http://schemas.microsoft.com/office/drawing/2016/5/10/chartex" xmlns:cx5="http://schemas.microsoft.com/office/drawing/2016/5/11/chartex" xmlns:cx6="http://schemas.microsoft.com/office/drawing/2016/5/12/chartex" xmlns:cx7="http://schemas.microsoft.com/office/drawing/2016/5/13/chartex" xmlns:cx8="http://schemas.microsoft.com/office/drawing/2016/5/14/chartex" xmlns:mc="http://schemas.openxmlformats.org/markup-compatibility/2006" xmlns:aink="http://schemas.microsoft.com/office/drawing/2016/ink" xmlns:am3d="http://schemas.microsoft.com/office/drawing/2017/model3d" xmlns:o="urn:schemas-microsoft-com:office:office" xmlns:oel="http://schemas.microsoft.com/office/2019/extlst" xmlns:r="http://schemas.openxmlformats.org/officeDocument/2006/relationships" xmlns:m="http://schemas.openxmlformats.org/officeDocument/2006/math" xmlns:v="urn:schemas-microsoft-com:vml" xmlns:wp14="http://schemas.microsoft.com/office/word/2010/wordprocessingDrawing" xmlns:wp="http://schemas.openxmlformats.org/drawingml/2006/wordprocessingDrawing" xmlns:w10="urn:schemas-microsoft-com:office:word" xmlns:w="http://schemas.openxmlformats.org/wordprocessingml/2006/main" xmlns:w14="http://schemas.microsoft.com/office/word/2010/wordml" xmlns:w15="http://schemas.microsoft.com/office/word/2012/wordml" xmlns:w16cex="http://schemas.microsoft.com/office/word/2018/wordml/cex" xmlns:w16cid="http://schemas.microsoft.com/office/word/2016/wordml/cid" xmlns:w16="http://schemas.microsoft.com/office/word/2018/wordml" xmlns:w16du="http://schemas.microsoft.com/office/word/2023/wordml/word16du" xmlns:w16sdtdh="http://schemas.microsoft.com/office/word/2020/wordml/sdtdatahash" xmlns:w16sdtfl="http://schemas.microsoft.com/office/word/2024/wordml/sdtformatlock" xmlns:w16se="http://schemas.microsoft.com/office/word/2015/wordml/symex" xmlns:wpg="http://schemas.microsoft.com/office/word/2010/wordprocessingGroup" xmlns:wpi="http://schemas.microsoft.com/office/word/2010/wordprocessingInk" xmlns:wne="http://schemas.microsoft.com/office/word/2006/wordml" xmlns:wps="http://schemas.microsoft.com/office/word/2010/wordprocessingShape" mc:Ignorable="w14 w15 w16se w16cid w16 w16cex w16sdtdh w16sdtfl w16du wp14">
   <w:p>
     <w:pPr>
       <w:pStyle w:val="a8"/>
@@ -17430,7 +19743,7 @@
             </wp:anchor>
           </w:drawing>
         </mc:Choice>
-        <mc:Fallback xmlns:w16sdtfl="http://schemas.microsoft.com/office/word/2024/wordml/sdtformatlock" xmlns:w16sdtdh="http://schemas.microsoft.com/office/word/2020/wordml/sdtdatahash" xmlns:w16du="http://schemas.microsoft.com/office/word/2023/wordml/word16du" xmlns:w16="http://schemas.microsoft.com/office/word/2018/wordml" xmlns:w16cex="http://schemas.microsoft.com/office/word/2018/wordml/cex" xmlns:oel="http://schemas.microsoft.com/office/2019/extlst">
+        <mc:Fallback>
           <w:pict>
             <v:rect w14:anchorId="5781F408" id="Прямоугольник 5" o:spid="_x0000_s1026" style="position:absolute;margin-left:53.95pt;margin-top:14.2pt;width:524.4pt;height:813.55pt;z-index:251671552;visibility:visible;mso-wrap-style:square;mso-width-percent:0;mso-height-percent:0;mso-wrap-distance-left:9pt;mso-wrap-distance-top:0;mso-wrap-distance-right:9pt;mso-wrap-distance-bottom:0;mso-position-horizontal:absolute;mso-position-horizontal-relative:page;mso-position-vertical:absolute;mso-position-vertical-relative:page;mso-width-percent:0;mso-height-percent:0;mso-width-relative:margin;mso-height-relative:margin;v-text-anchor:middle" o:gfxdata="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" filled="f" strokecolor="black [3213]" strokeweight="1.5pt">
               <w10:wrap anchorx="page" anchory="page"/>
@@ -17444,7 +19757,7 @@
 </file>
 
 <file path=word/header4.xml><?xml version="1.0" encoding="utf-8"?>
-<w:hdr xmlns:wpc="http://schemas.microsoft.com/office/word/2010/wordprocessingCanvas" xmlns:cx="http://schemas.microsoft.com/office/drawing/2014/chartex" xmlns:cx1="http://schemas.microsoft.com/office/drawing/2015/9/8/chartex" xmlns:cx2="http://schemas.microsoft.com/office/drawing/2015/10/21/chartex" xmlns:cx3="http://schemas.microsoft.com/office/drawing/2016/5/9/chartex" xmlns:cx4="http://schemas.microsoft.com/office/drawing/2016/5/10/chartex" xmlns:cx5="http://schemas.microsoft.com/office/drawing/2016/5/11/chartex" xmlns:cx6="http://schemas.microsoft.com/office/drawing/2016/5/12/chartex" xmlns:cx7="http://schemas.microsoft.com/office/drawing/2016/5/13/chartex" xmlns:cx8="http://schemas.microsoft.com/office/drawing/2016/5/14/chartex" xmlns:mc="http://schemas.openxmlformats.org/markup-compatibility/2006" xmlns:aink="http://schemas.microsoft.com/office/drawing/2016/ink" xmlns:am3d="http://schemas.microsoft.com/office/drawing/2017/model3d" xmlns:o="urn:schemas-microsoft-com:office:office" xmlns:r="http://schemas.openxmlformats.org/officeDocument/2006/relationships" xmlns:m="http://schemas.openxmlformats.org/officeDocument/2006/math" xmlns:v="urn:schemas-microsoft-com:vml" xmlns:wp14="http://schemas.microsoft.com/office/word/2010/wordprocessingDrawing" xmlns:wp="http://schemas.openxmlformats.org/drawingml/2006/wordprocessingDrawing" xmlns:w10="urn:schemas-microsoft-com:office:word" xmlns:w="http://schemas.openxmlformats.org/wordprocessingml/2006/main" xmlns:w14="http://schemas.microsoft.com/office/word/2010/wordml" xmlns:w15="http://schemas.microsoft.com/office/word/2012/wordml" xmlns:w16cid="http://schemas.microsoft.com/office/word/2016/wordml/cid" xmlns:w16se="http://schemas.microsoft.com/office/word/2015/wordml/symex" xmlns:wpg="http://schemas.microsoft.com/office/word/2010/wordprocessingGroup" xmlns:wpi="http://schemas.microsoft.com/office/word/2010/wordprocessingInk" xmlns:wne="http://schemas.microsoft.com/office/word/2006/wordml" xmlns:wps="http://schemas.microsoft.com/office/word/2010/wordprocessingShape" mc:Ignorable="w14 w15 w16se w16cid wp14">
+<w:hdr xmlns:wpc="http://schemas.microsoft.com/office/word/2010/wordprocessingCanvas" xmlns:cx="http://schemas.microsoft.com/office/drawing/2014/chartex" xmlns:cx1="http://schemas.microsoft.com/office/drawing/2015/9/8/chartex" xmlns:cx2="http://schemas.microsoft.com/office/drawing/2015/10/21/chartex" xmlns:cx3="http://schemas.microsoft.com/office/drawing/2016/5/9/chartex" xmlns:cx4="http://schemas.microsoft.com/office/drawing/2016/5/10/chartex" xmlns:cx5="http://schemas.microsoft.com/office/drawing/2016/5/11/chartex" xmlns:cx6="http://schemas.microsoft.com/office/drawing/2016/5/12/chartex" xmlns:cx7="http://schemas.microsoft.com/office/drawing/2016/5/13/chartex" xmlns:cx8="http://schemas.microsoft.com/office/drawing/2016/5/14/chartex" xmlns:mc="http://schemas.openxmlformats.org/markup-compatibility/2006" xmlns:aink="http://schemas.microsoft.com/office/drawing/2016/ink" xmlns:am3d="http://schemas.microsoft.com/office/drawing/2017/model3d" xmlns:o="urn:schemas-microsoft-com:office:office" xmlns:oel="http://schemas.microsoft.com/office/2019/extlst" xmlns:r="http://schemas.openxmlformats.org/officeDocument/2006/relationships" xmlns:m="http://schemas.openxmlformats.org/officeDocument/2006/math" xmlns:v="urn:schemas-microsoft-com:vml" xmlns:wp14="http://schemas.microsoft.com/office/word/2010/wordprocessingDrawing" xmlns:wp="http://schemas.openxmlformats.org/drawingml/2006/wordprocessingDrawing" xmlns:w10="urn:schemas-microsoft-com:office:word" xmlns:w="http://schemas.openxmlformats.org/wordprocessingml/2006/main" xmlns:w14="http://schemas.microsoft.com/office/word/2010/wordml" xmlns:w15="http://schemas.microsoft.com/office/word/2012/wordml" xmlns:w16cex="http://schemas.microsoft.com/office/word/2018/wordml/cex" xmlns:w16cid="http://schemas.microsoft.com/office/word/2016/wordml/cid" xmlns:w16="http://schemas.microsoft.com/office/word/2018/wordml" xmlns:w16du="http://schemas.microsoft.com/office/word/2023/wordml/word16du" xmlns:w16sdtdh="http://schemas.microsoft.com/office/word/2020/wordml/sdtdatahash" xmlns:w16sdtfl="http://schemas.microsoft.com/office/word/2024/wordml/sdtformatlock" xmlns:w16se="http://schemas.microsoft.com/office/word/2015/wordml/symex" xmlns:wpg="http://schemas.microsoft.com/office/word/2010/wordprocessingGroup" xmlns:wpi="http://schemas.microsoft.com/office/word/2010/wordprocessingInk" xmlns:wne="http://schemas.microsoft.com/office/word/2006/wordml" xmlns:wps="http://schemas.microsoft.com/office/word/2010/wordprocessingShape" mc:Ignorable="w14 w15 w16se w16cid w16 w16cex w16sdtdh w16sdtfl w16du wp14">
   <w:p>
     <w:pPr>
       <w:pStyle w:val="a8"/>
@@ -17523,7 +19836,7 @@
             </wp:anchor>
           </w:drawing>
         </mc:Choice>
-        <mc:Fallback xmlns:w16sdtfl="http://schemas.microsoft.com/office/word/2024/wordml/sdtformatlock" xmlns:w16sdtdh="http://schemas.microsoft.com/office/word/2020/wordml/sdtdatahash" xmlns:w16du="http://schemas.microsoft.com/office/word/2023/wordml/word16du" xmlns:w16="http://schemas.microsoft.com/office/word/2018/wordml" xmlns:w16cex="http://schemas.microsoft.com/office/word/2018/wordml/cex" xmlns:oel="http://schemas.microsoft.com/office/2019/extlst">
+        <mc:Fallback>
           <w:pict>
             <v:rect w14:anchorId="1EA1379B" id="Прямоугольник 8" o:spid="_x0000_s1026" style="position:absolute;margin-left:55.15pt;margin-top:14.2pt;width:524.4pt;height:813.55pt;z-index:251673600;visibility:visible;mso-wrap-style:square;mso-width-percent:0;mso-height-percent:0;mso-wrap-distance-left:9pt;mso-wrap-distance-top:0;mso-wrap-distance-right:9pt;mso-wrap-distance-bottom:0;mso-position-horizontal:absolute;mso-position-horizontal-relative:page;mso-position-vertical:absolute;mso-position-vertical-relative:page;mso-width-percent:0;mso-height-percent:0;mso-width-relative:margin;mso-height-relative:margin;v-text-anchor:middle" o:gfxdata="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" filled="f" strokecolor="black [3213]" strokeweight="1.5pt">
               <w10:wrap anchorx="page" anchory="page"/>
@@ -17537,8 +19850,97 @@
 </file>
 
 <file path=word/numbering.xml><?xml version="1.0" encoding="utf-8"?>
-<w:numbering xmlns:wpc="http://schemas.microsoft.com/office/word/2010/wordprocessingCanvas" xmlns:cx="http://schemas.microsoft.com/office/drawing/2014/chartex" xmlns:cx1="http://schemas.microsoft.com/office/drawing/2015/9/8/chartex" xmlns:cx2="http://schemas.microsoft.com/office/drawing/2015/10/21/chartex" xmlns:cx3="http://schemas.microsoft.com/office/drawing/2016/5/9/chartex" xmlns:cx4="http://schemas.microsoft.com/office/drawing/2016/5/10/chartex" xmlns:cx5="http://schemas.microsoft.com/office/drawing/2016/5/11/chartex" xmlns:cx6="http://schemas.microsoft.com/office/drawing/2016/5/12/chartex" xmlns:cx7="http://schemas.microsoft.com/office/drawing/2016/5/13/chartex" xmlns:cx8="http://schemas.microsoft.com/office/drawing/2016/5/14/chartex" xmlns:mc="http://schemas.openxmlformats.org/markup-compatibility/2006" xmlns:aink="http://schemas.microsoft.com/office/drawing/2016/ink" xmlns:am3d="http://schemas.microsoft.com/office/drawing/2017/model3d" xmlns:o="urn:schemas-microsoft-com:office:office" xmlns:r="http://schemas.openxmlformats.org/officeDocument/2006/relationships" xmlns:m="http://schemas.openxmlformats.org/officeDocument/2006/math" xmlns:v="urn:schemas-microsoft-com:vml" xmlns:wp14="http://schemas.microsoft.com/office/word/2010/wordprocessingDrawing" xmlns:wp="http://schemas.openxmlformats.org/drawingml/2006/wordprocessingDrawing" xmlns:w10="urn:schemas-microsoft-com:office:word" xmlns:w="http://schemas.openxmlformats.org/wordprocessingml/2006/main" xmlns:w14="http://schemas.microsoft.com/office/word/2010/wordml" xmlns:w15="http://schemas.microsoft.com/office/word/2012/wordml" xmlns:w16cid="http://schemas.microsoft.com/office/word/2016/wordml/cid" xmlns:w16se="http://schemas.microsoft.com/office/word/2015/wordml/symex" xmlns:wpg="http://schemas.microsoft.com/office/word/2010/wordprocessingGroup" xmlns:wpi="http://schemas.microsoft.com/office/word/2010/wordprocessingInk" xmlns:wne="http://schemas.microsoft.com/office/word/2006/wordml" xmlns:wps="http://schemas.microsoft.com/office/word/2010/wordprocessingShape" mc:Ignorable="w14 w15 w16se w16cid wp14">
+<w:numbering xmlns:wpc="http://schemas.microsoft.com/office/word/2010/wordprocessingCanvas" xmlns:cx="http://schemas.microsoft.com/office/drawing/2014/chartex" xmlns:cx1="http://schemas.microsoft.com/office/drawing/2015/9/8/chartex" xmlns:cx2="http://schemas.microsoft.com/office/drawing/2015/10/21/chartex" xmlns:cx3="http://schemas.microsoft.com/office/drawing/2016/5/9/chartex" xmlns:cx4="http://schemas.microsoft.com/office/drawing/2016/5/10/chartex" xmlns:cx5="http://schemas.microsoft.com/office/drawing/2016/5/11/chartex" xmlns:cx6="http://schemas.microsoft.com/office/drawing/2016/5/12/chartex" xmlns:cx7="http://schemas.microsoft.com/office/drawing/2016/5/13/chartex" xmlns:cx8="http://schemas.microsoft.com/office/drawing/2016/5/14/chartex" xmlns:mc="http://schemas.openxmlformats.org/markup-compatibility/2006" xmlns:aink="http://schemas.microsoft.com/office/drawing/2016/ink" xmlns:am3d="http://schemas.microsoft.com/office/drawing/2017/model3d" xmlns:o="urn:schemas-microsoft-com:office:office" xmlns:oel="http://schemas.microsoft.com/office/2019/extlst" xmlns:r="http://schemas.openxmlformats.org/officeDocument/2006/relationships" xmlns:m="http://schemas.openxmlformats.org/officeDocument/2006/math" xmlns:v="urn:schemas-microsoft-com:vml" xmlns:wp14="http://schemas.microsoft.com/office/word/2010/wordprocessingDrawing" xmlns:wp="http://schemas.openxmlformats.org/drawingml/2006/wordprocessingDrawing" xmlns:w10="urn:schemas-microsoft-com:office:word" xmlns:w="http://schemas.openxmlformats.org/wordprocessingml/2006/main" xmlns:w14="http://schemas.microsoft.com/office/word/2010/wordml" xmlns:w15="http://schemas.microsoft.com/office/word/2012/wordml" xmlns:w16cex="http://schemas.microsoft.com/office/word/2018/wordml/cex" xmlns:w16cid="http://schemas.microsoft.com/office/word/2016/wordml/cid" xmlns:w16="http://schemas.microsoft.com/office/word/2018/wordml" xmlns:w16du="http://schemas.microsoft.com/office/word/2023/wordml/word16du" xmlns:w16sdtdh="http://schemas.microsoft.com/office/word/2020/wordml/sdtdatahash" xmlns:w16sdtfl="http://schemas.microsoft.com/office/word/2024/wordml/sdtformatlock" xmlns:w16se="http://schemas.microsoft.com/office/word/2015/wordml/symex" xmlns:wpg="http://schemas.microsoft.com/office/word/2010/wordprocessingGroup" xmlns:wpi="http://schemas.microsoft.com/office/word/2010/wordprocessingInk" xmlns:wne="http://schemas.microsoft.com/office/word/2006/wordml" xmlns:wps="http://schemas.microsoft.com/office/word/2010/wordprocessingShape" mc:Ignorable="w14 w15 w16se w16cid w16 w16cex w16sdtdh w16sdtfl w16du wp14">
   <w:abstractNum w:abstractNumId="0" w15:restartNumberingAfterBreak="0">
+    <w:nsid w:val="00EC0979"/>
+    <w:multiLevelType w:val="hybridMultilevel"/>
+    <w:tmpl w:val="0450F35E"/>
+    <w:lvl w:ilvl="0" w:tplc="FFFFFFFF">
+      <w:start w:val="1"/>
+      <w:numFmt w:val="decimal"/>
+      <w:lvlText w:val="%1)"/>
+      <w:lvlJc w:val="left"/>
+      <w:pPr>
+        <w:ind w:left="720" w:hanging="360"/>
+      </w:pPr>
+    </w:lvl>
+    <w:lvl w:ilvl="1" w:tplc="EF5E9866">
+      <w:start w:val="1"/>
+      <w:numFmt w:val="russianLower"/>
+      <w:lvlText w:val="%2)"/>
+      <w:lvlJc w:val="left"/>
+      <w:pPr>
+        <w:ind w:left="1429" w:hanging="360"/>
+      </w:pPr>
+      <w:rPr>
+        <w:rFonts w:hint="default"/>
+      </w:rPr>
+    </w:lvl>
+    <w:lvl w:ilvl="2" w:tplc="FFFFFFFF">
+      <w:start w:val="1"/>
+      <w:numFmt w:val="lowerRoman"/>
+      <w:lvlText w:val="%3."/>
+      <w:lvlJc w:val="right"/>
+      <w:pPr>
+        <w:ind w:left="2160" w:hanging="180"/>
+      </w:pPr>
+    </w:lvl>
+    <w:lvl w:ilvl="3" w:tplc="FFFFFFFF">
+      <w:start w:val="1"/>
+      <w:numFmt w:val="decimal"/>
+      <w:lvlText w:val="%4."/>
+      <w:lvlJc w:val="left"/>
+      <w:pPr>
+        <w:ind w:left="2880" w:hanging="360"/>
+      </w:pPr>
+    </w:lvl>
+    <w:lvl w:ilvl="4" w:tplc="FFFFFFFF">
+      <w:start w:val="1"/>
+      <w:numFmt w:val="lowerLetter"/>
+      <w:lvlText w:val="%5."/>
+      <w:lvlJc w:val="left"/>
+      <w:pPr>
+        <w:ind w:left="3600" w:hanging="360"/>
+      </w:pPr>
+    </w:lvl>
+    <w:lvl w:ilvl="5" w:tplc="FFFFFFFF">
+      <w:start w:val="1"/>
+      <w:numFmt w:val="lowerRoman"/>
+      <w:lvlText w:val="%6."/>
+      <w:lvlJc w:val="right"/>
+      <w:pPr>
+        <w:ind w:left="4320" w:hanging="180"/>
+      </w:pPr>
+    </w:lvl>
+    <w:lvl w:ilvl="6" w:tplc="FFFFFFFF">
+      <w:start w:val="1"/>
+      <w:numFmt w:val="decimal"/>
+      <w:lvlText w:val="%7."/>
+      <w:lvlJc w:val="left"/>
+      <w:pPr>
+        <w:ind w:left="5040" w:hanging="360"/>
+      </w:pPr>
+    </w:lvl>
+    <w:lvl w:ilvl="7" w:tplc="FFFFFFFF">
+      <w:start w:val="1"/>
+      <w:numFmt w:val="lowerLetter"/>
+      <w:lvlText w:val="%8."/>
+      <w:lvlJc w:val="left"/>
+      <w:pPr>
+        <w:ind w:left="5760" w:hanging="360"/>
+      </w:pPr>
+    </w:lvl>
+    <w:lvl w:ilvl="8" w:tplc="FFFFFFFF">
+      <w:start w:val="1"/>
+      <w:numFmt w:val="lowerRoman"/>
+      <w:lvlText w:val="%9."/>
+      <w:lvlJc w:val="right"/>
+      <w:pPr>
+        <w:ind w:left="6480" w:hanging="180"/>
+      </w:pPr>
+    </w:lvl>
+  </w:abstractNum>
+  <w:abstractNum w:abstractNumId="1" w15:restartNumberingAfterBreak="0">
     <w:nsid w:val="048C0CA5"/>
     <w:multiLevelType w:val="hybridMultilevel"/>
     <w:tmpl w:val="AA0654D8"/>
@@ -17651,7 +20053,7 @@
       </w:rPr>
     </w:lvl>
   </w:abstractNum>
-  <w:abstractNum w:abstractNumId="1" w15:restartNumberingAfterBreak="0">
+  <w:abstractNum w:abstractNumId="2" w15:restartNumberingAfterBreak="0">
     <w:nsid w:val="07DA60FC"/>
     <w:multiLevelType w:val="multilevel"/>
     <w:tmpl w:val="2FD2F56C"/>
@@ -17764,7 +20166,7 @@
       </w:rPr>
     </w:lvl>
   </w:abstractNum>
-  <w:abstractNum w:abstractNumId="2" w15:restartNumberingAfterBreak="0">
+  <w:abstractNum w:abstractNumId="3" w15:restartNumberingAfterBreak="0">
     <w:nsid w:val="08FD6FC4"/>
     <w:multiLevelType w:val="hybridMultilevel"/>
     <w:tmpl w:val="0B3A2482"/>
@@ -17853,7 +20255,360 @@
       </w:pPr>
     </w:lvl>
   </w:abstractNum>
-  <w:abstractNum w:abstractNumId="3" w15:restartNumberingAfterBreak="0">
+  <w:abstractNum w:abstractNumId="4" w15:restartNumberingAfterBreak="0">
+    <w:nsid w:val="091F127D"/>
+    <w:multiLevelType w:val="hybridMultilevel"/>
+    <w:tmpl w:val="C38A2EEA"/>
+    <w:lvl w:ilvl="0" w:tplc="EF5E9866">
+      <w:start w:val="1"/>
+      <w:numFmt w:val="russianLower"/>
+      <w:lvlText w:val="%1)"/>
+      <w:lvlJc w:val="left"/>
+      <w:pPr>
+        <w:ind w:left="1440" w:hanging="360"/>
+      </w:pPr>
+      <w:rPr>
+        <w:rFonts w:hint="default"/>
+      </w:rPr>
+    </w:lvl>
+    <w:lvl w:ilvl="1" w:tplc="04190019" w:tentative="1">
+      <w:start w:val="1"/>
+      <w:numFmt w:val="lowerLetter"/>
+      <w:lvlText w:val="%2."/>
+      <w:lvlJc w:val="left"/>
+      <w:pPr>
+        <w:ind w:left="2160" w:hanging="360"/>
+      </w:pPr>
+    </w:lvl>
+    <w:lvl w:ilvl="2" w:tplc="0419001B" w:tentative="1">
+      <w:start w:val="1"/>
+      <w:numFmt w:val="lowerRoman"/>
+      <w:lvlText w:val="%3."/>
+      <w:lvlJc w:val="right"/>
+      <w:pPr>
+        <w:ind w:left="2880" w:hanging="180"/>
+      </w:pPr>
+    </w:lvl>
+    <w:lvl w:ilvl="3" w:tplc="0419000F" w:tentative="1">
+      <w:start w:val="1"/>
+      <w:numFmt w:val="decimal"/>
+      <w:lvlText w:val="%4."/>
+      <w:lvlJc w:val="left"/>
+      <w:pPr>
+        <w:ind w:left="3600" w:hanging="360"/>
+      </w:pPr>
+    </w:lvl>
+    <w:lvl w:ilvl="4" w:tplc="04190019" w:tentative="1">
+      <w:start w:val="1"/>
+      <w:numFmt w:val="lowerLetter"/>
+      <w:lvlText w:val="%5."/>
+      <w:lvlJc w:val="left"/>
+      <w:pPr>
+        <w:ind w:left="4320" w:hanging="360"/>
+      </w:pPr>
+    </w:lvl>
+    <w:lvl w:ilvl="5" w:tplc="0419001B" w:tentative="1">
+      <w:start w:val="1"/>
+      <w:numFmt w:val="lowerRoman"/>
+      <w:lvlText w:val="%6."/>
+      <w:lvlJc w:val="right"/>
+      <w:pPr>
+        <w:ind w:left="5040" w:hanging="180"/>
+      </w:pPr>
+    </w:lvl>
+    <w:lvl w:ilvl="6" w:tplc="0419000F" w:tentative="1">
+      <w:start w:val="1"/>
+      <w:numFmt w:val="decimal"/>
+      <w:lvlText w:val="%7."/>
+      <w:lvlJc w:val="left"/>
+      <w:pPr>
+        <w:ind w:left="5760" w:hanging="360"/>
+      </w:pPr>
+    </w:lvl>
+    <w:lvl w:ilvl="7" w:tplc="04190019" w:tentative="1">
+      <w:start w:val="1"/>
+      <w:numFmt w:val="lowerLetter"/>
+      <w:lvlText w:val="%8."/>
+      <w:lvlJc w:val="left"/>
+      <w:pPr>
+        <w:ind w:left="6480" w:hanging="360"/>
+      </w:pPr>
+    </w:lvl>
+    <w:lvl w:ilvl="8" w:tplc="0419001B" w:tentative="1">
+      <w:start w:val="1"/>
+      <w:numFmt w:val="lowerRoman"/>
+      <w:lvlText w:val="%9."/>
+      <w:lvlJc w:val="right"/>
+      <w:pPr>
+        <w:ind w:left="7200" w:hanging="180"/>
+      </w:pPr>
+    </w:lvl>
+  </w:abstractNum>
+  <w:abstractNum w:abstractNumId="5" w15:restartNumberingAfterBreak="0">
+    <w:nsid w:val="0A576C07"/>
+    <w:multiLevelType w:val="hybridMultilevel"/>
+    <w:tmpl w:val="C38A2EEA"/>
+    <w:lvl w:ilvl="0" w:tplc="EF5E9866">
+      <w:start w:val="1"/>
+      <w:numFmt w:val="russianLower"/>
+      <w:lvlText w:val="%1)"/>
+      <w:lvlJc w:val="left"/>
+      <w:pPr>
+        <w:ind w:left="1440" w:hanging="360"/>
+      </w:pPr>
+      <w:rPr>
+        <w:rFonts w:hint="default"/>
+      </w:rPr>
+    </w:lvl>
+    <w:lvl w:ilvl="1" w:tplc="04190019" w:tentative="1">
+      <w:start w:val="1"/>
+      <w:numFmt w:val="lowerLetter"/>
+      <w:lvlText w:val="%2."/>
+      <w:lvlJc w:val="left"/>
+      <w:pPr>
+        <w:ind w:left="2160" w:hanging="360"/>
+      </w:pPr>
+    </w:lvl>
+    <w:lvl w:ilvl="2" w:tplc="0419001B" w:tentative="1">
+      <w:start w:val="1"/>
+      <w:numFmt w:val="lowerRoman"/>
+      <w:lvlText w:val="%3."/>
+      <w:lvlJc w:val="right"/>
+      <w:pPr>
+        <w:ind w:left="2880" w:hanging="180"/>
+      </w:pPr>
+    </w:lvl>
+    <w:lvl w:ilvl="3" w:tplc="0419000F" w:tentative="1">
+      <w:start w:val="1"/>
+      <w:numFmt w:val="decimal"/>
+      <w:lvlText w:val="%4."/>
+      <w:lvlJc w:val="left"/>
+      <w:pPr>
+        <w:ind w:left="3600" w:hanging="360"/>
+      </w:pPr>
+    </w:lvl>
+    <w:lvl w:ilvl="4" w:tplc="04190019" w:tentative="1">
+      <w:start w:val="1"/>
+      <w:numFmt w:val="lowerLetter"/>
+      <w:lvlText w:val="%5."/>
+      <w:lvlJc w:val="left"/>
+      <w:pPr>
+        <w:ind w:left="4320" w:hanging="360"/>
+      </w:pPr>
+    </w:lvl>
+    <w:lvl w:ilvl="5" w:tplc="0419001B" w:tentative="1">
+      <w:start w:val="1"/>
+      <w:numFmt w:val="lowerRoman"/>
+      <w:lvlText w:val="%6."/>
+      <w:lvlJc w:val="right"/>
+      <w:pPr>
+        <w:ind w:left="5040" w:hanging="180"/>
+      </w:pPr>
+    </w:lvl>
+    <w:lvl w:ilvl="6" w:tplc="0419000F" w:tentative="1">
+      <w:start w:val="1"/>
+      <w:numFmt w:val="decimal"/>
+      <w:lvlText w:val="%7."/>
+      <w:lvlJc w:val="left"/>
+      <w:pPr>
+        <w:ind w:left="5760" w:hanging="360"/>
+      </w:pPr>
+    </w:lvl>
+    <w:lvl w:ilvl="7" w:tplc="04190019" w:tentative="1">
+      <w:start w:val="1"/>
+      <w:numFmt w:val="lowerLetter"/>
+      <w:lvlText w:val="%8."/>
+      <w:lvlJc w:val="left"/>
+      <w:pPr>
+        <w:ind w:left="6480" w:hanging="360"/>
+      </w:pPr>
+    </w:lvl>
+    <w:lvl w:ilvl="8" w:tplc="0419001B" w:tentative="1">
+      <w:start w:val="1"/>
+      <w:numFmt w:val="lowerRoman"/>
+      <w:lvlText w:val="%9."/>
+      <w:lvlJc w:val="right"/>
+      <w:pPr>
+        <w:ind w:left="7200" w:hanging="180"/>
+      </w:pPr>
+    </w:lvl>
+  </w:abstractNum>
+  <w:abstractNum w:abstractNumId="6" w15:restartNumberingAfterBreak="0">
+    <w:nsid w:val="0D2E45C5"/>
+    <w:multiLevelType w:val="hybridMultilevel"/>
+    <w:tmpl w:val="3DD0DE0E"/>
+    <w:lvl w:ilvl="0" w:tplc="0419000F">
+      <w:start w:val="1"/>
+      <w:numFmt w:val="decimal"/>
+      <w:lvlText w:val="%1."/>
+      <w:lvlJc w:val="left"/>
+      <w:pPr>
+        <w:ind w:left="720" w:hanging="360"/>
+      </w:pPr>
+    </w:lvl>
+    <w:lvl w:ilvl="1" w:tplc="04190019" w:tentative="1">
+      <w:start w:val="1"/>
+      <w:numFmt w:val="lowerLetter"/>
+      <w:lvlText w:val="%2."/>
+      <w:lvlJc w:val="left"/>
+      <w:pPr>
+        <w:ind w:left="1440" w:hanging="360"/>
+      </w:pPr>
+    </w:lvl>
+    <w:lvl w:ilvl="2" w:tplc="0419001B" w:tentative="1">
+      <w:start w:val="1"/>
+      <w:numFmt w:val="lowerRoman"/>
+      <w:lvlText w:val="%3."/>
+      <w:lvlJc w:val="right"/>
+      <w:pPr>
+        <w:ind w:left="2160" w:hanging="180"/>
+      </w:pPr>
+    </w:lvl>
+    <w:lvl w:ilvl="3" w:tplc="0419000F" w:tentative="1">
+      <w:start w:val="1"/>
+      <w:numFmt w:val="decimal"/>
+      <w:lvlText w:val="%4."/>
+      <w:lvlJc w:val="left"/>
+      <w:pPr>
+        <w:ind w:left="2880" w:hanging="360"/>
+      </w:pPr>
+    </w:lvl>
+    <w:lvl w:ilvl="4" w:tplc="04190019" w:tentative="1">
+      <w:start w:val="1"/>
+      <w:numFmt w:val="lowerLetter"/>
+      <w:lvlText w:val="%5."/>
+      <w:lvlJc w:val="left"/>
+      <w:pPr>
+        <w:ind w:left="3600" w:hanging="360"/>
+      </w:pPr>
+    </w:lvl>
+    <w:lvl w:ilvl="5" w:tplc="0419001B" w:tentative="1">
+      <w:start w:val="1"/>
+      <w:numFmt w:val="lowerRoman"/>
+      <w:lvlText w:val="%6."/>
+      <w:lvlJc w:val="right"/>
+      <w:pPr>
+        <w:ind w:left="4320" w:hanging="180"/>
+      </w:pPr>
+    </w:lvl>
+    <w:lvl w:ilvl="6" w:tplc="0419000F" w:tentative="1">
+      <w:start w:val="1"/>
+      <w:numFmt w:val="decimal"/>
+      <w:lvlText w:val="%7."/>
+      <w:lvlJc w:val="left"/>
+      <w:pPr>
+        <w:ind w:left="5040" w:hanging="360"/>
+      </w:pPr>
+    </w:lvl>
+    <w:lvl w:ilvl="7" w:tplc="04190019" w:tentative="1">
+      <w:start w:val="1"/>
+      <w:numFmt w:val="lowerLetter"/>
+      <w:lvlText w:val="%8."/>
+      <w:lvlJc w:val="left"/>
+      <w:pPr>
+        <w:ind w:left="5760" w:hanging="360"/>
+      </w:pPr>
+    </w:lvl>
+    <w:lvl w:ilvl="8" w:tplc="0419001B" w:tentative="1">
+      <w:start w:val="1"/>
+      <w:numFmt w:val="lowerRoman"/>
+      <w:lvlText w:val="%9."/>
+      <w:lvlJc w:val="right"/>
+      <w:pPr>
+        <w:ind w:left="6480" w:hanging="180"/>
+      </w:pPr>
+    </w:lvl>
+  </w:abstractNum>
+  <w:abstractNum w:abstractNumId="7" w15:restartNumberingAfterBreak="0">
+    <w:nsid w:val="13054E7D"/>
+    <w:multiLevelType w:val="hybridMultilevel"/>
+    <w:tmpl w:val="8E7E14D0"/>
+    <w:lvl w:ilvl="0" w:tplc="E2C8B93E">
+      <w:start w:val="1"/>
+      <w:numFmt w:val="decimal"/>
+      <w:lvlText w:val="%1"/>
+      <w:lvlJc w:val="left"/>
+      <w:pPr>
+        <w:ind w:left="1429" w:hanging="360"/>
+      </w:pPr>
+      <w:rPr>
+        <w:rFonts w:hint="default"/>
+      </w:rPr>
+    </w:lvl>
+    <w:lvl w:ilvl="1" w:tplc="04190019" w:tentative="1">
+      <w:start w:val="1"/>
+      <w:numFmt w:val="lowerLetter"/>
+      <w:lvlText w:val="%2."/>
+      <w:lvlJc w:val="left"/>
+      <w:pPr>
+        <w:ind w:left="1440" w:hanging="360"/>
+      </w:pPr>
+    </w:lvl>
+    <w:lvl w:ilvl="2" w:tplc="0419001B" w:tentative="1">
+      <w:start w:val="1"/>
+      <w:numFmt w:val="lowerRoman"/>
+      <w:lvlText w:val="%3."/>
+      <w:lvlJc w:val="right"/>
+      <w:pPr>
+        <w:ind w:left="2160" w:hanging="180"/>
+      </w:pPr>
+    </w:lvl>
+    <w:lvl w:ilvl="3" w:tplc="0419000F" w:tentative="1">
+      <w:start w:val="1"/>
+      <w:numFmt w:val="decimal"/>
+      <w:lvlText w:val="%4."/>
+      <w:lvlJc w:val="left"/>
+      <w:pPr>
+        <w:ind w:left="2880" w:hanging="360"/>
+      </w:pPr>
+    </w:lvl>
+    <w:lvl w:ilvl="4" w:tplc="04190019" w:tentative="1">
+      <w:start w:val="1"/>
+      <w:numFmt w:val="lowerLetter"/>
+      <w:lvlText w:val="%5."/>
+      <w:lvlJc w:val="left"/>
+      <w:pPr>
+        <w:ind w:left="3600" w:hanging="360"/>
+      </w:pPr>
+    </w:lvl>
+    <w:lvl w:ilvl="5" w:tplc="0419001B" w:tentative="1">
+      <w:start w:val="1"/>
+      <w:numFmt w:val="lowerRoman"/>
+      <w:lvlText w:val="%6."/>
+      <w:lvlJc w:val="right"/>
+      <w:pPr>
+        <w:ind w:left="4320" w:hanging="180"/>
+      </w:pPr>
+    </w:lvl>
+    <w:lvl w:ilvl="6" w:tplc="0419000F" w:tentative="1">
+      <w:start w:val="1"/>
+      <w:numFmt w:val="decimal"/>
+      <w:lvlText w:val="%7."/>
+      <w:lvlJc w:val="left"/>
+      <w:pPr>
+        <w:ind w:left="5040" w:hanging="360"/>
+      </w:pPr>
+    </w:lvl>
+    <w:lvl w:ilvl="7" w:tplc="04190019" w:tentative="1">
+      <w:start w:val="1"/>
+      <w:numFmt w:val="lowerLetter"/>
+      <w:lvlText w:val="%8."/>
+      <w:lvlJc w:val="left"/>
+      <w:pPr>
+        <w:ind w:left="5760" w:hanging="360"/>
+      </w:pPr>
+    </w:lvl>
+    <w:lvl w:ilvl="8" w:tplc="0419001B" w:tentative="1">
+      <w:start w:val="1"/>
+      <w:numFmt w:val="lowerRoman"/>
+      <w:lvlText w:val="%9."/>
+      <w:lvlJc w:val="right"/>
+      <w:pPr>
+        <w:ind w:left="6480" w:hanging="180"/>
+      </w:pPr>
+    </w:lvl>
+  </w:abstractNum>
+  <w:abstractNum w:abstractNumId="8" w15:restartNumberingAfterBreak="0">
     <w:nsid w:val="134B4E03"/>
     <w:multiLevelType w:val="hybridMultilevel"/>
     <w:tmpl w:val="240AF7B4"/>
@@ -17939,7 +20694,182 @@
       </w:pPr>
     </w:lvl>
   </w:abstractNum>
-  <w:abstractNum w:abstractNumId="4" w15:restartNumberingAfterBreak="0">
+  <w:abstractNum w:abstractNumId="9" w15:restartNumberingAfterBreak="0">
+    <w:nsid w:val="18564304"/>
+    <w:multiLevelType w:val="hybridMultilevel"/>
+    <w:tmpl w:val="61FEC54A"/>
+    <w:lvl w:ilvl="0" w:tplc="EF5E9866">
+      <w:start w:val="1"/>
+      <w:numFmt w:val="russianLower"/>
+      <w:lvlText w:val="%1)"/>
+      <w:lvlJc w:val="left"/>
+      <w:pPr>
+        <w:ind w:left="2160" w:hanging="360"/>
+      </w:pPr>
+      <w:rPr>
+        <w:rFonts w:hint="default"/>
+      </w:rPr>
+    </w:lvl>
+    <w:lvl w:ilvl="1" w:tplc="04190019" w:tentative="1">
+      <w:start w:val="1"/>
+      <w:numFmt w:val="lowerLetter"/>
+      <w:lvlText w:val="%2."/>
+      <w:lvlJc w:val="left"/>
+      <w:pPr>
+        <w:ind w:left="2880" w:hanging="360"/>
+      </w:pPr>
+    </w:lvl>
+    <w:lvl w:ilvl="2" w:tplc="0419001B" w:tentative="1">
+      <w:start w:val="1"/>
+      <w:numFmt w:val="lowerRoman"/>
+      <w:lvlText w:val="%3."/>
+      <w:lvlJc w:val="right"/>
+      <w:pPr>
+        <w:ind w:left="3600" w:hanging="180"/>
+      </w:pPr>
+    </w:lvl>
+    <w:lvl w:ilvl="3" w:tplc="0419000F" w:tentative="1">
+      <w:start w:val="1"/>
+      <w:numFmt w:val="decimal"/>
+      <w:lvlText w:val="%4."/>
+      <w:lvlJc w:val="left"/>
+      <w:pPr>
+        <w:ind w:left="4320" w:hanging="360"/>
+      </w:pPr>
+    </w:lvl>
+    <w:lvl w:ilvl="4" w:tplc="04190019" w:tentative="1">
+      <w:start w:val="1"/>
+      <w:numFmt w:val="lowerLetter"/>
+      <w:lvlText w:val="%5."/>
+      <w:lvlJc w:val="left"/>
+      <w:pPr>
+        <w:ind w:left="5040" w:hanging="360"/>
+      </w:pPr>
+    </w:lvl>
+    <w:lvl w:ilvl="5" w:tplc="0419001B" w:tentative="1">
+      <w:start w:val="1"/>
+      <w:numFmt w:val="lowerRoman"/>
+      <w:lvlText w:val="%6."/>
+      <w:lvlJc w:val="right"/>
+      <w:pPr>
+        <w:ind w:left="5760" w:hanging="180"/>
+      </w:pPr>
+    </w:lvl>
+    <w:lvl w:ilvl="6" w:tplc="0419000F" w:tentative="1">
+      <w:start w:val="1"/>
+      <w:numFmt w:val="decimal"/>
+      <w:lvlText w:val="%7."/>
+      <w:lvlJc w:val="left"/>
+      <w:pPr>
+        <w:ind w:left="6480" w:hanging="360"/>
+      </w:pPr>
+    </w:lvl>
+    <w:lvl w:ilvl="7" w:tplc="04190019" w:tentative="1">
+      <w:start w:val="1"/>
+      <w:numFmt w:val="lowerLetter"/>
+      <w:lvlText w:val="%8."/>
+      <w:lvlJc w:val="left"/>
+      <w:pPr>
+        <w:ind w:left="7200" w:hanging="360"/>
+      </w:pPr>
+    </w:lvl>
+    <w:lvl w:ilvl="8" w:tplc="0419001B" w:tentative="1">
+      <w:start w:val="1"/>
+      <w:numFmt w:val="lowerRoman"/>
+      <w:lvlText w:val="%9."/>
+      <w:lvlJc w:val="right"/>
+      <w:pPr>
+        <w:ind w:left="7920" w:hanging="180"/>
+      </w:pPr>
+    </w:lvl>
+  </w:abstractNum>
+  <w:abstractNum w:abstractNumId="10" w15:restartNumberingAfterBreak="0">
+    <w:nsid w:val="195049B5"/>
+    <w:multiLevelType w:val="hybridMultilevel"/>
+    <w:tmpl w:val="9BFE0640"/>
+    <w:lvl w:ilvl="0" w:tplc="04190017">
+      <w:start w:val="1"/>
+      <w:numFmt w:val="lowerLetter"/>
+      <w:lvlText w:val="%1)"/>
+      <w:lvlJc w:val="left"/>
+      <w:pPr>
+        <w:ind w:left="1429" w:hanging="360"/>
+      </w:pPr>
+    </w:lvl>
+    <w:lvl w:ilvl="1" w:tplc="FFFFFFFF">
+      <w:start w:val="1"/>
+      <w:numFmt w:val="lowerLetter"/>
+      <w:lvlText w:val="%2."/>
+      <w:lvlJc w:val="left"/>
+      <w:pPr>
+        <w:ind w:left="2149" w:hanging="360"/>
+      </w:pPr>
+    </w:lvl>
+    <w:lvl w:ilvl="2" w:tplc="FFFFFFFF">
+      <w:start w:val="1"/>
+      <w:numFmt w:val="lowerRoman"/>
+      <w:lvlText w:val="%3."/>
+      <w:lvlJc w:val="right"/>
+      <w:pPr>
+        <w:ind w:left="2869" w:hanging="180"/>
+      </w:pPr>
+    </w:lvl>
+    <w:lvl w:ilvl="3" w:tplc="FFFFFFFF">
+      <w:start w:val="1"/>
+      <w:numFmt w:val="decimal"/>
+      <w:lvlText w:val="%4."/>
+      <w:lvlJc w:val="left"/>
+      <w:pPr>
+        <w:ind w:left="3589" w:hanging="360"/>
+      </w:pPr>
+    </w:lvl>
+    <w:lvl w:ilvl="4" w:tplc="FFFFFFFF">
+      <w:start w:val="1"/>
+      <w:numFmt w:val="lowerLetter"/>
+      <w:lvlText w:val="%5."/>
+      <w:lvlJc w:val="left"/>
+      <w:pPr>
+        <w:ind w:left="4309" w:hanging="360"/>
+      </w:pPr>
+    </w:lvl>
+    <w:lvl w:ilvl="5" w:tplc="FFFFFFFF">
+      <w:start w:val="1"/>
+      <w:numFmt w:val="lowerRoman"/>
+      <w:lvlText w:val="%6."/>
+      <w:lvlJc w:val="right"/>
+      <w:pPr>
+        <w:ind w:left="5029" w:hanging="180"/>
+      </w:pPr>
+    </w:lvl>
+    <w:lvl w:ilvl="6" w:tplc="FFFFFFFF">
+      <w:start w:val="1"/>
+      <w:numFmt w:val="decimal"/>
+      <w:lvlText w:val="%7."/>
+      <w:lvlJc w:val="left"/>
+      <w:pPr>
+        <w:ind w:left="5749" w:hanging="360"/>
+      </w:pPr>
+    </w:lvl>
+    <w:lvl w:ilvl="7" w:tplc="FFFFFFFF">
+      <w:start w:val="1"/>
+      <w:numFmt w:val="lowerLetter"/>
+      <w:lvlText w:val="%8."/>
+      <w:lvlJc w:val="left"/>
+      <w:pPr>
+        <w:ind w:left="6469" w:hanging="360"/>
+      </w:pPr>
+    </w:lvl>
+    <w:lvl w:ilvl="8" w:tplc="FFFFFFFF">
+      <w:start w:val="1"/>
+      <w:numFmt w:val="lowerRoman"/>
+      <w:lvlText w:val="%9."/>
+      <w:lvlJc w:val="right"/>
+      <w:pPr>
+        <w:ind w:left="7189" w:hanging="180"/>
+      </w:pPr>
+    </w:lvl>
+  </w:abstractNum>
+  <w:abstractNum w:abstractNumId="11" w15:restartNumberingAfterBreak="0">
     <w:nsid w:val="216F5BB4"/>
     <w:multiLevelType w:val="hybridMultilevel"/>
     <w:tmpl w:val="BCE06174"/>
@@ -18052,7 +20982,7 @@
       </w:rPr>
     </w:lvl>
   </w:abstractNum>
-  <w:abstractNum w:abstractNumId="5" w15:restartNumberingAfterBreak="0">
+  <w:abstractNum w:abstractNumId="12" w15:restartNumberingAfterBreak="0">
     <w:nsid w:val="2966620C"/>
     <w:multiLevelType w:val="hybridMultilevel"/>
     <w:tmpl w:val="45903BCA"/>
@@ -18138,7 +21068,7 @@
       </w:pPr>
     </w:lvl>
   </w:abstractNum>
-  <w:abstractNum w:abstractNumId="6" w15:restartNumberingAfterBreak="0">
+  <w:abstractNum w:abstractNumId="13" w15:restartNumberingAfterBreak="0">
     <w:nsid w:val="2C3B07B7"/>
     <w:multiLevelType w:val="multilevel"/>
     <w:tmpl w:val="985A627E"/>
@@ -18251,7 +21181,7 @@
       </w:pPr>
     </w:lvl>
   </w:abstractNum>
-  <w:abstractNum w:abstractNumId="7" w15:restartNumberingAfterBreak="0">
+  <w:abstractNum w:abstractNumId="14" w15:restartNumberingAfterBreak="0">
     <w:nsid w:val="31233804"/>
     <w:multiLevelType w:val="hybridMultilevel"/>
     <w:tmpl w:val="597C79AE"/>
@@ -18364,7 +21294,96 @@
       </w:rPr>
     </w:lvl>
   </w:abstractNum>
-  <w:abstractNum w:abstractNumId="8" w15:restartNumberingAfterBreak="0">
+  <w:abstractNum w:abstractNumId="15" w15:restartNumberingAfterBreak="0">
+    <w:nsid w:val="31ED06C9"/>
+    <w:multiLevelType w:val="hybridMultilevel"/>
+    <w:tmpl w:val="C38A2EEA"/>
+    <w:lvl w:ilvl="0" w:tplc="EF5E9866">
+      <w:start w:val="1"/>
+      <w:numFmt w:val="russianLower"/>
+      <w:lvlText w:val="%1)"/>
+      <w:lvlJc w:val="left"/>
+      <w:pPr>
+        <w:ind w:left="1440" w:hanging="360"/>
+      </w:pPr>
+      <w:rPr>
+        <w:rFonts w:hint="default"/>
+      </w:rPr>
+    </w:lvl>
+    <w:lvl w:ilvl="1" w:tplc="04190019" w:tentative="1">
+      <w:start w:val="1"/>
+      <w:numFmt w:val="lowerLetter"/>
+      <w:lvlText w:val="%2."/>
+      <w:lvlJc w:val="left"/>
+      <w:pPr>
+        <w:ind w:left="2160" w:hanging="360"/>
+      </w:pPr>
+    </w:lvl>
+    <w:lvl w:ilvl="2" w:tplc="0419001B" w:tentative="1">
+      <w:start w:val="1"/>
+      <w:numFmt w:val="lowerRoman"/>
+      <w:lvlText w:val="%3."/>
+      <w:lvlJc w:val="right"/>
+      <w:pPr>
+        <w:ind w:left="2880" w:hanging="180"/>
+      </w:pPr>
+    </w:lvl>
+    <w:lvl w:ilvl="3" w:tplc="0419000F" w:tentative="1">
+      <w:start w:val="1"/>
+      <w:numFmt w:val="decimal"/>
+      <w:lvlText w:val="%4."/>
+      <w:lvlJc w:val="left"/>
+      <w:pPr>
+        <w:ind w:left="3600" w:hanging="360"/>
+      </w:pPr>
+    </w:lvl>
+    <w:lvl w:ilvl="4" w:tplc="04190019" w:tentative="1">
+      <w:start w:val="1"/>
+      <w:numFmt w:val="lowerLetter"/>
+      <w:lvlText w:val="%5."/>
+      <w:lvlJc w:val="left"/>
+      <w:pPr>
+        <w:ind w:left="4320" w:hanging="360"/>
+      </w:pPr>
+    </w:lvl>
+    <w:lvl w:ilvl="5" w:tplc="0419001B" w:tentative="1">
+      <w:start w:val="1"/>
+      <w:numFmt w:val="lowerRoman"/>
+      <w:lvlText w:val="%6."/>
+      <w:lvlJc w:val="right"/>
+      <w:pPr>
+        <w:ind w:left="5040" w:hanging="180"/>
+      </w:pPr>
+    </w:lvl>
+    <w:lvl w:ilvl="6" w:tplc="0419000F" w:tentative="1">
+      <w:start w:val="1"/>
+      <w:numFmt w:val="decimal"/>
+      <w:lvlText w:val="%7."/>
+      <w:lvlJc w:val="left"/>
+      <w:pPr>
+        <w:ind w:left="5760" w:hanging="360"/>
+      </w:pPr>
+    </w:lvl>
+    <w:lvl w:ilvl="7" w:tplc="04190019" w:tentative="1">
+      <w:start w:val="1"/>
+      <w:numFmt w:val="lowerLetter"/>
+      <w:lvlText w:val="%8."/>
+      <w:lvlJc w:val="left"/>
+      <w:pPr>
+        <w:ind w:left="6480" w:hanging="360"/>
+      </w:pPr>
+    </w:lvl>
+    <w:lvl w:ilvl="8" w:tplc="0419001B" w:tentative="1">
+      <w:start w:val="1"/>
+      <w:numFmt w:val="lowerRoman"/>
+      <w:lvlText w:val="%9."/>
+      <w:lvlJc w:val="right"/>
+      <w:pPr>
+        <w:ind w:left="7200" w:hanging="180"/>
+      </w:pPr>
+    </w:lvl>
+  </w:abstractNum>
+  <w:abstractNum w:abstractNumId="16" w15:restartNumberingAfterBreak="0">
     <w:nsid w:val="32D300BF"/>
     <w:multiLevelType w:val="hybridMultilevel"/>
     <w:tmpl w:val="900490DE"/>
@@ -18450,7 +21469,7 @@
       </w:pPr>
     </w:lvl>
   </w:abstractNum>
-  <w:abstractNum w:abstractNumId="9" w15:restartNumberingAfterBreak="0">
+  <w:abstractNum w:abstractNumId="17" w15:restartNumberingAfterBreak="0">
     <w:nsid w:val="34252CA2"/>
     <w:multiLevelType w:val="hybridMultilevel"/>
     <w:tmpl w:val="0A4E9AAC"/>
@@ -18563,7 +21582,7 @@
       </w:rPr>
     </w:lvl>
   </w:abstractNum>
-  <w:abstractNum w:abstractNumId="10" w15:restartNumberingAfterBreak="0">
+  <w:abstractNum w:abstractNumId="18" w15:restartNumberingAfterBreak="0">
     <w:nsid w:val="36A04F50"/>
     <w:multiLevelType w:val="hybridMultilevel"/>
     <w:tmpl w:val="FB8CE562"/>
@@ -18649,7 +21668,7 @@
       </w:pPr>
     </w:lvl>
   </w:abstractNum>
-  <w:abstractNum w:abstractNumId="11" w15:restartNumberingAfterBreak="0">
+  <w:abstractNum w:abstractNumId="19" w15:restartNumberingAfterBreak="0">
     <w:nsid w:val="371F5D90"/>
     <w:multiLevelType w:val="hybridMultilevel"/>
     <w:tmpl w:val="30E29B04"/>
@@ -18735,7 +21754,93 @@
       </w:pPr>
     </w:lvl>
   </w:abstractNum>
-  <w:abstractNum w:abstractNumId="12" w15:restartNumberingAfterBreak="0">
+  <w:abstractNum w:abstractNumId="20" w15:restartNumberingAfterBreak="0">
+    <w:nsid w:val="382B1746"/>
+    <w:multiLevelType w:val="hybridMultilevel"/>
+    <w:tmpl w:val="80FA7922"/>
+    <w:lvl w:ilvl="0" w:tplc="04190011">
+      <w:start w:val="1"/>
+      <w:numFmt w:val="decimal"/>
+      <w:lvlText w:val="%1)"/>
+      <w:lvlJc w:val="left"/>
+      <w:pPr>
+        <w:ind w:left="720" w:hanging="360"/>
+      </w:pPr>
+    </w:lvl>
+    <w:lvl w:ilvl="1" w:tplc="6156B75A">
+      <w:start w:val="1"/>
+      <w:numFmt w:val="lowerLetter"/>
+      <w:lvlText w:val="%2."/>
+      <w:lvlJc w:val="left"/>
+      <w:pPr>
+        <w:ind w:left="1440" w:hanging="360"/>
+      </w:pPr>
+    </w:lvl>
+    <w:lvl w:ilvl="2" w:tplc="0419001B">
+      <w:start w:val="1"/>
+      <w:numFmt w:val="lowerRoman"/>
+      <w:lvlText w:val="%3."/>
+      <w:lvlJc w:val="right"/>
+      <w:pPr>
+        <w:ind w:left="2160" w:hanging="180"/>
+      </w:pPr>
+    </w:lvl>
+    <w:lvl w:ilvl="3" w:tplc="0419000F">
+      <w:start w:val="1"/>
+      <w:numFmt w:val="decimal"/>
+      <w:lvlText w:val="%4."/>
+      <w:lvlJc w:val="left"/>
+      <w:pPr>
+        <w:ind w:left="2880" w:hanging="360"/>
+      </w:pPr>
+    </w:lvl>
+    <w:lvl w:ilvl="4" w:tplc="04190019">
+      <w:start w:val="1"/>
+      <w:numFmt w:val="lowerLetter"/>
+      <w:lvlText w:val="%5."/>
+      <w:lvlJc w:val="left"/>
+      <w:pPr>
+        <w:ind w:left="3600" w:hanging="360"/>
+      </w:pPr>
+    </w:lvl>
+    <w:lvl w:ilvl="5" w:tplc="0419001B">
+      <w:start w:val="1"/>
+      <w:numFmt w:val="lowerRoman"/>
+      <w:lvlText w:val="%6."/>
+      <w:lvlJc w:val="right"/>
+      <w:pPr>
+        <w:ind w:left="4320" w:hanging="180"/>
+      </w:pPr>
+    </w:lvl>
+    <w:lvl w:ilvl="6" w:tplc="0419000F">
+      <w:start w:val="1"/>
+      <w:numFmt w:val="decimal"/>
+      <w:lvlText w:val="%7."/>
+      <w:lvlJc w:val="left"/>
+      <w:pPr>
+        <w:ind w:left="5040" w:hanging="360"/>
+      </w:pPr>
+    </w:lvl>
+    <w:lvl w:ilvl="7" w:tplc="04190019">
+      <w:start w:val="1"/>
+      <w:numFmt w:val="lowerLetter"/>
+      <w:lvlText w:val="%8."/>
+      <w:lvlJc w:val="left"/>
+      <w:pPr>
+        <w:ind w:left="5760" w:hanging="360"/>
+      </w:pPr>
+    </w:lvl>
+    <w:lvl w:ilvl="8" w:tplc="0419001B">
+      <w:start w:val="1"/>
+      <w:numFmt w:val="lowerRoman"/>
+      <w:lvlText w:val="%9."/>
+      <w:lvlJc w:val="right"/>
+      <w:pPr>
+        <w:ind w:left="6480" w:hanging="180"/>
+      </w:pPr>
+    </w:lvl>
+  </w:abstractNum>
+  <w:abstractNum w:abstractNumId="21" w15:restartNumberingAfterBreak="0">
     <w:nsid w:val="3ACC624F"/>
     <w:multiLevelType w:val="hybridMultilevel"/>
     <w:tmpl w:val="BE208932"/>
@@ -18851,7 +21956,7 @@
       </w:pPr>
     </w:lvl>
   </w:abstractNum>
-  <w:abstractNum w:abstractNumId="13" w15:restartNumberingAfterBreak="0">
+  <w:abstractNum w:abstractNumId="22" w15:restartNumberingAfterBreak="0">
     <w:nsid w:val="463A5834"/>
     <w:multiLevelType w:val="hybridMultilevel"/>
     <w:tmpl w:val="1C5C72AE"/>
@@ -18937,7 +22042,182 @@
       </w:pPr>
     </w:lvl>
   </w:abstractNum>
-  <w:abstractNum w:abstractNumId="14" w15:restartNumberingAfterBreak="0">
+  <w:abstractNum w:abstractNumId="23" w15:restartNumberingAfterBreak="0">
+    <w:nsid w:val="4BB5145C"/>
+    <w:multiLevelType w:val="hybridMultilevel"/>
+    <w:tmpl w:val="8F2E3F6C"/>
+    <w:lvl w:ilvl="0" w:tplc="04190011">
+      <w:start w:val="1"/>
+      <w:numFmt w:val="decimal"/>
+      <w:lvlText w:val="%1)"/>
+      <w:lvlJc w:val="left"/>
+      <w:pPr>
+        <w:ind w:left="1429" w:hanging="360"/>
+      </w:pPr>
+      <w:rPr>
+        <w:rFonts w:hint="default"/>
+      </w:rPr>
+    </w:lvl>
+    <w:lvl w:ilvl="1" w:tplc="04190019" w:tentative="1">
+      <w:start w:val="1"/>
+      <w:numFmt w:val="lowerLetter"/>
+      <w:lvlText w:val="%2."/>
+      <w:lvlJc w:val="left"/>
+      <w:pPr>
+        <w:ind w:left="1440" w:hanging="360"/>
+      </w:pPr>
+    </w:lvl>
+    <w:lvl w:ilvl="2" w:tplc="0419001B" w:tentative="1">
+      <w:start w:val="1"/>
+      <w:numFmt w:val="lowerRoman"/>
+      <w:lvlText w:val="%3."/>
+      <w:lvlJc w:val="right"/>
+      <w:pPr>
+        <w:ind w:left="2160" w:hanging="180"/>
+      </w:pPr>
+    </w:lvl>
+    <w:lvl w:ilvl="3" w:tplc="0419000F" w:tentative="1">
+      <w:start w:val="1"/>
+      <w:numFmt w:val="decimal"/>
+      <w:lvlText w:val="%4."/>
+      <w:lvlJc w:val="left"/>
+      <w:pPr>
+        <w:ind w:left="2880" w:hanging="360"/>
+      </w:pPr>
+    </w:lvl>
+    <w:lvl w:ilvl="4" w:tplc="04190019" w:tentative="1">
+      <w:start w:val="1"/>
+      <w:numFmt w:val="lowerLetter"/>
+      <w:lvlText w:val="%5."/>
+      <w:lvlJc w:val="left"/>
+      <w:pPr>
+        <w:ind w:left="3600" w:hanging="360"/>
+      </w:pPr>
+    </w:lvl>
+    <w:lvl w:ilvl="5" w:tplc="0419001B" w:tentative="1">
+      <w:start w:val="1"/>
+      <w:numFmt w:val="lowerRoman"/>
+      <w:lvlText w:val="%6."/>
+      <w:lvlJc w:val="right"/>
+      <w:pPr>
+        <w:ind w:left="4320" w:hanging="180"/>
+      </w:pPr>
+    </w:lvl>
+    <w:lvl w:ilvl="6" w:tplc="0419000F" w:tentative="1">
+      <w:start w:val="1"/>
+      <w:numFmt w:val="decimal"/>
+      <w:lvlText w:val="%7."/>
+      <w:lvlJc w:val="left"/>
+      <w:pPr>
+        <w:ind w:left="5040" w:hanging="360"/>
+      </w:pPr>
+    </w:lvl>
+    <w:lvl w:ilvl="7" w:tplc="04190019" w:tentative="1">
+      <w:start w:val="1"/>
+      <w:numFmt w:val="lowerLetter"/>
+      <w:lvlText w:val="%8."/>
+      <w:lvlJc w:val="left"/>
+      <w:pPr>
+        <w:ind w:left="5760" w:hanging="360"/>
+      </w:pPr>
+    </w:lvl>
+    <w:lvl w:ilvl="8" w:tplc="0419001B" w:tentative="1">
+      <w:start w:val="1"/>
+      <w:numFmt w:val="lowerRoman"/>
+      <w:lvlText w:val="%9."/>
+      <w:lvlJc w:val="right"/>
+      <w:pPr>
+        <w:ind w:left="6480" w:hanging="180"/>
+      </w:pPr>
+    </w:lvl>
+  </w:abstractNum>
+  <w:abstractNum w:abstractNumId="24" w15:restartNumberingAfterBreak="0">
+    <w:nsid w:val="4BBD6546"/>
+    <w:multiLevelType w:val="hybridMultilevel"/>
+    <w:tmpl w:val="DF2AD006"/>
+    <w:lvl w:ilvl="0" w:tplc="04190017">
+      <w:start w:val="1"/>
+      <w:numFmt w:val="lowerLetter"/>
+      <w:lvlText w:val="%1)"/>
+      <w:lvlJc w:val="left"/>
+      <w:pPr>
+        <w:ind w:left="1429" w:hanging="360"/>
+      </w:pPr>
+    </w:lvl>
+    <w:lvl w:ilvl="1" w:tplc="04190019">
+      <w:start w:val="1"/>
+      <w:numFmt w:val="lowerLetter"/>
+      <w:lvlText w:val="%2."/>
+      <w:lvlJc w:val="left"/>
+      <w:pPr>
+        <w:ind w:left="2149" w:hanging="360"/>
+      </w:pPr>
+    </w:lvl>
+    <w:lvl w:ilvl="2" w:tplc="0419001B">
+      <w:start w:val="1"/>
+      <w:numFmt w:val="lowerRoman"/>
+      <w:lvlText w:val="%3."/>
+      <w:lvlJc w:val="right"/>
+      <w:pPr>
+        <w:ind w:left="2869" w:hanging="180"/>
+      </w:pPr>
+    </w:lvl>
+    <w:lvl w:ilvl="3" w:tplc="0419000F">
+      <w:start w:val="1"/>
+      <w:numFmt w:val="decimal"/>
+      <w:lvlText w:val="%4."/>
+      <w:lvlJc w:val="left"/>
+      <w:pPr>
+        <w:ind w:left="3589" w:hanging="360"/>
+      </w:pPr>
+    </w:lvl>
+    <w:lvl w:ilvl="4" w:tplc="04190019">
+      <w:start w:val="1"/>
+      <w:numFmt w:val="lowerLetter"/>
+      <w:lvlText w:val="%5."/>
+      <w:lvlJc w:val="left"/>
+      <w:pPr>
+        <w:ind w:left="4309" w:hanging="360"/>
+      </w:pPr>
+    </w:lvl>
+    <w:lvl w:ilvl="5" w:tplc="0419001B">
+      <w:start w:val="1"/>
+      <w:numFmt w:val="lowerRoman"/>
+      <w:lvlText w:val="%6."/>
+      <w:lvlJc w:val="right"/>
+      <w:pPr>
+        <w:ind w:left="5029" w:hanging="180"/>
+      </w:pPr>
+    </w:lvl>
+    <w:lvl w:ilvl="6" w:tplc="0419000F">
+      <w:start w:val="1"/>
+      <w:numFmt w:val="decimal"/>
+      <w:lvlText w:val="%7."/>
+      <w:lvlJc w:val="left"/>
+      <w:pPr>
+        <w:ind w:left="5749" w:hanging="360"/>
+      </w:pPr>
+    </w:lvl>
+    <w:lvl w:ilvl="7" w:tplc="04190019">
+      <w:start w:val="1"/>
+      <w:numFmt w:val="lowerLetter"/>
+      <w:lvlText w:val="%8."/>
+      <w:lvlJc w:val="left"/>
+      <w:pPr>
+        <w:ind w:left="6469" w:hanging="360"/>
+      </w:pPr>
+    </w:lvl>
+    <w:lvl w:ilvl="8" w:tplc="0419001B">
+      <w:start w:val="1"/>
+      <w:numFmt w:val="lowerRoman"/>
+      <w:lvlText w:val="%9."/>
+      <w:lvlJc w:val="right"/>
+      <w:pPr>
+        <w:ind w:left="7189" w:hanging="180"/>
+      </w:pPr>
+    </w:lvl>
+  </w:abstractNum>
+  <w:abstractNum w:abstractNumId="25" w15:restartNumberingAfterBreak="0">
     <w:nsid w:val="4E443D80"/>
     <w:multiLevelType w:val="hybridMultilevel"/>
     <w:tmpl w:val="0D2C97B4"/>
@@ -19050,7 +22330,7 @@
       </w:rPr>
     </w:lvl>
   </w:abstractNum>
-  <w:abstractNum w:abstractNumId="15" w15:restartNumberingAfterBreak="0">
+  <w:abstractNum w:abstractNumId="26" w15:restartNumberingAfterBreak="0">
     <w:nsid w:val="517947BC"/>
     <w:multiLevelType w:val="hybridMultilevel"/>
     <w:tmpl w:val="5C463F3A"/>
@@ -19136,7 +22416,7 @@
       </w:pPr>
     </w:lvl>
   </w:abstractNum>
-  <w:abstractNum w:abstractNumId="16" w15:restartNumberingAfterBreak="0">
+  <w:abstractNum w:abstractNumId="27" w15:restartNumberingAfterBreak="0">
     <w:nsid w:val="57B0535C"/>
     <w:multiLevelType w:val="hybridMultilevel"/>
     <w:tmpl w:val="51129DF8"/>
@@ -19222,7 +22502,96 @@
       </w:pPr>
     </w:lvl>
   </w:abstractNum>
-  <w:abstractNum w:abstractNumId="17" w15:restartNumberingAfterBreak="0">
+  <w:abstractNum w:abstractNumId="28" w15:restartNumberingAfterBreak="0">
+    <w:nsid w:val="57DB2468"/>
+    <w:multiLevelType w:val="hybridMultilevel"/>
+    <w:tmpl w:val="74AA030A"/>
+    <w:lvl w:ilvl="0" w:tplc="E2C8B93E">
+      <w:start w:val="1"/>
+      <w:numFmt w:val="decimal"/>
+      <w:lvlText w:val="%1"/>
+      <w:lvlJc w:val="left"/>
+      <w:pPr>
+        <w:ind w:left="720" w:hanging="360"/>
+      </w:pPr>
+      <w:rPr>
+        <w:rFonts w:hint="default"/>
+      </w:rPr>
+    </w:lvl>
+    <w:lvl w:ilvl="1" w:tplc="04190019" w:tentative="1">
+      <w:start w:val="1"/>
+      <w:numFmt w:val="lowerLetter"/>
+      <w:lvlText w:val="%2."/>
+      <w:lvlJc w:val="left"/>
+      <w:pPr>
+        <w:ind w:left="1440" w:hanging="360"/>
+      </w:pPr>
+    </w:lvl>
+    <w:lvl w:ilvl="2" w:tplc="0419001B" w:tentative="1">
+      <w:start w:val="1"/>
+      <w:numFmt w:val="lowerRoman"/>
+      <w:lvlText w:val="%3."/>
+      <w:lvlJc w:val="right"/>
+      <w:pPr>
+        <w:ind w:left="2160" w:hanging="180"/>
+      </w:pPr>
+    </w:lvl>
+    <w:lvl w:ilvl="3" w:tplc="0419000F" w:tentative="1">
+      <w:start w:val="1"/>
+      <w:numFmt w:val="decimal"/>
+      <w:lvlText w:val="%4."/>
+      <w:lvlJc w:val="left"/>
+      <w:pPr>
+        <w:ind w:left="2880" w:hanging="360"/>
+      </w:pPr>
+    </w:lvl>
+    <w:lvl w:ilvl="4" w:tplc="04190019" w:tentative="1">
+      <w:start w:val="1"/>
+      <w:numFmt w:val="lowerLetter"/>
+      <w:lvlText w:val="%5."/>
+      <w:lvlJc w:val="left"/>
+      <w:pPr>
+        <w:ind w:left="3600" w:hanging="360"/>
+      </w:pPr>
+    </w:lvl>
+    <w:lvl w:ilvl="5" w:tplc="0419001B" w:tentative="1">
+      <w:start w:val="1"/>
+      <w:numFmt w:val="lowerRoman"/>
+      <w:lvlText w:val="%6."/>
+      <w:lvlJc w:val="right"/>
+      <w:pPr>
+        <w:ind w:left="4320" w:hanging="180"/>
+      </w:pPr>
+    </w:lvl>
+    <w:lvl w:ilvl="6" w:tplc="0419000F" w:tentative="1">
+      <w:start w:val="1"/>
+      <w:numFmt w:val="decimal"/>
+      <w:lvlText w:val="%7."/>
+      <w:lvlJc w:val="left"/>
+      <w:pPr>
+        <w:ind w:left="5040" w:hanging="360"/>
+      </w:pPr>
+    </w:lvl>
+    <w:lvl w:ilvl="7" w:tplc="04190019" w:tentative="1">
+      <w:start w:val="1"/>
+      <w:numFmt w:val="lowerLetter"/>
+      <w:lvlText w:val="%8."/>
+      <w:lvlJc w:val="left"/>
+      <w:pPr>
+        <w:ind w:left="5760" w:hanging="360"/>
+      </w:pPr>
+    </w:lvl>
+    <w:lvl w:ilvl="8" w:tplc="0419001B" w:tentative="1">
+      <w:start w:val="1"/>
+      <w:numFmt w:val="lowerRoman"/>
+      <w:lvlText w:val="%9."/>
+      <w:lvlJc w:val="right"/>
+      <w:pPr>
+        <w:ind w:left="6480" w:hanging="180"/>
+      </w:pPr>
+    </w:lvl>
+  </w:abstractNum>
+  <w:abstractNum w:abstractNumId="29" w15:restartNumberingAfterBreak="0">
     <w:nsid w:val="5843583D"/>
     <w:multiLevelType w:val="hybridMultilevel"/>
     <w:tmpl w:val="E2D6DE78"/>
@@ -19308,7 +22677,96 @@
       </w:pPr>
     </w:lvl>
   </w:abstractNum>
-  <w:abstractNum w:abstractNumId="18" w15:restartNumberingAfterBreak="0">
+  <w:abstractNum w:abstractNumId="30" w15:restartNumberingAfterBreak="0">
+    <w:nsid w:val="5BF45F2B"/>
+    <w:multiLevelType w:val="hybridMultilevel"/>
+    <w:tmpl w:val="91D63D30"/>
+    <w:lvl w:ilvl="0" w:tplc="04190017">
+      <w:start w:val="1"/>
+      <w:numFmt w:val="lowerLetter"/>
+      <w:lvlText w:val="%1)"/>
+      <w:lvlJc w:val="left"/>
+      <w:pPr>
+        <w:ind w:left="720" w:hanging="360"/>
+      </w:pPr>
+    </w:lvl>
+    <w:lvl w:ilvl="1" w:tplc="EF5E9866">
+      <w:start w:val="1"/>
+      <w:numFmt w:val="russianLower"/>
+      <w:lvlText w:val="%2)"/>
+      <w:lvlJc w:val="left"/>
+      <w:pPr>
+        <w:ind w:left="1440" w:hanging="360"/>
+      </w:pPr>
+      <w:rPr>
+        <w:rFonts w:hint="default"/>
+      </w:rPr>
+    </w:lvl>
+    <w:lvl w:ilvl="2" w:tplc="0419001B">
+      <w:start w:val="1"/>
+      <w:numFmt w:val="lowerRoman"/>
+      <w:lvlText w:val="%3."/>
+      <w:lvlJc w:val="right"/>
+      <w:pPr>
+        <w:ind w:left="2160" w:hanging="180"/>
+      </w:pPr>
+    </w:lvl>
+    <w:lvl w:ilvl="3" w:tplc="0419000F" w:tentative="1">
+      <w:start w:val="1"/>
+      <w:numFmt w:val="decimal"/>
+      <w:lvlText w:val="%4."/>
+      <w:lvlJc w:val="left"/>
+      <w:pPr>
+        <w:ind w:left="2880" w:hanging="360"/>
+      </w:pPr>
+    </w:lvl>
+    <w:lvl w:ilvl="4" w:tplc="04190019" w:tentative="1">
+      <w:start w:val="1"/>
+      <w:numFmt w:val="lowerLetter"/>
+      <w:lvlText w:val="%5."/>
+      <w:lvlJc w:val="left"/>
+      <w:pPr>
+        <w:ind w:left="3600" w:hanging="360"/>
+      </w:pPr>
+    </w:lvl>
+    <w:lvl w:ilvl="5" w:tplc="0419001B" w:tentative="1">
+      <w:start w:val="1"/>
+      <w:numFmt w:val="lowerRoman"/>
+      <w:lvlText w:val="%6."/>
+      <w:lvlJc w:val="right"/>
+      <w:pPr>
+        <w:ind w:left="4320" w:hanging="180"/>
+      </w:pPr>
+    </w:lvl>
+    <w:lvl w:ilvl="6" w:tplc="0419000F" w:tentative="1">
+      <w:start w:val="1"/>
+      <w:numFmt w:val="decimal"/>
+      <w:lvlText w:val="%7."/>
+      <w:lvlJc w:val="left"/>
+      <w:pPr>
+        <w:ind w:left="5040" w:hanging="360"/>
+      </w:pPr>
+    </w:lvl>
+    <w:lvl w:ilvl="7" w:tplc="04190019" w:tentative="1">
+      <w:start w:val="1"/>
+      <w:numFmt w:val="lowerLetter"/>
+      <w:lvlText w:val="%8."/>
+      <w:lvlJc w:val="left"/>
+      <w:pPr>
+        <w:ind w:left="5760" w:hanging="360"/>
+      </w:pPr>
+    </w:lvl>
+    <w:lvl w:ilvl="8" w:tplc="0419001B" w:tentative="1">
+      <w:start w:val="1"/>
+      <w:numFmt w:val="lowerRoman"/>
+      <w:lvlText w:val="%9."/>
+      <w:lvlJc w:val="right"/>
+      <w:pPr>
+        <w:ind w:left="6480" w:hanging="180"/>
+      </w:pPr>
+    </w:lvl>
+  </w:abstractNum>
+  <w:abstractNum w:abstractNumId="31" w15:restartNumberingAfterBreak="0">
     <w:nsid w:val="5DDD3273"/>
     <w:multiLevelType w:val="multilevel"/>
     <w:tmpl w:val="E06878D6"/>
@@ -19421,7 +22879,93 @@
       </w:rPr>
     </w:lvl>
   </w:abstractNum>
-  <w:abstractNum w:abstractNumId="19" w15:restartNumberingAfterBreak="0">
+  <w:abstractNum w:abstractNumId="32" w15:restartNumberingAfterBreak="0">
+    <w:nsid w:val="6248413C"/>
+    <w:multiLevelType w:val="hybridMultilevel"/>
+    <w:tmpl w:val="C9DA61D4"/>
+    <w:lvl w:ilvl="0" w:tplc="04190017">
+      <w:start w:val="1"/>
+      <w:numFmt w:val="lowerLetter"/>
+      <w:lvlText w:val="%1)"/>
+      <w:lvlJc w:val="left"/>
+      <w:pPr>
+        <w:ind w:left="720" w:hanging="360"/>
+      </w:pPr>
+    </w:lvl>
+    <w:lvl w:ilvl="1" w:tplc="04190019">
+      <w:start w:val="1"/>
+      <w:numFmt w:val="lowerLetter"/>
+      <w:lvlText w:val="%2."/>
+      <w:lvlJc w:val="left"/>
+      <w:pPr>
+        <w:ind w:left="1440" w:hanging="360"/>
+      </w:pPr>
+    </w:lvl>
+    <w:lvl w:ilvl="2" w:tplc="0419001B">
+      <w:start w:val="1"/>
+      <w:numFmt w:val="lowerRoman"/>
+      <w:lvlText w:val="%3."/>
+      <w:lvlJc w:val="right"/>
+      <w:pPr>
+        <w:ind w:left="2160" w:hanging="180"/>
+      </w:pPr>
+    </w:lvl>
+    <w:lvl w:ilvl="3" w:tplc="0419000F" w:tentative="1">
+      <w:start w:val="1"/>
+      <w:numFmt w:val="decimal"/>
+      <w:lvlText w:val="%4."/>
+      <w:lvlJc w:val="left"/>
+      <w:pPr>
+        <w:ind w:left="2880" w:hanging="360"/>
+      </w:pPr>
+    </w:lvl>
+    <w:lvl w:ilvl="4" w:tplc="04190019" w:tentative="1">
+      <w:start w:val="1"/>
+      <w:numFmt w:val="lowerLetter"/>
+      <w:lvlText w:val="%5."/>
+      <w:lvlJc w:val="left"/>
+      <w:pPr>
+        <w:ind w:left="3600" w:hanging="360"/>
+      </w:pPr>
+    </w:lvl>
+    <w:lvl w:ilvl="5" w:tplc="0419001B" w:tentative="1">
+      <w:start w:val="1"/>
+      <w:numFmt w:val="lowerRoman"/>
+      <w:lvlText w:val="%6."/>
+      <w:lvlJc w:val="right"/>
+      <w:pPr>
+        <w:ind w:left="4320" w:hanging="180"/>
+      </w:pPr>
+    </w:lvl>
+    <w:lvl w:ilvl="6" w:tplc="0419000F" w:tentative="1">
+      <w:start w:val="1"/>
+      <w:numFmt w:val="decimal"/>
+      <w:lvlText w:val="%7."/>
+      <w:lvlJc w:val="left"/>
+      <w:pPr>
+        <w:ind w:left="5040" w:hanging="360"/>
+      </w:pPr>
+    </w:lvl>
+    <w:lvl w:ilvl="7" w:tplc="04190019" w:tentative="1">
+      <w:start w:val="1"/>
+      <w:numFmt w:val="lowerLetter"/>
+      <w:lvlText w:val="%8."/>
+      <w:lvlJc w:val="left"/>
+      <w:pPr>
+        <w:ind w:left="5760" w:hanging="360"/>
+      </w:pPr>
+    </w:lvl>
+    <w:lvl w:ilvl="8" w:tplc="0419001B" w:tentative="1">
+      <w:start w:val="1"/>
+      <w:numFmt w:val="lowerRoman"/>
+      <w:lvlText w:val="%9."/>
+      <w:lvlJc w:val="right"/>
+      <w:pPr>
+        <w:ind w:left="6480" w:hanging="180"/>
+      </w:pPr>
+    </w:lvl>
+  </w:abstractNum>
+  <w:abstractNum w:abstractNumId="33" w15:restartNumberingAfterBreak="0">
     <w:nsid w:val="638368A0"/>
     <w:multiLevelType w:val="hybridMultilevel"/>
     <w:tmpl w:val="234CA536"/>
@@ -19507,7 +23051,7 @@
       </w:pPr>
     </w:lvl>
   </w:abstractNum>
-  <w:abstractNum w:abstractNumId="20" w15:restartNumberingAfterBreak="0">
+  <w:abstractNum w:abstractNumId="34" w15:restartNumberingAfterBreak="0">
     <w:nsid w:val="640C77F0"/>
     <w:multiLevelType w:val="hybridMultilevel"/>
     <w:tmpl w:val="EB800FC2"/>
@@ -19596,7 +23140,7 @@
       </w:pPr>
     </w:lvl>
   </w:abstractNum>
-  <w:abstractNum w:abstractNumId="21" w15:restartNumberingAfterBreak="0">
+  <w:abstractNum w:abstractNumId="35" w15:restartNumberingAfterBreak="0">
     <w:nsid w:val="69D013AC"/>
     <w:multiLevelType w:val="hybridMultilevel"/>
     <w:tmpl w:val="AE7C43D4"/>
@@ -19685,7 +23229,93 @@
       </w:pPr>
     </w:lvl>
   </w:abstractNum>
-  <w:abstractNum w:abstractNumId="22" w15:restartNumberingAfterBreak="0">
+  <w:abstractNum w:abstractNumId="36" w15:restartNumberingAfterBreak="0">
+    <w:nsid w:val="6A0A5FBC"/>
+    <w:multiLevelType w:val="hybridMultilevel"/>
+    <w:tmpl w:val="F74E35E0"/>
+    <w:lvl w:ilvl="0" w:tplc="04190017">
+      <w:start w:val="1"/>
+      <w:numFmt w:val="lowerLetter"/>
+      <w:lvlText w:val="%1)"/>
+      <w:lvlJc w:val="left"/>
+      <w:pPr>
+        <w:ind w:left="1429" w:hanging="360"/>
+      </w:pPr>
+    </w:lvl>
+    <w:lvl w:ilvl="1" w:tplc="04190019">
+      <w:start w:val="1"/>
+      <w:numFmt w:val="lowerLetter"/>
+      <w:lvlText w:val="%2."/>
+      <w:lvlJc w:val="left"/>
+      <w:pPr>
+        <w:ind w:left="2149" w:hanging="360"/>
+      </w:pPr>
+    </w:lvl>
+    <w:lvl w:ilvl="2" w:tplc="0419001B">
+      <w:start w:val="1"/>
+      <w:numFmt w:val="lowerRoman"/>
+      <w:lvlText w:val="%3."/>
+      <w:lvlJc w:val="right"/>
+      <w:pPr>
+        <w:ind w:left="2869" w:hanging="180"/>
+      </w:pPr>
+    </w:lvl>
+    <w:lvl w:ilvl="3" w:tplc="0419000F">
+      <w:start w:val="1"/>
+      <w:numFmt w:val="decimal"/>
+      <w:lvlText w:val="%4."/>
+      <w:lvlJc w:val="left"/>
+      <w:pPr>
+        <w:ind w:left="3589" w:hanging="360"/>
+      </w:pPr>
+    </w:lvl>
+    <w:lvl w:ilvl="4" w:tplc="04190019">
+      <w:start w:val="1"/>
+      <w:numFmt w:val="lowerLetter"/>
+      <w:lvlText w:val="%5."/>
+      <w:lvlJc w:val="left"/>
+      <w:pPr>
+        <w:ind w:left="4309" w:hanging="360"/>
+      </w:pPr>
+    </w:lvl>
+    <w:lvl w:ilvl="5" w:tplc="0419001B">
+      <w:start w:val="1"/>
+      <w:numFmt w:val="lowerRoman"/>
+      <w:lvlText w:val="%6."/>
+      <w:lvlJc w:val="right"/>
+      <w:pPr>
+        <w:ind w:left="5029" w:hanging="180"/>
+      </w:pPr>
+    </w:lvl>
+    <w:lvl w:ilvl="6" w:tplc="0419000F">
+      <w:start w:val="1"/>
+      <w:numFmt w:val="decimal"/>
+      <w:lvlText w:val="%7."/>
+      <w:lvlJc w:val="left"/>
+      <w:pPr>
+        <w:ind w:left="5749" w:hanging="360"/>
+      </w:pPr>
+    </w:lvl>
+    <w:lvl w:ilvl="7" w:tplc="04190019">
+      <w:start w:val="1"/>
+      <w:numFmt w:val="lowerLetter"/>
+      <w:lvlText w:val="%8."/>
+      <w:lvlJc w:val="left"/>
+      <w:pPr>
+        <w:ind w:left="6469" w:hanging="360"/>
+      </w:pPr>
+    </w:lvl>
+    <w:lvl w:ilvl="8" w:tplc="0419001B">
+      <w:start w:val="1"/>
+      <w:numFmt w:val="lowerRoman"/>
+      <w:lvlText w:val="%9."/>
+      <w:lvlJc w:val="right"/>
+      <w:pPr>
+        <w:ind w:left="7189" w:hanging="180"/>
+      </w:pPr>
+    </w:lvl>
+  </w:abstractNum>
+  <w:abstractNum w:abstractNumId="37" w15:restartNumberingAfterBreak="0">
     <w:nsid w:val="6B09010E"/>
     <w:multiLevelType w:val="multilevel"/>
     <w:tmpl w:val="40C8AFD6"/>
@@ -19798,7 +23428,179 @@
       </w:rPr>
     </w:lvl>
   </w:abstractNum>
-  <w:abstractNum w:abstractNumId="23" w15:restartNumberingAfterBreak="0">
+  <w:abstractNum w:abstractNumId="38" w15:restartNumberingAfterBreak="0">
+    <w:nsid w:val="6B4E6E76"/>
+    <w:multiLevelType w:val="hybridMultilevel"/>
+    <w:tmpl w:val="D4066728"/>
+    <w:lvl w:ilvl="0" w:tplc="04190011">
+      <w:start w:val="1"/>
+      <w:numFmt w:val="decimal"/>
+      <w:lvlText w:val="%1)"/>
+      <w:lvlJc w:val="left"/>
+      <w:pPr>
+        <w:ind w:left="1429" w:hanging="360"/>
+      </w:pPr>
+    </w:lvl>
+    <w:lvl w:ilvl="1" w:tplc="FFFFFFFF">
+      <w:start w:val="1"/>
+      <w:numFmt w:val="lowerLetter"/>
+      <w:lvlText w:val="%2."/>
+      <w:lvlJc w:val="left"/>
+      <w:pPr>
+        <w:ind w:left="2149" w:hanging="360"/>
+      </w:pPr>
+    </w:lvl>
+    <w:lvl w:ilvl="2" w:tplc="FFFFFFFF">
+      <w:start w:val="1"/>
+      <w:numFmt w:val="lowerRoman"/>
+      <w:lvlText w:val="%3."/>
+      <w:lvlJc w:val="right"/>
+      <w:pPr>
+        <w:ind w:left="2869" w:hanging="180"/>
+      </w:pPr>
+    </w:lvl>
+    <w:lvl w:ilvl="3" w:tplc="FFFFFFFF">
+      <w:start w:val="1"/>
+      <w:numFmt w:val="decimal"/>
+      <w:lvlText w:val="%4."/>
+      <w:lvlJc w:val="left"/>
+      <w:pPr>
+        <w:ind w:left="3589" w:hanging="360"/>
+      </w:pPr>
+    </w:lvl>
+    <w:lvl w:ilvl="4" w:tplc="FFFFFFFF">
+      <w:start w:val="1"/>
+      <w:numFmt w:val="lowerLetter"/>
+      <w:lvlText w:val="%5."/>
+      <w:lvlJc w:val="left"/>
+      <w:pPr>
+        <w:ind w:left="4309" w:hanging="360"/>
+      </w:pPr>
+    </w:lvl>
+    <w:lvl w:ilvl="5" w:tplc="FFFFFFFF">
+      <w:start w:val="1"/>
+      <w:numFmt w:val="lowerRoman"/>
+      <w:lvlText w:val="%6."/>
+      <w:lvlJc w:val="right"/>
+      <w:pPr>
+        <w:ind w:left="5029" w:hanging="180"/>
+      </w:pPr>
+    </w:lvl>
+    <w:lvl w:ilvl="6" w:tplc="FFFFFFFF">
+      <w:start w:val="1"/>
+      <w:numFmt w:val="decimal"/>
+      <w:lvlText w:val="%7."/>
+      <w:lvlJc w:val="left"/>
+      <w:pPr>
+        <w:ind w:left="5749" w:hanging="360"/>
+      </w:pPr>
+    </w:lvl>
+    <w:lvl w:ilvl="7" w:tplc="FFFFFFFF">
+      <w:start w:val="1"/>
+      <w:numFmt w:val="lowerLetter"/>
+      <w:lvlText w:val="%8."/>
+      <w:lvlJc w:val="left"/>
+      <w:pPr>
+        <w:ind w:left="6469" w:hanging="360"/>
+      </w:pPr>
+    </w:lvl>
+    <w:lvl w:ilvl="8" w:tplc="FFFFFFFF">
+      <w:start w:val="1"/>
+      <w:numFmt w:val="lowerRoman"/>
+      <w:lvlText w:val="%9."/>
+      <w:lvlJc w:val="right"/>
+      <w:pPr>
+        <w:ind w:left="7189" w:hanging="180"/>
+      </w:pPr>
+    </w:lvl>
+  </w:abstractNum>
+  <w:abstractNum w:abstractNumId="39" w15:restartNumberingAfterBreak="0">
+    <w:nsid w:val="6EBB51CD"/>
+    <w:multiLevelType w:val="hybridMultilevel"/>
+    <w:tmpl w:val="3BF0E7C8"/>
+    <w:lvl w:ilvl="0" w:tplc="04190011">
+      <w:start w:val="1"/>
+      <w:numFmt w:val="decimal"/>
+      <w:lvlText w:val="%1)"/>
+      <w:lvlJc w:val="left"/>
+      <w:pPr>
+        <w:ind w:left="1429" w:hanging="360"/>
+      </w:pPr>
+    </w:lvl>
+    <w:lvl w:ilvl="1" w:tplc="04190019">
+      <w:start w:val="1"/>
+      <w:numFmt w:val="lowerLetter"/>
+      <w:lvlText w:val="%2."/>
+      <w:lvlJc w:val="left"/>
+      <w:pPr>
+        <w:ind w:left="2149" w:hanging="360"/>
+      </w:pPr>
+    </w:lvl>
+    <w:lvl w:ilvl="2" w:tplc="0419001B">
+      <w:start w:val="1"/>
+      <w:numFmt w:val="lowerRoman"/>
+      <w:lvlText w:val="%3."/>
+      <w:lvlJc w:val="right"/>
+      <w:pPr>
+        <w:ind w:left="2869" w:hanging="180"/>
+      </w:pPr>
+    </w:lvl>
+    <w:lvl w:ilvl="3" w:tplc="0419000F">
+      <w:start w:val="1"/>
+      <w:numFmt w:val="decimal"/>
+      <w:lvlText w:val="%4."/>
+      <w:lvlJc w:val="left"/>
+      <w:pPr>
+        <w:ind w:left="3589" w:hanging="360"/>
+      </w:pPr>
+    </w:lvl>
+    <w:lvl w:ilvl="4" w:tplc="04190019">
+      <w:start w:val="1"/>
+      <w:numFmt w:val="lowerLetter"/>
+      <w:lvlText w:val="%5."/>
+      <w:lvlJc w:val="left"/>
+      <w:pPr>
+        <w:ind w:left="4309" w:hanging="360"/>
+      </w:pPr>
+    </w:lvl>
+    <w:lvl w:ilvl="5" w:tplc="0419001B">
+      <w:start w:val="1"/>
+      <w:numFmt w:val="lowerRoman"/>
+      <w:lvlText w:val="%6."/>
+      <w:lvlJc w:val="right"/>
+      <w:pPr>
+        <w:ind w:left="5029" w:hanging="180"/>
+      </w:pPr>
+    </w:lvl>
+    <w:lvl w:ilvl="6" w:tplc="0419000F">
+      <w:start w:val="1"/>
+      <w:numFmt w:val="decimal"/>
+      <w:lvlText w:val="%7."/>
+      <w:lvlJc w:val="left"/>
+      <w:pPr>
+        <w:ind w:left="5749" w:hanging="360"/>
+      </w:pPr>
+    </w:lvl>
+    <w:lvl w:ilvl="7" w:tplc="04190019">
+      <w:start w:val="1"/>
+      <w:numFmt w:val="lowerLetter"/>
+      <w:lvlText w:val="%8."/>
+      <w:lvlJc w:val="left"/>
+      <w:pPr>
+        <w:ind w:left="6469" w:hanging="360"/>
+      </w:pPr>
+    </w:lvl>
+    <w:lvl w:ilvl="8" w:tplc="0419001B">
+      <w:start w:val="1"/>
+      <w:numFmt w:val="lowerRoman"/>
+      <w:lvlText w:val="%9."/>
+      <w:lvlJc w:val="right"/>
+      <w:pPr>
+        <w:ind w:left="7189" w:hanging="180"/>
+      </w:pPr>
+    </w:lvl>
+  </w:abstractNum>
+  <w:abstractNum w:abstractNumId="40" w15:restartNumberingAfterBreak="0">
     <w:nsid w:val="7B8E4024"/>
     <w:multiLevelType w:val="multilevel"/>
     <w:tmpl w:val="D7765A46"/>
@@ -19913,23 +23715,23 @@
       </w:rPr>
     </w:lvl>
   </w:abstractNum>
-  <w:num w:numId="1">
-    <w:abstractNumId w:val="20"/>
+  <w:num w:numId="1" w16cid:durableId="474688751">
+    <w:abstractNumId w:val="34"/>
   </w:num>
-  <w:num w:numId="2">
-    <w:abstractNumId w:val="12"/>
+  <w:num w:numId="2" w16cid:durableId="64378591">
+    <w:abstractNumId w:val="21"/>
   </w:num>
-  <w:num w:numId="3">
-    <w:abstractNumId w:val="23"/>
+  <w:num w:numId="3" w16cid:durableId="1288507283">
+    <w:abstractNumId w:val="40"/>
   </w:num>
-  <w:num w:numId="4">
-    <w:abstractNumId w:val="18"/>
+  <w:num w:numId="4" w16cid:durableId="1176919237">
+    <w:abstractNumId w:val="31"/>
   </w:num>
-  <w:num w:numId="5">
-    <w:abstractNumId w:val="9"/>
+  <w:num w:numId="5" w16cid:durableId="174657775">
+    <w:abstractNumId w:val="17"/>
   </w:num>
-  <w:num w:numId="6">
-    <w:abstractNumId w:val="18"/>
+  <w:num w:numId="6" w16cid:durableId="1950551631">
+    <w:abstractNumId w:val="31"/>
     <w:lvlOverride w:ilvl="0">
       <w:lvl w:ilvl="0">
         <w:start w:val="1"/>
@@ -20057,69 +23859,234 @@
       </w:lvl>
     </w:lvlOverride>
   </w:num>
-  <w:num w:numId="7">
+  <w:num w:numId="7" w16cid:durableId="333387298">
+    <w:abstractNumId w:val="25"/>
+  </w:num>
+  <w:num w:numId="8" w16cid:durableId="1867598536">
+    <w:abstractNumId w:val="37"/>
+  </w:num>
+  <w:num w:numId="9" w16cid:durableId="1833137120">
+    <w:abstractNumId w:val="29"/>
+  </w:num>
+  <w:num w:numId="10" w16cid:durableId="91828416">
+    <w:abstractNumId w:val="33"/>
+  </w:num>
+  <w:num w:numId="11" w16cid:durableId="1694766227">
+    <w:abstractNumId w:val="18"/>
+  </w:num>
+  <w:num w:numId="12" w16cid:durableId="1043023053">
+    <w:abstractNumId w:val="13"/>
+  </w:num>
+  <w:num w:numId="13" w16cid:durableId="576671556">
+    <w:abstractNumId w:val="27"/>
+  </w:num>
+  <w:num w:numId="14" w16cid:durableId="1574196021">
+    <w:abstractNumId w:val="8"/>
+  </w:num>
+  <w:num w:numId="15" w16cid:durableId="1613707161">
     <w:abstractNumId w:val="14"/>
   </w:num>
-  <w:num w:numId="8">
+  <w:num w:numId="16" w16cid:durableId="73597438">
+    <w:abstractNumId w:val="19"/>
+  </w:num>
+  <w:num w:numId="17" w16cid:durableId="1938977939">
+    <w:abstractNumId w:val="11"/>
+  </w:num>
+  <w:num w:numId="18" w16cid:durableId="2006738885">
+    <w:abstractNumId w:val="1"/>
+  </w:num>
+  <w:num w:numId="19" w16cid:durableId="156069851">
+    <w:abstractNumId w:val="2"/>
+  </w:num>
+  <w:num w:numId="20" w16cid:durableId="91322454">
+    <w:abstractNumId w:val="26"/>
+  </w:num>
+  <w:num w:numId="21" w16cid:durableId="703942751">
+    <w:abstractNumId w:val="16"/>
+  </w:num>
+  <w:num w:numId="22" w16cid:durableId="570851244">
+    <w:abstractNumId w:val="12"/>
+  </w:num>
+  <w:num w:numId="23" w16cid:durableId="909272794">
     <w:abstractNumId w:val="22"/>
   </w:num>
-  <w:num w:numId="9">
-    <w:abstractNumId w:val="17"/>
+  <w:num w:numId="24" w16cid:durableId="425149409">
+    <w:abstractNumId w:val="35"/>
   </w:num>
-  <w:num w:numId="10">
-    <w:abstractNumId w:val="19"/>
+  <w:num w:numId="25" w16cid:durableId="1097142342">
+    <w:abstractNumId w:val="3"/>
   </w:num>
-  <w:num w:numId="11">
+  <w:num w:numId="26" w16cid:durableId="1382095035">
+    <w:abstractNumId w:val="32"/>
+  </w:num>
+  <w:num w:numId="27" w16cid:durableId="1939211919">
+    <w:abstractNumId w:val="39"/>
+  </w:num>
+  <w:num w:numId="28" w16cid:durableId="1693339902">
+    <w:abstractNumId w:val="36"/>
+    <w:lvlOverride w:ilvl="0">
+      <w:startOverride w:val="1"/>
+    </w:lvlOverride>
+    <w:lvlOverride w:ilvl="1">
+      <w:startOverride w:val="1"/>
+    </w:lvlOverride>
+    <w:lvlOverride w:ilvl="2">
+      <w:startOverride w:val="1"/>
+    </w:lvlOverride>
+    <w:lvlOverride w:ilvl="3">
+      <w:startOverride w:val="1"/>
+    </w:lvlOverride>
+    <w:lvlOverride w:ilvl="4">
+      <w:startOverride w:val="1"/>
+    </w:lvlOverride>
+    <w:lvlOverride w:ilvl="5">
+      <w:startOverride w:val="1"/>
+    </w:lvlOverride>
+    <w:lvlOverride w:ilvl="6">
+      <w:startOverride w:val="1"/>
+    </w:lvlOverride>
+    <w:lvlOverride w:ilvl="7">
+      <w:startOverride w:val="1"/>
+    </w:lvlOverride>
+    <w:lvlOverride w:ilvl="8">
+      <w:startOverride w:val="1"/>
+    </w:lvlOverride>
+  </w:num>
+  <w:num w:numId="29" w16cid:durableId="1622803293">
+    <w:abstractNumId w:val="24"/>
+    <w:lvlOverride w:ilvl="0">
+      <w:startOverride w:val="1"/>
+    </w:lvlOverride>
+    <w:lvlOverride w:ilvl="1">
+      <w:startOverride w:val="1"/>
+    </w:lvlOverride>
+    <w:lvlOverride w:ilvl="2">
+      <w:startOverride w:val="1"/>
+    </w:lvlOverride>
+    <w:lvlOverride w:ilvl="3">
+      <w:startOverride w:val="1"/>
+    </w:lvlOverride>
+    <w:lvlOverride w:ilvl="4">
+      <w:startOverride w:val="1"/>
+    </w:lvlOverride>
+    <w:lvlOverride w:ilvl="5">
+      <w:startOverride w:val="1"/>
+    </w:lvlOverride>
+    <w:lvlOverride w:ilvl="6">
+      <w:startOverride w:val="1"/>
+    </w:lvlOverride>
+    <w:lvlOverride w:ilvl="7">
+      <w:startOverride w:val="1"/>
+    </w:lvlOverride>
+    <w:lvlOverride w:ilvl="8">
+      <w:startOverride w:val="1"/>
+    </w:lvlOverride>
+  </w:num>
+  <w:num w:numId="30" w16cid:durableId="9919389">
+    <w:abstractNumId w:val="10"/>
+    <w:lvlOverride w:ilvl="0">
+      <w:startOverride w:val="1"/>
+    </w:lvlOverride>
+    <w:lvlOverride w:ilvl="1">
+      <w:startOverride w:val="1"/>
+    </w:lvlOverride>
+    <w:lvlOverride w:ilvl="2">
+      <w:startOverride w:val="1"/>
+    </w:lvlOverride>
+    <w:lvlOverride w:ilvl="3">
+      <w:startOverride w:val="1"/>
+    </w:lvlOverride>
+    <w:lvlOverride w:ilvl="4">
+      <w:startOverride w:val="1"/>
+    </w:lvlOverride>
+    <w:lvlOverride w:ilvl="5">
+      <w:startOverride w:val="1"/>
+    </w:lvlOverride>
+    <w:lvlOverride w:ilvl="6">
+      <w:startOverride w:val="1"/>
+    </w:lvlOverride>
+    <w:lvlOverride w:ilvl="7">
+      <w:startOverride w:val="1"/>
+    </w:lvlOverride>
+    <w:lvlOverride w:ilvl="8">
+      <w:startOverride w:val="1"/>
+    </w:lvlOverride>
+  </w:num>
+  <w:num w:numId="31" w16cid:durableId="1304846420">
     <w:abstractNumId w:val="10"/>
   </w:num>
-  <w:num w:numId="12">
+  <w:num w:numId="32" w16cid:durableId="711228739">
+    <w:abstractNumId w:val="20"/>
+  </w:num>
+  <w:num w:numId="33" w16cid:durableId="262230783">
+    <w:abstractNumId w:val="0"/>
+  </w:num>
+  <w:num w:numId="34" w16cid:durableId="1471167696">
+    <w:abstractNumId w:val="0"/>
+  </w:num>
+  <w:num w:numId="35" w16cid:durableId="2111969913">
+    <w:abstractNumId w:val="38"/>
+    <w:lvlOverride w:ilvl="0">
+      <w:startOverride w:val="1"/>
+    </w:lvlOverride>
+    <w:lvlOverride w:ilvl="1">
+      <w:startOverride w:val="1"/>
+    </w:lvlOverride>
+    <w:lvlOverride w:ilvl="2">
+      <w:startOverride w:val="1"/>
+    </w:lvlOverride>
+    <w:lvlOverride w:ilvl="3">
+      <w:startOverride w:val="1"/>
+    </w:lvlOverride>
+    <w:lvlOverride w:ilvl="4">
+      <w:startOverride w:val="1"/>
+    </w:lvlOverride>
+    <w:lvlOverride w:ilvl="5">
+      <w:startOverride w:val="1"/>
+    </w:lvlOverride>
+    <w:lvlOverride w:ilvl="6">
+      <w:startOverride w:val="1"/>
+    </w:lvlOverride>
+    <w:lvlOverride w:ilvl="7">
+      <w:startOverride w:val="1"/>
+    </w:lvlOverride>
+    <w:lvlOverride w:ilvl="8">
+      <w:startOverride w:val="1"/>
+    </w:lvlOverride>
+  </w:num>
+  <w:num w:numId="36" w16cid:durableId="1120107323">
     <w:abstractNumId w:val="6"/>
   </w:num>
-  <w:num w:numId="13">
-    <w:abstractNumId w:val="16"/>
+  <w:num w:numId="37" w16cid:durableId="806051727">
+    <w:abstractNumId w:val="28"/>
   </w:num>
-  <w:num w:numId="14">
-    <w:abstractNumId w:val="3"/>
+  <w:num w:numId="38" w16cid:durableId="837036809">
+    <w:abstractNumId w:val="30"/>
   </w:num>
-  <w:num w:numId="15">
+  <w:num w:numId="39" w16cid:durableId="178593734">
+    <w:abstractNumId w:val="15"/>
+  </w:num>
+  <w:num w:numId="40" w16cid:durableId="361899293">
+    <w:abstractNumId w:val="9"/>
+  </w:num>
+  <w:num w:numId="41" w16cid:durableId="1699314575">
+    <w:abstractNumId w:val="4"/>
+  </w:num>
+  <w:num w:numId="42" w16cid:durableId="958151079">
+    <w:abstractNumId w:val="5"/>
+  </w:num>
+  <w:num w:numId="43" w16cid:durableId="1940290089">
     <w:abstractNumId w:val="7"/>
   </w:num>
-  <w:num w:numId="16">
-    <w:abstractNumId w:val="11"/>
-  </w:num>
-  <w:num w:numId="17">
-    <w:abstractNumId w:val="4"/>
-  </w:num>
-  <w:num w:numId="18">
-    <w:abstractNumId w:val="0"/>
-  </w:num>
-  <w:num w:numId="19">
-    <w:abstractNumId w:val="1"/>
-  </w:num>
-  <w:num w:numId="20">
-    <w:abstractNumId w:val="15"/>
-  </w:num>
-  <w:num w:numId="21">
-    <w:abstractNumId w:val="8"/>
-  </w:num>
-  <w:num w:numId="22">
-    <w:abstractNumId w:val="5"/>
-  </w:num>
-  <w:num w:numId="23">
-    <w:abstractNumId w:val="13"/>
-  </w:num>
-  <w:num w:numId="24">
-    <w:abstractNumId w:val="21"/>
-  </w:num>
-  <w:num w:numId="25">
-    <w:abstractNumId w:val="2"/>
+  <w:num w:numId="44" w16cid:durableId="1630479840">
+    <w:abstractNumId w:val="23"/>
   </w:num>
   <w:numIdMacAtCleanup w:val="20"/>
 </w:numbering>
 </file>
 
 <file path=word/styles.xml><?xml version="1.0" encoding="utf-8"?>
-<w:styles xmlns:mc="http://schemas.openxmlformats.org/markup-compatibility/2006" xmlns:r="http://schemas.openxmlformats.org/officeDocument/2006/relationships" xmlns:w="http://schemas.openxmlformats.org/wordprocessingml/2006/main" xmlns:w14="http://schemas.microsoft.com/office/word/2010/wordml" xmlns:w15="http://schemas.microsoft.com/office/word/2012/wordml" xmlns:w16cid="http://schemas.microsoft.com/office/word/2016/wordml/cid" xmlns:w16se="http://schemas.microsoft.com/office/word/2015/wordml/symex" mc:Ignorable="w14 w15 w16se w16cid">
+<w:styles xmlns:mc="http://schemas.openxmlformats.org/markup-compatibility/2006" xmlns:r="http://schemas.openxmlformats.org/officeDocument/2006/relationships" xmlns:w="http://schemas.openxmlformats.org/wordprocessingml/2006/main" xmlns:w14="http://schemas.microsoft.com/office/word/2010/wordml" xmlns:w15="http://schemas.microsoft.com/office/word/2012/wordml" xmlns:w16cex="http://schemas.microsoft.com/office/word/2018/wordml/cex" xmlns:w16cid="http://schemas.microsoft.com/office/word/2016/wordml/cid" xmlns:w16="http://schemas.microsoft.com/office/word/2018/wordml" xmlns:w16du="http://schemas.microsoft.com/office/word/2023/wordml/word16du" xmlns:w16sdtdh="http://schemas.microsoft.com/office/word/2020/wordml/sdtdatahash" xmlns:w16sdtfl="http://schemas.microsoft.com/office/word/2024/wordml/sdtformatlock" xmlns:w16se="http://schemas.microsoft.com/office/word/2015/wordml/symex" mc:Ignorable="w14 w15 w16se w16cid w16 w16cex w16sdtdh w16sdtfl w16du">
   <w:docDefaults>
     <w:rPrDefault>
       <w:rPr>
@@ -20135,7 +24102,7 @@
       </w:pPr>
     </w:pPrDefault>
   </w:docDefaults>
-  <w:latentStyles w:defLockedState="0" w:defUIPriority="99" w:defSemiHidden="0" w:defUnhideWhenUsed="0" w:defQFormat="0" w:count="375">
+  <w:latentStyles w:defLockedState="0" w:defUIPriority="99" w:defSemiHidden="0" w:defUnhideWhenUsed="0" w:defQFormat="0" w:count="376">
     <w:lsdException w:name="Normal" w:uiPriority="0" w:qFormat="1"/>
     <w:lsdException w:name="heading 1" w:uiPriority="9" w:qFormat="1"/>
     <w:lsdException w:name="heading 2" w:semiHidden="1" w:uiPriority="9" w:unhideWhenUsed="1" w:qFormat="1"/>
@@ -20290,7 +24257,7 @@
     <w:lsdException w:name="Table Web 2" w:semiHidden="1" w:unhideWhenUsed="1"/>
     <w:lsdException w:name="Table Web 3" w:semiHidden="1" w:unhideWhenUsed="1"/>
     <w:lsdException w:name="Balloon Text" w:semiHidden="1" w:unhideWhenUsed="1"/>
-    <w:lsdException w:name="Table Grid" w:uiPriority="39"/>
+    <w:lsdException w:name="Table Grid" w:uiPriority="0"/>
     <w:lsdException w:name="Table Theme" w:semiHidden="1" w:unhideWhenUsed="1"/>
     <w:lsdException w:name="Placeholder Text" w:semiHidden="1"/>
     <w:lsdException w:name="No Spacing" w:uiPriority="1" w:qFormat="1"/>
@@ -20511,11 +24478,12 @@
     <w:lsdException w:name="Smart Hyperlink" w:semiHidden="1" w:unhideWhenUsed="1"/>
     <w:lsdException w:name="Hashtag" w:semiHidden="1" w:unhideWhenUsed="1"/>
     <w:lsdException w:name="Unresolved Mention" w:semiHidden="1" w:unhideWhenUsed="1"/>
+    <w:lsdException w:name="Smart Link" w:semiHidden="1" w:unhideWhenUsed="1"/>
   </w:latentStyles>
   <w:style w:type="paragraph" w:default="1" w:styleId="a">
     <w:name w:val="Normal"/>
     <w:qFormat/>
-    <w:rsid w:val="0074193B"/>
+    <w:rsid w:val="00A74915"/>
     <w:rPr>
       <w:rFonts w:ascii="Times New Roman" w:hAnsi="Times New Roman"/>
       <w:sz w:val="28"/>
@@ -20921,7 +24889,6 @@
   <w:style w:type="table" w:styleId="af1">
     <w:name w:val="Table Grid"/>
     <w:basedOn w:val="a2"/>
-    <w:uiPriority w:val="39"/>
     <w:rsid w:val="007434AA"/>
     <w:pPr>
       <w:spacing w:after="0" w:line="240" w:lineRule="auto"/>
@@ -21105,6 +25072,18 @@
       <w:rFonts w:ascii="Courier New" w:eastAsia="Times New Roman" w:hAnsi="Courier New" w:cs="Courier New"/>
       <w:sz w:val="20"/>
       <w:szCs w:val="20"/>
+    </w:rPr>
+  </w:style>
+  <w:style w:type="character" w:styleId="af7">
+    <w:name w:val="Unresolved Mention"/>
+    <w:basedOn w:val="a1"/>
+    <w:uiPriority w:val="99"/>
+    <w:semiHidden/>
+    <w:unhideWhenUsed/>
+    <w:rsid w:val="00D90413"/>
+    <w:rPr>
+      <w:color w:val="605E5C"/>
+      <w:shd w:val="clear" w:color="auto" w:fill="E1DFDD"/>
     </w:rPr>
   </w:style>
 </w:styles>
@@ -21376,7 +25355,7 @@
 </file>
 
 <file path=customXml/itemProps1.xml><?xml version="1.0" encoding="utf-8"?>
-<ds:datastoreItem xmlns:ds="http://schemas.openxmlformats.org/officeDocument/2006/customXml" ds:itemID="{0D2CC523-DBB0-4921-9E7A-97C5F27B31A4}">
+<ds:datastoreItem xmlns:ds="http://schemas.openxmlformats.org/officeDocument/2006/customXml" ds:itemID="{06786D4C-D7BB-42AC-B420-E427513C94B6}">
   <ds:schemaRefs>
     <ds:schemaRef ds:uri="http://schemas.openxmlformats.org/officeDocument/2006/bibliography"/>
   </ds:schemaRefs>
